--- a/docs/test_spec.docx
+++ b/docs/test_spec.docx
@@ -57,7 +57,7 @@
           <w:sz w:val="24"/>
           <w:szCs w:val="24"/>
         </w:rPr>
-        <w:t xml:space="preserve">Security Assessment System v2.2</w:t>
+        <w:t xml:space="preserve">Security Assessment System v2.4</w:t>
       </w:r>
     </w:p>
     <w:p>
@@ -166,7 +166,7 @@
                 <w:sz w:val="20"/>
                 <w:szCs w:val="20"/>
               </w:rPr>
-              <w:t xml:space="preserve">v2.2</w:t>
+              <w:t xml:space="preserve">v2.4</w:t>
             </w:r>
           </w:p>
         </w:tc>
@@ -233,7 +233,7 @@
                 <w:sz w:val="20"/>
                 <w:szCs w:val="20"/>
               </w:rPr>
-              <w:t xml:space="preserve">v2.2</w:t>
+              <w:t xml:space="preserve">v2.4</w:t>
             </w:r>
           </w:p>
         </w:tc>
@@ -432,7 +432,7 @@
                 <w:sz w:val="20"/>
                 <w:szCs w:val="20"/>
               </w:rPr>
-              <w:t xml:space="preserve">要件定義書・設計書 v2.2 に基づく</w:t>
+              <w:t xml:space="preserve">要件定義書・設計書 v2.4 に基づく</w:t>
             </w:r>
           </w:p>
         </w:tc>
@@ -510,7 +510,7 @@
           <w:sz w:val="21"/>
           <w:szCs w:val="21"/>
         </w:rPr>
-        <w:t xml:space="preserve">本テスト仕様書は、企業セキュリティ リスクアセスメントシステム v2.2 の品質を担保するために、実施すべきテストケースと判定基準を定義する。修正・機能追加の都度、本仕様書に基づく回帰テストを実施し、エラーが発見された場合は修正後に再テストを行う。</w:t>
+        <w:t xml:space="preserve">本テスト仕様書は、企業セキュリティ リスクアセスメントシステム v2.4 の品質を担保するために、実施すべきテストケースと判定基準を定義する。修正・機能追加の都度、本仕様書に基づく回帰テストを実施し、エラーが発見された場合は修正後に再テストを行う。</w:t>
       </w:r>
     </w:p>
     <w:p>
@@ -24970,7 +24970,7 @@
                 <w:sz w:val="17"/>
                 <w:szCs w:val="17"/>
               </w:rPr>
-              <w:t xml:space="preserve">バージョンモーダルが開き content/version.json の内容が表示される（バージョン「2.2」を含む）</w:t>
+              <w:t xml:space="preserve">バージョンモーダルが開き content/version.json の内容が表示される（バージョン「2.4」を含む）</w:t>
             </w:r>
           </w:p>
         </w:tc>
@@ -31980,7 +31980,4043 @@
           <w:b/>
           <w:color w:val="1E3A5F"/>
         </w:rPr>
-        <w:t xml:space="preserve">  v2.2 新機能テストケース</w:t>
+        <w:t xml:space="preserve">  v2.3 NIST CSF v2.0 対応テストケース</w:t>
+      </w:r>
+    </w:p>
+    <w:tbl>
+      <w:tblPr>
+        <w:tblW w:w="9360" w:type="dxa"/>
+        <w:tblBorders>
+          <w:top w:val="single" w:sz="1" w:color="CCCCCC"/>
+          <w:left w:val="single" w:sz="1" w:color="CCCCCC"/>
+          <w:bottom w:val="single" w:sz="1" w:color="CCCCCC"/>
+          <w:right w:val="single" w:sz="1" w:color="CCCCCC"/>
+          <w:insideH w:val="single" w:sz="1" w:color="CCCCCC"/>
+          <w:insideV w:val="single" w:sz="1" w:color="CCCCCC"/>
+        </w:tblBorders>
+      </w:tblPr>
+      <w:tblGrid>
+        <w:gridCol w:w="900"/>
+        <w:gridCol w:w="2000"/>
+        <w:gridCol w:w="1500"/>
+        <w:gridCol w:w="2500"/>
+        <w:gridCol w:w="2800"/>
+        <w:gridCol w:w="660"/>
+      </w:tblGrid>
+      <w:tr>
+        <w:tc>
+          <w:tcPr>
+            <w:tcW w:w="900" w:type="dxa"/>
+            <w:shd w:val="clear" w:color="auto" w:fill="1E3A5F"/>
+            <w:tcMar>
+              <w:top w:w="70" w:type="dxa"/>
+              <w:bottom w:w="70" w:type="dxa"/>
+              <w:left w:w="120" w:type="dxa"/>
+              <w:right w:w="120" w:type="dxa"/>
+            </w:tcMar>
+          </w:tcPr>
+          <w:p>
+            <w:pPr>
+              <w:spacing w:before="0" w:after="0"/>
+            </w:pPr>
+            <w:r>
+              <w:rPr>
+                <w:rFonts w:ascii="Arial" w:hAnsi="Arial"/>
+                <w:sz w:val="18"/>
+                <w:b/>
+                <w:color w:val="FFFFFF"/>
+              </w:rPr>
+              <w:t xml:space="preserve">テストID</w:t>
+            </w:r>
+          </w:p>
+        </w:tc>
+        <w:tc>
+          <w:tcPr>
+            <w:tcW w:w="2000" w:type="dxa"/>
+            <w:shd w:val="clear" w:color="auto" w:fill="1E3A5F"/>
+            <w:tcMar>
+              <w:top w:w="70" w:type="dxa"/>
+              <w:bottom w:w="70" w:type="dxa"/>
+              <w:left w:w="120" w:type="dxa"/>
+              <w:right w:w="120" w:type="dxa"/>
+            </w:tcMar>
+          </w:tcPr>
+          <w:p>
+            <w:pPr>
+              <w:spacing w:before="0" w:after="0"/>
+            </w:pPr>
+            <w:r>
+              <w:rPr>
+                <w:rFonts w:ascii="Arial" w:hAnsi="Arial"/>
+                <w:sz w:val="18"/>
+                <w:b/>
+                <w:color w:val="FFFFFF"/>
+              </w:rPr>
+              <w:t xml:space="preserve">テスト項目</w:t>
+            </w:r>
+          </w:p>
+        </w:tc>
+        <w:tc>
+          <w:tcPr>
+            <w:tcW w:w="1500" w:type="dxa"/>
+            <w:shd w:val="clear" w:color="auto" w:fill="1E3A5F"/>
+            <w:tcMar>
+              <w:top w:w="70" w:type="dxa"/>
+              <w:bottom w:w="70" w:type="dxa"/>
+              <w:left w:w="120" w:type="dxa"/>
+              <w:right w:w="120" w:type="dxa"/>
+            </w:tcMar>
+          </w:tcPr>
+          <w:p>
+            <w:pPr>
+              <w:spacing w:before="0" w:after="0"/>
+            </w:pPr>
+            <w:r>
+              <w:rPr>
+                <w:rFonts w:ascii="Arial" w:hAnsi="Arial"/>
+                <w:sz w:val="18"/>
+                <w:b/>
+                <w:color w:val="FFFFFF"/>
+              </w:rPr>
+              <w:t xml:space="preserve">対象画面</w:t>
+            </w:r>
+          </w:p>
+        </w:tc>
+        <w:tc>
+          <w:tcPr>
+            <w:tcW w:w="2500" w:type="dxa"/>
+            <w:shd w:val="clear" w:color="auto" w:fill="1E3A5F"/>
+            <w:tcMar>
+              <w:top w:w="70" w:type="dxa"/>
+              <w:bottom w:w="70" w:type="dxa"/>
+              <w:left w:w="120" w:type="dxa"/>
+              <w:right w:w="120" w:type="dxa"/>
+            </w:tcMar>
+          </w:tcPr>
+          <w:p>
+            <w:pPr>
+              <w:spacing w:before="0" w:after="0"/>
+            </w:pPr>
+            <w:r>
+              <w:rPr>
+                <w:rFonts w:ascii="Arial" w:hAnsi="Arial"/>
+                <w:sz w:val="18"/>
+                <w:b/>
+                <w:color w:val="FFFFFF"/>
+              </w:rPr>
+              <w:t xml:space="preserve">操作手順</w:t>
+            </w:r>
+          </w:p>
+        </w:tc>
+        <w:tc>
+          <w:tcPr>
+            <w:tcW w:w="2800" w:type="dxa"/>
+            <w:shd w:val="clear" w:color="auto" w:fill="1E3A5F"/>
+            <w:tcMar>
+              <w:top w:w="70" w:type="dxa"/>
+              <w:bottom w:w="70" w:type="dxa"/>
+              <w:left w:w="120" w:type="dxa"/>
+              <w:right w:w="120" w:type="dxa"/>
+            </w:tcMar>
+          </w:tcPr>
+          <w:p>
+            <w:pPr>
+              <w:spacing w:before="0" w:after="0"/>
+            </w:pPr>
+            <w:r>
+              <w:rPr>
+                <w:rFonts w:ascii="Arial" w:hAnsi="Arial"/>
+                <w:sz w:val="18"/>
+                <w:b/>
+                <w:color w:val="FFFFFF"/>
+              </w:rPr>
+              <w:t xml:space="preserve">期待結果</w:t>
+            </w:r>
+          </w:p>
+        </w:tc>
+        <w:tc>
+          <w:tcPr>
+            <w:tcW w:w="660" w:type="dxa"/>
+            <w:shd w:val="clear" w:color="auto" w:fill="1E3A5F"/>
+            <w:tcMar>
+              <w:top w:w="70" w:type="dxa"/>
+              <w:bottom w:w="70" w:type="dxa"/>
+              <w:left w:w="120" w:type="dxa"/>
+              <w:right w:w="120" w:type="dxa"/>
+            </w:tcMar>
+          </w:tcPr>
+          <w:p>
+            <w:pPr>
+              <w:spacing w:before="0" w:after="0"/>
+            </w:pPr>
+            <w:r>
+              <w:rPr>
+                <w:rFonts w:ascii="Arial" w:hAnsi="Arial"/>
+                <w:sz w:val="18"/>
+                <w:b/>
+                <w:color w:val="FFFFFF"/>
+              </w:rPr>
+              <w:t xml:space="preserve">判定</w:t>
+            </w:r>
+          </w:p>
+        </w:tc>
+      </w:tr>
+      <w:tr>
+        <w:tc>
+          <w:tcPr>
+            <w:tcW w:w="900" w:type="dxa"/>
+            <w:shd w:val="clear" w:color="auto" w:fill="F8FAFC"/>
+            <w:tcMar>
+              <w:top w:w="70" w:type="dxa"/>
+              <w:bottom w:w="70" w:type="dxa"/>
+              <w:left w:w="120" w:type="dxa"/>
+              <w:right w:w="120" w:type="dxa"/>
+            </w:tcMar>
+          </w:tcPr>
+          <w:p>
+            <w:pPr>
+              <w:spacing w:before="0" w:after="0"/>
+            </w:pPr>
+            <w:r>
+              <w:rPr>
+                <w:rFonts w:ascii="Arial" w:hAnsi="Arial"/>
+                <w:sz w:val="18"/>
+                <w:color w:val="374151"/>
+              </w:rPr>
+              <w:t xml:space="preserve">T-CSF01</w:t>
+            </w:r>
+          </w:p>
+        </w:tc>
+        <w:tc>
+          <w:tcPr>
+            <w:tcW w:w="2000" w:type="dxa"/>
+            <w:shd w:val="clear" w:color="auto" w:fill="F8FAFC"/>
+            <w:tcMar>
+              <w:top w:w="70" w:type="dxa"/>
+              <w:bottom w:w="70" w:type="dxa"/>
+              <w:left w:w="120" w:type="dxa"/>
+              <w:right w:w="120" w:type="dxa"/>
+            </w:tcMar>
+          </w:tcPr>
+          <w:p>
+            <w:pPr>
+              <w:spacing w:before="0" w:after="0"/>
+            </w:pPr>
+            <w:r>
+              <w:rPr>
+                <w:rFonts w:ascii="Arial" w:hAnsi="Arial"/>
+                <w:sz w:val="18"/>
+                <w:color w:val="374151"/>
+              </w:rPr>
+              <w:t xml:space="preserve">NIST CSF カード表示</w:t>
+            </w:r>
+          </w:p>
+        </w:tc>
+        <w:tc>
+          <w:tcPr>
+            <w:tcW w:w="1500" w:type="dxa"/>
+            <w:shd w:val="clear" w:color="auto" w:fill="F8FAFC"/>
+            <w:tcMar>
+              <w:top w:w="70" w:type="dxa"/>
+              <w:bottom w:w="70" w:type="dxa"/>
+              <w:left w:w="120" w:type="dxa"/>
+              <w:right w:w="120" w:type="dxa"/>
+            </w:tcMar>
+          </w:tcPr>
+          <w:p>
+            <w:pPr>
+              <w:spacing w:before="0" w:after="0"/>
+            </w:pPr>
+            <w:r>
+              <w:rPr>
+                <w:rFonts w:ascii="Arial" w:hAnsi="Arial"/>
+                <w:sz w:val="18"/>
+                <w:color w:val="374151"/>
+              </w:rPr>
+              <w:t xml:space="preserve">スタート画面</w:t>
+            </w:r>
+          </w:p>
+        </w:tc>
+        <w:tc>
+          <w:tcPr>
+            <w:tcW w:w="2500" w:type="dxa"/>
+            <w:shd w:val="clear" w:color="auto" w:fill="F8FAFC"/>
+            <w:tcMar>
+              <w:top w:w="70" w:type="dxa"/>
+              <w:bottom w:w="70" w:type="dxa"/>
+              <w:left w:w="120" w:type="dxa"/>
+              <w:right w:w="120" w:type="dxa"/>
+            </w:tcMar>
+          </w:tcPr>
+          <w:p>
+            <w:pPr>
+              <w:spacing w:before="0" w:after="0"/>
+            </w:pPr>
+            <w:r>
+              <w:rPr>
+                <w:rFonts w:ascii="Arial" w:hAnsi="Arial"/>
+                <w:sz w:val="18"/>
+                <w:color w:val="374151"/>
+              </w:rPr>
+              <w:t xml:space="preserve">フレームワーク選択画面を開く</w:t>
+            </w:r>
+          </w:p>
+        </w:tc>
+        <w:tc>
+          <w:tcPr>
+            <w:tcW w:w="2800" w:type="dxa"/>
+            <w:shd w:val="clear" w:color="auto" w:fill="F8FAFC"/>
+            <w:tcMar>
+              <w:top w:w="70" w:type="dxa"/>
+              <w:bottom w:w="70" w:type="dxa"/>
+              <w:left w:w="120" w:type="dxa"/>
+              <w:right w:w="120" w:type="dxa"/>
+            </w:tcMar>
+          </w:tcPr>
+          <w:p>
+            <w:pPr>
+              <w:spacing w:before="0" w:after="0"/>
+            </w:pPr>
+            <w:r>
+              <w:rPr>
+                <w:rFonts w:ascii="Arial" w:hAnsi="Arial"/>
+                <w:sz w:val="18"/>
+                <w:color w:val="374151"/>
+              </w:rPr>
+              <w:t xml:space="preserve">「NIST Cybersecurity Framework v2.0 全6機能」カードが表示される</w:t>
+            </w:r>
+          </w:p>
+        </w:tc>
+        <w:tc>
+          <w:tcPr>
+            <w:tcW w:w="660" w:type="dxa"/>
+            <w:shd w:val="clear" w:color="auto" w:fill="F8FAFC"/>
+            <w:tcMar>
+              <w:top w:w="70" w:type="dxa"/>
+              <w:bottom w:w="70" w:type="dxa"/>
+              <w:left w:w="120" w:type="dxa"/>
+              <w:right w:w="120" w:type="dxa"/>
+            </w:tcMar>
+          </w:tcPr>
+          <w:p>
+            <w:pPr>
+              <w:spacing w:before="0" w:after="0"/>
+            </w:pPr>
+            <w:r>
+              <w:rPr>
+                <w:rFonts w:ascii="Arial" w:hAnsi="Arial"/>
+                <w:sz w:val="18"/>
+                <w:color w:val="374151"/>
+              </w:rPr>
+              <w:t xml:space="preserve">正常</w:t>
+            </w:r>
+          </w:p>
+        </w:tc>
+      </w:tr>
+      <w:tr>
+        <w:tc>
+          <w:tcPr>
+            <w:tcW w:w="900" w:type="dxa"/>
+            <w:shd w:val="clear" w:color="auto" w:fill="FFFFFF"/>
+            <w:tcMar>
+              <w:top w:w="70" w:type="dxa"/>
+              <w:bottom w:w="70" w:type="dxa"/>
+              <w:left w:w="120" w:type="dxa"/>
+              <w:right w:w="120" w:type="dxa"/>
+            </w:tcMar>
+          </w:tcPr>
+          <w:p>
+            <w:pPr>
+              <w:spacing w:before="0" w:after="0"/>
+            </w:pPr>
+            <w:r>
+              <w:rPr>
+                <w:rFonts w:ascii="Arial" w:hAnsi="Arial"/>
+                <w:sz w:val="18"/>
+                <w:color w:val="374151"/>
+              </w:rPr>
+              <w:t xml:space="preserve">T-CSF02</w:t>
+            </w:r>
+          </w:p>
+        </w:tc>
+        <w:tc>
+          <w:tcPr>
+            <w:tcW w:w="2000" w:type="dxa"/>
+            <w:shd w:val="clear" w:color="auto" w:fill="FFFFFF"/>
+            <w:tcMar>
+              <w:top w:w="70" w:type="dxa"/>
+              <w:bottom w:w="70" w:type="dxa"/>
+              <w:left w:w="120" w:type="dxa"/>
+              <w:right w:w="120" w:type="dxa"/>
+            </w:tcMar>
+          </w:tcPr>
+          <w:p>
+            <w:pPr>
+              <w:spacing w:before="0" w:after="0"/>
+            </w:pPr>
+            <w:r>
+              <w:rPr>
+                <w:rFonts w:ascii="Arial" w:hAnsi="Arial"/>
+                <w:sz w:val="18"/>
+                <w:color w:val="374151"/>
+              </w:rPr>
+              <w:t xml:space="preserve">NIST CSF 開始</w:t>
+            </w:r>
+          </w:p>
+        </w:tc>
+        <w:tc>
+          <w:tcPr>
+            <w:tcW w:w="1500" w:type="dxa"/>
+            <w:shd w:val="clear" w:color="auto" w:fill="FFFFFF"/>
+            <w:tcMar>
+              <w:top w:w="70" w:type="dxa"/>
+              <w:bottom w:w="70" w:type="dxa"/>
+              <w:left w:w="120" w:type="dxa"/>
+              <w:right w:w="120" w:type="dxa"/>
+            </w:tcMar>
+          </w:tcPr>
+          <w:p>
+            <w:pPr>
+              <w:spacing w:before="0" w:after="0"/>
+            </w:pPr>
+            <w:r>
+              <w:rPr>
+                <w:rFonts w:ascii="Arial" w:hAnsi="Arial"/>
+                <w:sz w:val="18"/>
+                <w:color w:val="374151"/>
+              </w:rPr>
+              <w:t xml:space="preserve">スタート画面</w:t>
+            </w:r>
+          </w:p>
+        </w:tc>
+        <w:tc>
+          <w:tcPr>
+            <w:tcW w:w="2500" w:type="dxa"/>
+            <w:shd w:val="clear" w:color="auto" w:fill="FFFFFF"/>
+            <w:tcMar>
+              <w:top w:w="70" w:type="dxa"/>
+              <w:bottom w:w="70" w:type="dxa"/>
+              <w:left w:w="120" w:type="dxa"/>
+              <w:right w:w="120" w:type="dxa"/>
+            </w:tcMar>
+          </w:tcPr>
+          <w:p>
+            <w:pPr>
+              <w:spacing w:before="0" w:after="0"/>
+            </w:pPr>
+            <w:r>
+              <w:rPr>
+                <w:rFonts w:ascii="Arial" w:hAnsi="Arial"/>
+                <w:sz w:val="18"/>
+                <w:color w:val="374151"/>
+              </w:rPr>
+              <w:t xml:space="preserve">NIST CSF カードを選択し「アセスメントを開始する」をクリック</w:t>
+            </w:r>
+          </w:p>
+        </w:tc>
+        <w:tc>
+          <w:tcPr>
+            <w:tcW w:w="2800" w:type="dxa"/>
+            <w:shd w:val="clear" w:color="auto" w:fill="FFFFFF"/>
+            <w:tcMar>
+              <w:top w:w="70" w:type="dxa"/>
+              <w:bottom w:w="70" w:type="dxa"/>
+              <w:left w:w="120" w:type="dxa"/>
+              <w:right w:w="120" w:type="dxa"/>
+            </w:tcMar>
+          </w:tcPr>
+          <w:p>
+            <w:pPr>
+              <w:spacing w:before="0" w:after="0"/>
+            </w:pPr>
+            <w:r>
+              <w:rPr>
+                <w:rFonts w:ascii="Arial" w:hAnsi="Arial"/>
+                <w:sz w:val="18"/>
+                <w:color w:val="374151"/>
+              </w:rPr>
+              <w:t xml:space="preserve">6セクション（GV/ID/PR/DE/RS/RC）のタブが表示される</w:t>
+            </w:r>
+          </w:p>
+        </w:tc>
+        <w:tc>
+          <w:tcPr>
+            <w:tcW w:w="660" w:type="dxa"/>
+            <w:shd w:val="clear" w:color="auto" w:fill="FFFFFF"/>
+            <w:tcMar>
+              <w:top w:w="70" w:type="dxa"/>
+              <w:bottom w:w="70" w:type="dxa"/>
+              <w:left w:w="120" w:type="dxa"/>
+              <w:right w:w="120" w:type="dxa"/>
+            </w:tcMar>
+          </w:tcPr>
+          <w:p>
+            <w:pPr>
+              <w:spacing w:before="0" w:after="0"/>
+            </w:pPr>
+            <w:r>
+              <w:rPr>
+                <w:rFonts w:ascii="Arial" w:hAnsi="Arial"/>
+                <w:sz w:val="18"/>
+                <w:color w:val="374151"/>
+              </w:rPr>
+              <w:t xml:space="preserve">正常</w:t>
+            </w:r>
+          </w:p>
+        </w:tc>
+      </w:tr>
+      <w:tr>
+        <w:tc>
+          <w:tcPr>
+            <w:tcW w:w="900" w:type="dxa"/>
+            <w:shd w:val="clear" w:color="auto" w:fill="F8FAFC"/>
+            <w:tcMar>
+              <w:top w:w="70" w:type="dxa"/>
+              <w:bottom w:w="70" w:type="dxa"/>
+              <w:left w:w="120" w:type="dxa"/>
+              <w:right w:w="120" w:type="dxa"/>
+            </w:tcMar>
+          </w:tcPr>
+          <w:p>
+            <w:pPr>
+              <w:spacing w:before="0" w:after="0"/>
+            </w:pPr>
+            <w:r>
+              <w:rPr>
+                <w:rFonts w:ascii="Arial" w:hAnsi="Arial"/>
+                <w:sz w:val="18"/>
+                <w:color w:val="374151"/>
+              </w:rPr>
+              <w:t xml:space="preserve">T-CSF03</w:t>
+            </w:r>
+          </w:p>
+        </w:tc>
+        <w:tc>
+          <w:tcPr>
+            <w:tcW w:w="2000" w:type="dxa"/>
+            <w:shd w:val="clear" w:color="auto" w:fill="F8FAFC"/>
+            <w:tcMar>
+              <w:top w:w="70" w:type="dxa"/>
+              <w:bottom w:w="70" w:type="dxa"/>
+              <w:left w:w="120" w:type="dxa"/>
+              <w:right w:w="120" w:type="dxa"/>
+            </w:tcMar>
+          </w:tcPr>
+          <w:p>
+            <w:pPr>
+              <w:spacing w:before="0" w:after="0"/>
+            </w:pPr>
+            <w:r>
+              <w:rPr>
+                <w:rFonts w:ascii="Arial" w:hAnsi="Arial"/>
+                <w:sz w:val="18"/>
+                <w:color w:val="374151"/>
+              </w:rPr>
+              <w:t xml:space="preserve">NIST CSF 質問数</w:t>
+            </w:r>
+          </w:p>
+        </w:tc>
+        <w:tc>
+          <w:tcPr>
+            <w:tcW w:w="1500" w:type="dxa"/>
+            <w:shd w:val="clear" w:color="auto" w:fill="F8FAFC"/>
+            <w:tcMar>
+              <w:top w:w="70" w:type="dxa"/>
+              <w:bottom w:w="70" w:type="dxa"/>
+              <w:left w:w="120" w:type="dxa"/>
+              <w:right w:w="120" w:type="dxa"/>
+            </w:tcMar>
+          </w:tcPr>
+          <w:p>
+            <w:pPr>
+              <w:spacing w:before="0" w:after="0"/>
+            </w:pPr>
+            <w:r>
+              <w:rPr>
+                <w:rFonts w:ascii="Arial" w:hAnsi="Arial"/>
+                <w:sz w:val="18"/>
+                <w:color w:val="374151"/>
+              </w:rPr>
+              <w:t xml:space="preserve">回答入力画面</w:t>
+            </w:r>
+          </w:p>
+        </w:tc>
+        <w:tc>
+          <w:tcPr>
+            <w:tcW w:w="2500" w:type="dxa"/>
+            <w:shd w:val="clear" w:color="auto" w:fill="F8FAFC"/>
+            <w:tcMar>
+              <w:top w:w="70" w:type="dxa"/>
+              <w:bottom w:w="70" w:type="dxa"/>
+              <w:left w:w="120" w:type="dxa"/>
+              <w:right w:w="120" w:type="dxa"/>
+            </w:tcMar>
+          </w:tcPr>
+          <w:p>
+            <w:pPr>
+              <w:spacing w:before="0" w:after="0"/>
+            </w:pPr>
+            <w:r>
+              <w:rPr>
+                <w:rFonts w:ascii="Arial" w:hAnsi="Arial"/>
+                <w:sz w:val="18"/>
+                <w:color w:val="374151"/>
+              </w:rPr>
+              <w:t xml:space="preserve">NIST CSF で全セクションの質問数を確認</w:t>
+            </w:r>
+          </w:p>
+        </w:tc>
+        <w:tc>
+          <w:tcPr>
+            <w:tcW w:w="2800" w:type="dxa"/>
+            <w:shd w:val="clear" w:color="auto" w:fill="F8FAFC"/>
+            <w:tcMar>
+              <w:top w:w="70" w:type="dxa"/>
+              <w:bottom w:w="70" w:type="dxa"/>
+              <w:left w:w="120" w:type="dxa"/>
+              <w:right w:w="120" w:type="dxa"/>
+            </w:tcMar>
+          </w:tcPr>
+          <w:p>
+            <w:pPr>
+              <w:spacing w:before="0" w:after="0"/>
+            </w:pPr>
+            <w:r>
+              <w:rPr>
+                <w:rFonts w:ascii="Arial" w:hAnsi="Arial"/>
+                <w:sz w:val="18"/>
+                <w:color w:val="374151"/>
+              </w:rPr>
+              <w:t xml:space="preserve">合計63問（GV:15・ID:10・PR:16・DE:8・RS:9・RC:5）が表示される</w:t>
+            </w:r>
+          </w:p>
+        </w:tc>
+        <w:tc>
+          <w:tcPr>
+            <w:tcW w:w="660" w:type="dxa"/>
+            <w:shd w:val="clear" w:color="auto" w:fill="F8FAFC"/>
+            <w:tcMar>
+              <w:top w:w="70" w:type="dxa"/>
+              <w:bottom w:w="70" w:type="dxa"/>
+              <w:left w:w="120" w:type="dxa"/>
+              <w:right w:w="120" w:type="dxa"/>
+            </w:tcMar>
+          </w:tcPr>
+          <w:p>
+            <w:pPr>
+              <w:spacing w:before="0" w:after="0"/>
+            </w:pPr>
+            <w:r>
+              <w:rPr>
+                <w:rFonts w:ascii="Arial" w:hAnsi="Arial"/>
+                <w:sz w:val="18"/>
+                <w:color w:val="374151"/>
+              </w:rPr>
+              <w:t xml:space="preserve">正常</w:t>
+            </w:r>
+          </w:p>
+        </w:tc>
+      </w:tr>
+      <w:tr>
+        <w:tc>
+          <w:tcPr>
+            <w:tcW w:w="900" w:type="dxa"/>
+            <w:shd w:val="clear" w:color="auto" w:fill="FFFFFF"/>
+            <w:tcMar>
+              <w:top w:w="70" w:type="dxa"/>
+              <w:bottom w:w="70" w:type="dxa"/>
+              <w:left w:w="120" w:type="dxa"/>
+              <w:right w:w="120" w:type="dxa"/>
+            </w:tcMar>
+          </w:tcPr>
+          <w:p>
+            <w:pPr>
+              <w:spacing w:before="0" w:after="0"/>
+            </w:pPr>
+            <w:r>
+              <w:rPr>
+                <w:rFonts w:ascii="Arial" w:hAnsi="Arial"/>
+                <w:sz w:val="18"/>
+                <w:color w:val="374151"/>
+              </w:rPr>
+              <w:t xml:space="preserve">T-CSF04</w:t>
+            </w:r>
+          </w:p>
+        </w:tc>
+        <w:tc>
+          <w:tcPr>
+            <w:tcW w:w="2000" w:type="dxa"/>
+            <w:shd w:val="clear" w:color="auto" w:fill="FFFFFF"/>
+            <w:tcMar>
+              <w:top w:w="70" w:type="dxa"/>
+              <w:bottom w:w="70" w:type="dxa"/>
+              <w:left w:w="120" w:type="dxa"/>
+              <w:right w:w="120" w:type="dxa"/>
+            </w:tcMar>
+          </w:tcPr>
+          <w:p>
+            <w:pPr>
+              <w:spacing w:before="0" w:after="0"/>
+            </w:pPr>
+            <w:r>
+              <w:rPr>
+                <w:rFonts w:ascii="Arial" w:hAnsi="Arial"/>
+                <w:sz w:val="18"/>
+                <w:color w:val="374151"/>
+              </w:rPr>
+              <w:t xml:space="preserve">CSF 識別番号タグ表示</w:t>
+            </w:r>
+          </w:p>
+        </w:tc>
+        <w:tc>
+          <w:tcPr>
+            <w:tcW w:w="1500" w:type="dxa"/>
+            <w:shd w:val="clear" w:color="auto" w:fill="FFFFFF"/>
+            <w:tcMar>
+              <w:top w:w="70" w:type="dxa"/>
+              <w:bottom w:w="70" w:type="dxa"/>
+              <w:left w:w="120" w:type="dxa"/>
+              <w:right w:w="120" w:type="dxa"/>
+            </w:tcMar>
+          </w:tcPr>
+          <w:p>
+            <w:pPr>
+              <w:spacing w:before="0" w:after="0"/>
+            </w:pPr>
+            <w:r>
+              <w:rPr>
+                <w:rFonts w:ascii="Arial" w:hAnsi="Arial"/>
+                <w:sz w:val="18"/>
+                <w:color w:val="374151"/>
+              </w:rPr>
+              <w:t xml:space="preserve">回答入力画面</w:t>
+            </w:r>
+          </w:p>
+        </w:tc>
+        <w:tc>
+          <w:tcPr>
+            <w:tcW w:w="2500" w:type="dxa"/>
+            <w:shd w:val="clear" w:color="auto" w:fill="FFFFFF"/>
+            <w:tcMar>
+              <w:top w:w="70" w:type="dxa"/>
+              <w:bottom w:w="70" w:type="dxa"/>
+              <w:left w:w="120" w:type="dxa"/>
+              <w:right w:w="120" w:type="dxa"/>
+            </w:tcMar>
+          </w:tcPr>
+          <w:p>
+            <w:pPr>
+              <w:spacing w:before="0" w:after="0"/>
+            </w:pPr>
+            <w:r>
+              <w:rPr>
+                <w:rFonts w:ascii="Arial" w:hAnsi="Arial"/>
+                <w:sz w:val="18"/>
+                <w:color w:val="374151"/>
+              </w:rPr>
+              <w:t xml:space="preserve">GV セクションの質問の識別番号タグを確認</w:t>
+            </w:r>
+          </w:p>
+        </w:tc>
+        <w:tc>
+          <w:tcPr>
+            <w:tcW w:w="2800" w:type="dxa"/>
+            <w:shd w:val="clear" w:color="auto" w:fill="FFFFFF"/>
+            <w:tcMar>
+              <w:top w:w="70" w:type="dxa"/>
+              <w:bottom w:w="70" w:type="dxa"/>
+              <w:left w:w="120" w:type="dxa"/>
+              <w:right w:w="120" w:type="dxa"/>
+            </w:tcMar>
+          </w:tcPr>
+          <w:p>
+            <w:pPr>
+              <w:spacing w:before="0" w:after="0"/>
+            </w:pPr>
+            <w:r>
+              <w:rPr>
+                <w:rFonts w:ascii="Arial" w:hAnsi="Arial"/>
+                <w:sz w:val="18"/>
+                <w:color w:val="374151"/>
+              </w:rPr>
+              <w:t xml:space="preserve">「CSF GV.OC-01」等の識別番号タグが表示される</w:t>
+            </w:r>
+          </w:p>
+        </w:tc>
+        <w:tc>
+          <w:tcPr>
+            <w:tcW w:w="660" w:type="dxa"/>
+            <w:shd w:val="clear" w:color="auto" w:fill="FFFFFF"/>
+            <w:tcMar>
+              <w:top w:w="70" w:type="dxa"/>
+              <w:bottom w:w="70" w:type="dxa"/>
+              <w:left w:w="120" w:type="dxa"/>
+              <w:right w:w="120" w:type="dxa"/>
+            </w:tcMar>
+          </w:tcPr>
+          <w:p>
+            <w:pPr>
+              <w:spacing w:before="0" w:after="0"/>
+            </w:pPr>
+            <w:r>
+              <w:rPr>
+                <w:rFonts w:ascii="Arial" w:hAnsi="Arial"/>
+                <w:sz w:val="18"/>
+                <w:color w:val="374151"/>
+              </w:rPr>
+              <w:t xml:space="preserve">正常</w:t>
+            </w:r>
+          </w:p>
+        </w:tc>
+      </w:tr>
+      <w:tr>
+        <w:tc>
+          <w:tcPr>
+            <w:tcW w:w="900" w:type="dxa"/>
+            <w:shd w:val="clear" w:color="auto" w:fill="F8FAFC"/>
+            <w:tcMar>
+              <w:top w:w="70" w:type="dxa"/>
+              <w:bottom w:w="70" w:type="dxa"/>
+              <w:left w:w="120" w:type="dxa"/>
+              <w:right w:w="120" w:type="dxa"/>
+            </w:tcMar>
+          </w:tcPr>
+          <w:p>
+            <w:pPr>
+              <w:spacing w:before="0" w:after="0"/>
+            </w:pPr>
+            <w:r>
+              <w:rPr>
+                <w:rFonts w:ascii="Arial" w:hAnsi="Arial"/>
+                <w:sz w:val="18"/>
+                <w:color w:val="374151"/>
+              </w:rPr>
+              <w:t xml:space="preserve">T-CSF05</w:t>
+            </w:r>
+          </w:p>
+        </w:tc>
+        <w:tc>
+          <w:tcPr>
+            <w:tcW w:w="2000" w:type="dxa"/>
+            <w:shd w:val="clear" w:color="auto" w:fill="F8FAFC"/>
+            <w:tcMar>
+              <w:top w:w="70" w:type="dxa"/>
+              <w:bottom w:w="70" w:type="dxa"/>
+              <w:left w:w="120" w:type="dxa"/>
+              <w:right w:w="120" w:type="dxa"/>
+            </w:tcMar>
+          </w:tcPr>
+          <w:p>
+            <w:pPr>
+              <w:spacing w:before="0" w:after="0"/>
+            </w:pPr>
+            <w:r>
+              <w:rPr>
+                <w:rFonts w:ascii="Arial" w:hAnsi="Arial"/>
+                <w:sz w:val="18"/>
+                <w:color w:val="374151"/>
+              </w:rPr>
+              <w:t xml:space="preserve">CSF 識別番号ホバー</w:t>
+            </w:r>
+          </w:p>
+        </w:tc>
+        <w:tc>
+          <w:tcPr>
+            <w:tcW w:w="1500" w:type="dxa"/>
+            <w:shd w:val="clear" w:color="auto" w:fill="F8FAFC"/>
+            <w:tcMar>
+              <w:top w:w="70" w:type="dxa"/>
+              <w:bottom w:w="70" w:type="dxa"/>
+              <w:left w:w="120" w:type="dxa"/>
+              <w:right w:w="120" w:type="dxa"/>
+            </w:tcMar>
+          </w:tcPr>
+          <w:p>
+            <w:pPr>
+              <w:spacing w:before="0" w:after="0"/>
+            </w:pPr>
+            <w:r>
+              <w:rPr>
+                <w:rFonts w:ascii="Arial" w:hAnsi="Arial"/>
+                <w:sz w:val="18"/>
+                <w:color w:val="374151"/>
+              </w:rPr>
+              <w:t xml:space="preserve">回答入力画面</w:t>
+            </w:r>
+          </w:p>
+        </w:tc>
+        <w:tc>
+          <w:tcPr>
+            <w:tcW w:w="2500" w:type="dxa"/>
+            <w:shd w:val="clear" w:color="auto" w:fill="F8FAFC"/>
+            <w:tcMar>
+              <w:top w:w="70" w:type="dxa"/>
+              <w:bottom w:w="70" w:type="dxa"/>
+              <w:left w:w="120" w:type="dxa"/>
+              <w:right w:w="120" w:type="dxa"/>
+            </w:tcMar>
+          </w:tcPr>
+          <w:p>
+            <w:pPr>
+              <w:spacing w:before="0" w:after="0"/>
+            </w:pPr>
+            <w:r>
+              <w:rPr>
+                <w:rFonts w:ascii="Arial" w:hAnsi="Arial"/>
+                <w:sz w:val="18"/>
+                <w:color w:val="374151"/>
+              </w:rPr>
+              <w:t xml:space="preserve">識別番号タグ「CSF GV.OC-01」にホバー</w:t>
+            </w:r>
+          </w:p>
+        </w:tc>
+        <w:tc>
+          <w:tcPr>
+            <w:tcW w:w="2800" w:type="dxa"/>
+            <w:shd w:val="clear" w:color="auto" w:fill="F8FAFC"/>
+            <w:tcMar>
+              <w:top w:w="70" w:type="dxa"/>
+              <w:bottom w:w="70" w:type="dxa"/>
+              <w:left w:w="120" w:type="dxa"/>
+              <w:right w:w="120" w:type="dxa"/>
+            </w:tcMar>
+          </w:tcPr>
+          <w:p>
+            <w:pPr>
+              <w:spacing w:before="0" w:after="0"/>
+            </w:pPr>
+            <w:r>
+              <w:rPr>
+                <w:rFonts w:ascii="Arial" w:hAnsi="Arial"/>
+                <w:sz w:val="18"/>
+                <w:color w:val="374151"/>
+              </w:rPr>
+              <w:t xml:space="preserve">ツールチップに概要（組織コンテキスト等）が表示される</w:t>
+            </w:r>
+          </w:p>
+        </w:tc>
+        <w:tc>
+          <w:tcPr>
+            <w:tcW w:w="660" w:type="dxa"/>
+            <w:shd w:val="clear" w:color="auto" w:fill="F8FAFC"/>
+            <w:tcMar>
+              <w:top w:w="70" w:type="dxa"/>
+              <w:bottom w:w="70" w:type="dxa"/>
+              <w:left w:w="120" w:type="dxa"/>
+              <w:right w:w="120" w:type="dxa"/>
+            </w:tcMar>
+          </w:tcPr>
+          <w:p>
+            <w:pPr>
+              <w:spacing w:before="0" w:after="0"/>
+            </w:pPr>
+            <w:r>
+              <w:rPr>
+                <w:rFonts w:ascii="Arial" w:hAnsi="Arial"/>
+                <w:sz w:val="18"/>
+                <w:color w:val="374151"/>
+              </w:rPr>
+              <w:t xml:space="preserve">正常</w:t>
+            </w:r>
+          </w:p>
+        </w:tc>
+      </w:tr>
+      <w:tr>
+        <w:tc>
+          <w:tcPr>
+            <w:tcW w:w="900" w:type="dxa"/>
+            <w:shd w:val="clear" w:color="auto" w:fill="FFFFFF"/>
+            <w:tcMar>
+              <w:top w:w="70" w:type="dxa"/>
+              <w:bottom w:w="70" w:type="dxa"/>
+              <w:left w:w="120" w:type="dxa"/>
+              <w:right w:w="120" w:type="dxa"/>
+            </w:tcMar>
+          </w:tcPr>
+          <w:p>
+            <w:pPr>
+              <w:spacing w:before="0" w:after="0"/>
+            </w:pPr>
+            <w:r>
+              <w:rPr>
+                <w:rFonts w:ascii="Arial" w:hAnsi="Arial"/>
+                <w:sz w:val="18"/>
+                <w:color w:val="374151"/>
+              </w:rPr>
+              <w:t xml:space="preserve">T-CSF06</w:t>
+            </w:r>
+          </w:p>
+        </w:tc>
+        <w:tc>
+          <w:tcPr>
+            <w:tcW w:w="2000" w:type="dxa"/>
+            <w:shd w:val="clear" w:color="auto" w:fill="FFFFFF"/>
+            <w:tcMar>
+              <w:top w:w="70" w:type="dxa"/>
+              <w:bottom w:w="70" w:type="dxa"/>
+              <w:left w:w="120" w:type="dxa"/>
+              <w:right w:w="120" w:type="dxa"/>
+            </w:tcMar>
+          </w:tcPr>
+          <w:p>
+            <w:pPr>
+              <w:spacing w:before="0" w:after="0"/>
+            </w:pPr>
+            <w:r>
+              <w:rPr>
+                <w:rFonts w:ascii="Arial" w:hAnsi="Arial"/>
+                <w:sz w:val="18"/>
+                <w:color w:val="374151"/>
+              </w:rPr>
+              <w:t xml:space="preserve">CSF 識別番号クリック</w:t>
+            </w:r>
+          </w:p>
+        </w:tc>
+        <w:tc>
+          <w:tcPr>
+            <w:tcW w:w="1500" w:type="dxa"/>
+            <w:shd w:val="clear" w:color="auto" w:fill="FFFFFF"/>
+            <w:tcMar>
+              <w:top w:w="70" w:type="dxa"/>
+              <w:bottom w:w="70" w:type="dxa"/>
+              <w:left w:w="120" w:type="dxa"/>
+              <w:right w:w="120" w:type="dxa"/>
+            </w:tcMar>
+          </w:tcPr>
+          <w:p>
+            <w:pPr>
+              <w:spacing w:before="0" w:after="0"/>
+            </w:pPr>
+            <w:r>
+              <w:rPr>
+                <w:rFonts w:ascii="Arial" w:hAnsi="Arial"/>
+                <w:sz w:val="18"/>
+                <w:color w:val="374151"/>
+              </w:rPr>
+              <w:t xml:space="preserve">回答入力画面</w:t>
+            </w:r>
+          </w:p>
+        </w:tc>
+        <w:tc>
+          <w:tcPr>
+            <w:tcW w:w="2500" w:type="dxa"/>
+            <w:shd w:val="clear" w:color="auto" w:fill="FFFFFF"/>
+            <w:tcMar>
+              <w:top w:w="70" w:type="dxa"/>
+              <w:bottom w:w="70" w:type="dxa"/>
+              <w:left w:w="120" w:type="dxa"/>
+              <w:right w:w="120" w:type="dxa"/>
+            </w:tcMar>
+          </w:tcPr>
+          <w:p>
+            <w:pPr>
+              <w:spacing w:before="0" w:after="0"/>
+            </w:pPr>
+            <w:r>
+              <w:rPr>
+                <w:rFonts w:ascii="Arial" w:hAnsi="Arial"/>
+                <w:sz w:val="18"/>
+                <w:color w:val="374151"/>
+              </w:rPr>
+              <w:t xml:space="preserve">識別番号タグ「CSF GV.OC-01」をクリック</w:t>
+            </w:r>
+          </w:p>
+        </w:tc>
+        <w:tc>
+          <w:tcPr>
+            <w:tcW w:w="2800" w:type="dxa"/>
+            <w:shd w:val="clear" w:color="auto" w:fill="FFFFFF"/>
+            <w:tcMar>
+              <w:top w:w="70" w:type="dxa"/>
+              <w:bottom w:w="70" w:type="dxa"/>
+              <w:left w:w="120" w:type="dxa"/>
+              <w:right w:w="120" w:type="dxa"/>
+            </w:tcMar>
+          </w:tcPr>
+          <w:p>
+            <w:pPr>
+              <w:spacing w:before="0" w:after="0"/>
+            </w:pPr>
+            <w:r>
+              <w:rPr>
+                <w:rFonts w:ascii="Arial" w:hAnsi="Arial"/>
+                <w:sz w:val="18"/>
+                <w:color w:val="374151"/>
+              </w:rPr>
+              <w:t xml:space="preserve">ポップオーバーに正式名称・目的・主な要件・実装例が表示される</w:t>
+            </w:r>
+          </w:p>
+        </w:tc>
+        <w:tc>
+          <w:tcPr>
+            <w:tcW w:w="660" w:type="dxa"/>
+            <w:shd w:val="clear" w:color="auto" w:fill="FFFFFF"/>
+            <w:tcMar>
+              <w:top w:w="70" w:type="dxa"/>
+              <w:bottom w:w="70" w:type="dxa"/>
+              <w:left w:w="120" w:type="dxa"/>
+              <w:right w:w="120" w:type="dxa"/>
+            </w:tcMar>
+          </w:tcPr>
+          <w:p>
+            <w:pPr>
+              <w:spacing w:before="0" w:after="0"/>
+            </w:pPr>
+            <w:r>
+              <w:rPr>
+                <w:rFonts w:ascii="Arial" w:hAnsi="Arial"/>
+                <w:sz w:val="18"/>
+                <w:color w:val="374151"/>
+              </w:rPr>
+              <w:t xml:space="preserve">正常</w:t>
+            </w:r>
+          </w:p>
+        </w:tc>
+      </w:tr>
+      <w:tr>
+        <w:tc>
+          <w:tcPr>
+            <w:tcW w:w="900" w:type="dxa"/>
+            <w:shd w:val="clear" w:color="auto" w:fill="F8FAFC"/>
+            <w:tcMar>
+              <w:top w:w="70" w:type="dxa"/>
+              <w:bottom w:w="70" w:type="dxa"/>
+              <w:left w:w="120" w:type="dxa"/>
+              <w:right w:w="120" w:type="dxa"/>
+            </w:tcMar>
+          </w:tcPr>
+          <w:p>
+            <w:pPr>
+              <w:spacing w:before="0" w:after="0"/>
+            </w:pPr>
+            <w:r>
+              <w:rPr>
+                <w:rFonts w:ascii="Arial" w:hAnsi="Arial"/>
+                <w:sz w:val="18"/>
+                <w:color w:val="374151"/>
+              </w:rPr>
+              <w:t xml:space="preserve">T-CSF07</w:t>
+            </w:r>
+          </w:p>
+        </w:tc>
+        <w:tc>
+          <w:tcPr>
+            <w:tcW w:w="2000" w:type="dxa"/>
+            <w:shd w:val="clear" w:color="auto" w:fill="F8FAFC"/>
+            <w:tcMar>
+              <w:top w:w="70" w:type="dxa"/>
+              <w:bottom w:w="70" w:type="dxa"/>
+              <w:left w:w="120" w:type="dxa"/>
+              <w:right w:w="120" w:type="dxa"/>
+            </w:tcMar>
+          </w:tcPr>
+          <w:p>
+            <w:pPr>
+              <w:spacing w:before="0" w:after="0"/>
+            </w:pPr>
+            <w:r>
+              <w:rPr>
+                <w:rFonts w:ascii="Arial" w:hAnsi="Arial"/>
+                <w:sz w:val="18"/>
+                <w:color w:val="374151"/>
+              </w:rPr>
+              <w:t xml:space="preserve">CSF 全識別番号カバレッジ</w:t>
+            </w:r>
+          </w:p>
+        </w:tc>
+        <w:tc>
+          <w:tcPr>
+            <w:tcW w:w="1500" w:type="dxa"/>
+            <w:shd w:val="clear" w:color="auto" w:fill="F8FAFC"/>
+            <w:tcMar>
+              <w:top w:w="70" w:type="dxa"/>
+              <w:bottom w:w="70" w:type="dxa"/>
+              <w:left w:w="120" w:type="dxa"/>
+              <w:right w:w="120" w:type="dxa"/>
+            </w:tcMar>
+          </w:tcPr>
+          <w:p>
+            <w:pPr>
+              <w:spacing w:before="0" w:after="0"/>
+            </w:pPr>
+            <w:r>
+              <w:rPr>
+                <w:rFonts w:ascii="Arial" w:hAnsi="Arial"/>
+                <w:sz w:val="18"/>
+                <w:color w:val="374151"/>
+              </w:rPr>
+              <w:t xml:space="preserve">回答入力画面</w:t>
+            </w:r>
+          </w:p>
+        </w:tc>
+        <w:tc>
+          <w:tcPr>
+            <w:tcW w:w="2500" w:type="dxa"/>
+            <w:shd w:val="clear" w:color="auto" w:fill="F8FAFC"/>
+            <w:tcMar>
+              <w:top w:w="70" w:type="dxa"/>
+              <w:bottom w:w="70" w:type="dxa"/>
+              <w:left w:w="120" w:type="dxa"/>
+              <w:right w:w="120" w:type="dxa"/>
+            </w:tcMar>
+          </w:tcPr>
+          <w:p>
+            <w:pPr>
+              <w:spacing w:before="0" w:after="0"/>
+            </w:pPr>
+            <w:r>
+              <w:rPr>
+                <w:rFonts w:ascii="Arial" w:hAnsi="Arial"/>
+                <w:sz w:val="18"/>
+                <w:color w:val="374151"/>
+              </w:rPr>
+              <w:t xml:space="preserve">全63問の識別番号タグをクリック</w:t>
+            </w:r>
+          </w:p>
+        </w:tc>
+        <w:tc>
+          <w:tcPr>
+            <w:tcW w:w="2800" w:type="dxa"/>
+            <w:shd w:val="clear" w:color="auto" w:fill="F8FAFC"/>
+            <w:tcMar>
+              <w:top w:w="70" w:type="dxa"/>
+              <w:bottom w:w="70" w:type="dxa"/>
+              <w:left w:w="120" w:type="dxa"/>
+              <w:right w:w="120" w:type="dxa"/>
+            </w:tcMar>
+          </w:tcPr>
+          <w:p>
+            <w:pPr>
+              <w:spacing w:before="0" w:after="0"/>
+            </w:pPr>
+            <w:r>
+              <w:rPr>
+                <w:rFonts w:ascii="Arial" w:hAnsi="Arial"/>
+                <w:sz w:val="18"/>
+                <w:color w:val="374151"/>
+              </w:rPr>
+              <w:t xml:space="preserve">全てのタグで「見つかりませんでした」が表示されない</w:t>
+            </w:r>
+          </w:p>
+        </w:tc>
+        <w:tc>
+          <w:tcPr>
+            <w:tcW w:w="660" w:type="dxa"/>
+            <w:shd w:val="clear" w:color="auto" w:fill="F8FAFC"/>
+            <w:tcMar>
+              <w:top w:w="70" w:type="dxa"/>
+              <w:bottom w:w="70" w:type="dxa"/>
+              <w:left w:w="120" w:type="dxa"/>
+              <w:right w:w="120" w:type="dxa"/>
+            </w:tcMar>
+          </w:tcPr>
+          <w:p>
+            <w:pPr>
+              <w:spacing w:before="0" w:after="0"/>
+            </w:pPr>
+            <w:r>
+              <w:rPr>
+                <w:rFonts w:ascii="Arial" w:hAnsi="Arial"/>
+                <w:sz w:val="18"/>
+                <w:color w:val="374151"/>
+              </w:rPr>
+              <w:t xml:space="preserve">正常</w:t>
+            </w:r>
+          </w:p>
+        </w:tc>
+      </w:tr>
+      <w:tr>
+        <w:tc>
+          <w:tcPr>
+            <w:tcW w:w="900" w:type="dxa"/>
+            <w:shd w:val="clear" w:color="auto" w:fill="FFFFFF"/>
+            <w:tcMar>
+              <w:top w:w="70" w:type="dxa"/>
+              <w:bottom w:w="70" w:type="dxa"/>
+              <w:left w:w="120" w:type="dxa"/>
+              <w:right w:w="120" w:type="dxa"/>
+            </w:tcMar>
+          </w:tcPr>
+          <w:p>
+            <w:pPr>
+              <w:spacing w:before="0" w:after="0"/>
+            </w:pPr>
+            <w:r>
+              <w:rPr>
+                <w:rFonts w:ascii="Arial" w:hAnsi="Arial"/>
+                <w:sz w:val="18"/>
+                <w:color w:val="374151"/>
+              </w:rPr>
+              <w:t xml:space="preserve">T-CSF08</w:t>
+            </w:r>
+          </w:p>
+        </w:tc>
+        <w:tc>
+          <w:tcPr>
+            <w:tcW w:w="2000" w:type="dxa"/>
+            <w:shd w:val="clear" w:color="auto" w:fill="FFFFFF"/>
+            <w:tcMar>
+              <w:top w:w="70" w:type="dxa"/>
+              <w:bottom w:w="70" w:type="dxa"/>
+              <w:left w:w="120" w:type="dxa"/>
+              <w:right w:w="120" w:type="dxa"/>
+            </w:tcMar>
+          </w:tcPr>
+          <w:p>
+            <w:pPr>
+              <w:spacing w:before="0" w:after="0"/>
+            </w:pPr>
+            <w:r>
+              <w:rPr>
+                <w:rFonts w:ascii="Arial" w:hAnsi="Arial"/>
+                <w:sz w:val="18"/>
+                <w:color w:val="374151"/>
+              </w:rPr>
+              <w:t xml:space="preserve">CSF レーダーチャート</w:t>
+            </w:r>
+          </w:p>
+        </w:tc>
+        <w:tc>
+          <w:tcPr>
+            <w:tcW w:w="1500" w:type="dxa"/>
+            <w:shd w:val="clear" w:color="auto" w:fill="FFFFFF"/>
+            <w:tcMar>
+              <w:top w:w="70" w:type="dxa"/>
+              <w:bottom w:w="70" w:type="dxa"/>
+              <w:left w:w="120" w:type="dxa"/>
+              <w:right w:w="120" w:type="dxa"/>
+            </w:tcMar>
+          </w:tcPr>
+          <w:p>
+            <w:pPr>
+              <w:spacing w:before="0" w:after="0"/>
+            </w:pPr>
+            <w:r>
+              <w:rPr>
+                <w:rFonts w:ascii="Arial" w:hAnsi="Arial"/>
+                <w:sz w:val="18"/>
+                <w:color w:val="374151"/>
+              </w:rPr>
+              <w:t xml:space="preserve">評価結果画面</w:t>
+            </w:r>
+          </w:p>
+        </w:tc>
+        <w:tc>
+          <w:tcPr>
+            <w:tcW w:w="2500" w:type="dxa"/>
+            <w:shd w:val="clear" w:color="auto" w:fill="FFFFFF"/>
+            <w:tcMar>
+              <w:top w:w="70" w:type="dxa"/>
+              <w:bottom w:w="70" w:type="dxa"/>
+              <w:left w:w="120" w:type="dxa"/>
+              <w:right w:w="120" w:type="dxa"/>
+            </w:tcMar>
+          </w:tcPr>
+          <w:p>
+            <w:pPr>
+              <w:spacing w:before="0" w:after="0"/>
+            </w:pPr>
+            <w:r>
+              <w:rPr>
+                <w:rFonts w:ascii="Arial" w:hAnsi="Arial"/>
+                <w:sz w:val="18"/>
+                <w:color w:val="374151"/>
+              </w:rPr>
+              <w:t xml:space="preserve">全問回答後に評価結果を表示</w:t>
+            </w:r>
+          </w:p>
+        </w:tc>
+        <w:tc>
+          <w:tcPr>
+            <w:tcW w:w="2800" w:type="dxa"/>
+            <w:shd w:val="clear" w:color="auto" w:fill="FFFFFF"/>
+            <w:tcMar>
+              <w:top w:w="70" w:type="dxa"/>
+              <w:bottom w:w="70" w:type="dxa"/>
+              <w:left w:w="120" w:type="dxa"/>
+              <w:right w:w="120" w:type="dxa"/>
+            </w:tcMar>
+          </w:tcPr>
+          <w:p>
+            <w:pPr>
+              <w:spacing w:before="0" w:after="0"/>
+            </w:pPr>
+            <w:r>
+              <w:rPr>
+                <w:rFonts w:ascii="Arial" w:hAnsi="Arial"/>
+                <w:sz w:val="18"/>
+                <w:color w:val="374151"/>
+              </w:rPr>
+              <w:t xml:space="preserve">レーダーチャートに GV/ID/PR/DE/RS/RC の6軸が表示される</w:t>
+            </w:r>
+          </w:p>
+        </w:tc>
+        <w:tc>
+          <w:tcPr>
+            <w:tcW w:w="660" w:type="dxa"/>
+            <w:shd w:val="clear" w:color="auto" w:fill="FFFFFF"/>
+            <w:tcMar>
+              <w:top w:w="70" w:type="dxa"/>
+              <w:bottom w:w="70" w:type="dxa"/>
+              <w:left w:w="120" w:type="dxa"/>
+              <w:right w:w="120" w:type="dxa"/>
+            </w:tcMar>
+          </w:tcPr>
+          <w:p>
+            <w:pPr>
+              <w:spacing w:before="0" w:after="0"/>
+            </w:pPr>
+            <w:r>
+              <w:rPr>
+                <w:rFonts w:ascii="Arial" w:hAnsi="Arial"/>
+                <w:sz w:val="18"/>
+                <w:color w:val="374151"/>
+              </w:rPr>
+              <w:t xml:space="preserve">正常</w:t>
+            </w:r>
+          </w:p>
+        </w:tc>
+      </w:tr>
+      <w:tr>
+        <w:tc>
+          <w:tcPr>
+            <w:tcW w:w="900" w:type="dxa"/>
+            <w:shd w:val="clear" w:color="auto" w:fill="F8FAFC"/>
+            <w:tcMar>
+              <w:top w:w="70" w:type="dxa"/>
+              <w:bottom w:w="70" w:type="dxa"/>
+              <w:left w:w="120" w:type="dxa"/>
+              <w:right w:w="120" w:type="dxa"/>
+            </w:tcMar>
+          </w:tcPr>
+          <w:p>
+            <w:pPr>
+              <w:spacing w:before="0" w:after="0"/>
+            </w:pPr>
+            <w:r>
+              <w:rPr>
+                <w:rFonts w:ascii="Arial" w:hAnsi="Arial"/>
+                <w:sz w:val="18"/>
+                <w:color w:val="374151"/>
+              </w:rPr>
+              <w:t xml:space="preserve">T-CSF09</w:t>
+            </w:r>
+          </w:p>
+        </w:tc>
+        <w:tc>
+          <w:tcPr>
+            <w:tcW w:w="2000" w:type="dxa"/>
+            <w:shd w:val="clear" w:color="auto" w:fill="F8FAFC"/>
+            <w:tcMar>
+              <w:top w:w="70" w:type="dxa"/>
+              <w:bottom w:w="70" w:type="dxa"/>
+              <w:left w:w="120" w:type="dxa"/>
+              <w:right w:w="120" w:type="dxa"/>
+            </w:tcMar>
+          </w:tcPr>
+          <w:p>
+            <w:pPr>
+              <w:spacing w:before="0" w:after="0"/>
+            </w:pPr>
+            <w:r>
+              <w:rPr>
+                <w:rFonts w:ascii="Arial" w:hAnsi="Arial"/>
+                <w:sz w:val="18"/>
+                <w:color w:val="374151"/>
+              </w:rPr>
+              <w:t xml:space="preserve">CSF セクション別スコア</w:t>
+            </w:r>
+          </w:p>
+        </w:tc>
+        <w:tc>
+          <w:tcPr>
+            <w:tcW w:w="1500" w:type="dxa"/>
+            <w:shd w:val="clear" w:color="auto" w:fill="F8FAFC"/>
+            <w:tcMar>
+              <w:top w:w="70" w:type="dxa"/>
+              <w:bottom w:w="70" w:type="dxa"/>
+              <w:left w:w="120" w:type="dxa"/>
+              <w:right w:w="120" w:type="dxa"/>
+            </w:tcMar>
+          </w:tcPr>
+          <w:p>
+            <w:pPr>
+              <w:spacing w:before="0" w:after="0"/>
+            </w:pPr>
+            <w:r>
+              <w:rPr>
+                <w:rFonts w:ascii="Arial" w:hAnsi="Arial"/>
+                <w:sz w:val="18"/>
+                <w:color w:val="374151"/>
+              </w:rPr>
+              <w:t xml:space="preserve">評価結果画面</w:t>
+            </w:r>
+          </w:p>
+        </w:tc>
+        <w:tc>
+          <w:tcPr>
+            <w:tcW w:w="2500" w:type="dxa"/>
+            <w:shd w:val="clear" w:color="auto" w:fill="F8FAFC"/>
+            <w:tcMar>
+              <w:top w:w="70" w:type="dxa"/>
+              <w:bottom w:w="70" w:type="dxa"/>
+              <w:left w:w="120" w:type="dxa"/>
+              <w:right w:w="120" w:type="dxa"/>
+            </w:tcMar>
+          </w:tcPr>
+          <w:p>
+            <w:pPr>
+              <w:spacing w:before="0" w:after="0"/>
+            </w:pPr>
+            <w:r>
+              <w:rPr>
+                <w:rFonts w:ascii="Arial" w:hAnsi="Arial"/>
+                <w:sz w:val="18"/>
+                <w:color w:val="374151"/>
+              </w:rPr>
+              <w:t xml:space="preserve">セクション別スコア一覧を確認</w:t>
+            </w:r>
+          </w:p>
+        </w:tc>
+        <w:tc>
+          <w:tcPr>
+            <w:tcW w:w="2800" w:type="dxa"/>
+            <w:shd w:val="clear" w:color="auto" w:fill="F8FAFC"/>
+            <w:tcMar>
+              <w:top w:w="70" w:type="dxa"/>
+              <w:bottom w:w="70" w:type="dxa"/>
+              <w:left w:w="120" w:type="dxa"/>
+              <w:right w:w="120" w:type="dxa"/>
+            </w:tcMar>
+          </w:tcPr>
+          <w:p>
+            <w:pPr>
+              <w:spacing w:before="0" w:after="0"/>
+            </w:pPr>
+            <w:r>
+              <w:rPr>
+                <w:rFonts w:ascii="Arial" w:hAnsi="Arial"/>
+                <w:sz w:val="18"/>
+                <w:color w:val="374151"/>
+              </w:rPr>
+              <w:t xml:space="preserve">GV〜RC の6セクションのスコアが正しく計算・表示される</w:t>
+            </w:r>
+          </w:p>
+        </w:tc>
+        <w:tc>
+          <w:tcPr>
+            <w:tcW w:w="660" w:type="dxa"/>
+            <w:shd w:val="clear" w:color="auto" w:fill="F8FAFC"/>
+            <w:tcMar>
+              <w:top w:w="70" w:type="dxa"/>
+              <w:bottom w:w="70" w:type="dxa"/>
+              <w:left w:w="120" w:type="dxa"/>
+              <w:right w:w="120" w:type="dxa"/>
+            </w:tcMar>
+          </w:tcPr>
+          <w:p>
+            <w:pPr>
+              <w:spacing w:before="0" w:after="0"/>
+            </w:pPr>
+            <w:r>
+              <w:rPr>
+                <w:rFonts w:ascii="Arial" w:hAnsi="Arial"/>
+                <w:sz w:val="18"/>
+                <w:color w:val="374151"/>
+              </w:rPr>
+              <w:t xml:space="preserve">正常</w:t>
+            </w:r>
+          </w:p>
+        </w:tc>
+      </w:tr>
+      <w:tr>
+        <w:tc>
+          <w:tcPr>
+            <w:tcW w:w="900" w:type="dxa"/>
+            <w:shd w:val="clear" w:color="auto" w:fill="FFFFFF"/>
+            <w:tcMar>
+              <w:top w:w="70" w:type="dxa"/>
+              <w:bottom w:w="70" w:type="dxa"/>
+              <w:left w:w="120" w:type="dxa"/>
+              <w:right w:w="120" w:type="dxa"/>
+            </w:tcMar>
+          </w:tcPr>
+          <w:p>
+            <w:pPr>
+              <w:spacing w:before="0" w:after="0"/>
+            </w:pPr>
+            <w:r>
+              <w:rPr>
+                <w:rFonts w:ascii="Arial" w:hAnsi="Arial"/>
+                <w:sz w:val="18"/>
+                <w:color w:val="374151"/>
+              </w:rPr>
+              <w:t xml:space="preserve">T-CSF10</w:t>
+            </w:r>
+          </w:p>
+        </w:tc>
+        <w:tc>
+          <w:tcPr>
+            <w:tcW w:w="2000" w:type="dxa"/>
+            <w:shd w:val="clear" w:color="auto" w:fill="FFFFFF"/>
+            <w:tcMar>
+              <w:top w:w="70" w:type="dxa"/>
+              <w:bottom w:w="70" w:type="dxa"/>
+              <w:left w:w="120" w:type="dxa"/>
+              <w:right w:w="120" w:type="dxa"/>
+            </w:tcMar>
+          </w:tcPr>
+          <w:p>
+            <w:pPr>
+              <w:spacing w:before="0" w:after="0"/>
+            </w:pPr>
+            <w:r>
+              <w:rPr>
+                <w:rFonts w:ascii="Arial" w:hAnsi="Arial"/>
+                <w:sz w:val="18"/>
+                <w:color w:val="374151"/>
+              </w:rPr>
+              <w:t xml:space="preserve">CSF 保存・読み込み</w:t>
+            </w:r>
+          </w:p>
+        </w:tc>
+        <w:tc>
+          <w:tcPr>
+            <w:tcW w:w="1500" w:type="dxa"/>
+            <w:shd w:val="clear" w:color="auto" w:fill="FFFFFF"/>
+            <w:tcMar>
+              <w:top w:w="70" w:type="dxa"/>
+              <w:bottom w:w="70" w:type="dxa"/>
+              <w:left w:w="120" w:type="dxa"/>
+              <w:right w:w="120" w:type="dxa"/>
+            </w:tcMar>
+          </w:tcPr>
+          <w:p>
+            <w:pPr>
+              <w:spacing w:before="0" w:after="0"/>
+            </w:pPr>
+            <w:r>
+              <w:rPr>
+                <w:rFonts w:ascii="Arial" w:hAnsi="Arial"/>
+                <w:sz w:val="18"/>
+                <w:color w:val="374151"/>
+              </w:rPr>
+              <w:t xml:space="preserve">スタート画面</w:t>
+            </w:r>
+          </w:p>
+        </w:tc>
+        <w:tc>
+          <w:tcPr>
+            <w:tcW w:w="2500" w:type="dxa"/>
+            <w:shd w:val="clear" w:color="auto" w:fill="FFFFFF"/>
+            <w:tcMar>
+              <w:top w:w="70" w:type="dxa"/>
+              <w:bottom w:w="70" w:type="dxa"/>
+              <w:left w:w="120" w:type="dxa"/>
+              <w:right w:w="120" w:type="dxa"/>
+            </w:tcMar>
+          </w:tcPr>
+          <w:p>
+            <w:pPr>
+              <w:spacing w:before="0" w:after="0"/>
+            </w:pPr>
+            <w:r>
+              <w:rPr>
+                <w:rFonts w:ascii="Arial" w:hAnsi="Arial"/>
+                <w:sz w:val="18"/>
+                <w:color w:val="374151"/>
+              </w:rPr>
+              <w:t xml:space="preserve">NIST CSF で回答後に保存し、読み込みで復元する</w:t>
+            </w:r>
+          </w:p>
+        </w:tc>
+        <w:tc>
+          <w:tcPr>
+            <w:tcW w:w="2800" w:type="dxa"/>
+            <w:shd w:val="clear" w:color="auto" w:fill="FFFFFF"/>
+            <w:tcMar>
+              <w:top w:w="70" w:type="dxa"/>
+              <w:bottom w:w="70" w:type="dxa"/>
+              <w:left w:w="120" w:type="dxa"/>
+              <w:right w:w="120" w:type="dxa"/>
+            </w:tcMar>
+          </w:tcPr>
+          <w:p>
+            <w:pPr>
+              <w:spacing w:before="0" w:after="0"/>
+            </w:pPr>
+            <w:r>
+              <w:rPr>
+                <w:rFonts w:ascii="Arial" w:hAnsi="Arial"/>
+                <w:sz w:val="18"/>
+                <w:color w:val="374151"/>
+              </w:rPr>
+              <w:t xml:space="preserve">フレームワーク・全回答・メモが正確に復元される</w:t>
+            </w:r>
+          </w:p>
+        </w:tc>
+        <w:tc>
+          <w:tcPr>
+            <w:tcW w:w="660" w:type="dxa"/>
+            <w:shd w:val="clear" w:color="auto" w:fill="FFFFFF"/>
+            <w:tcMar>
+              <w:top w:w="70" w:type="dxa"/>
+              <w:bottom w:w="70" w:type="dxa"/>
+              <w:left w:w="120" w:type="dxa"/>
+              <w:right w:w="120" w:type="dxa"/>
+            </w:tcMar>
+          </w:tcPr>
+          <w:p>
+            <w:pPr>
+              <w:spacing w:before="0" w:after="0"/>
+            </w:pPr>
+            <w:r>
+              <w:rPr>
+                <w:rFonts w:ascii="Arial" w:hAnsi="Arial"/>
+                <w:sz w:val="18"/>
+                <w:color w:val="374151"/>
+              </w:rPr>
+              <w:t xml:space="preserve">正常</w:t>
+            </w:r>
+          </w:p>
+        </w:tc>
+      </w:tr>
+      <w:tr>
+        <w:tc>
+          <w:tcPr>
+            <w:tcW w:w="900" w:type="dxa"/>
+            <w:shd w:val="clear" w:color="auto" w:fill="F8FAFC"/>
+            <w:tcMar>
+              <w:top w:w="70" w:type="dxa"/>
+              <w:bottom w:w="70" w:type="dxa"/>
+              <w:left w:w="120" w:type="dxa"/>
+              <w:right w:w="120" w:type="dxa"/>
+            </w:tcMar>
+          </w:tcPr>
+          <w:p>
+            <w:pPr>
+              <w:spacing w:before="0" w:after="0"/>
+            </w:pPr>
+            <w:r>
+              <w:rPr>
+                <w:rFonts w:ascii="Arial" w:hAnsi="Arial"/>
+                <w:sz w:val="18"/>
+                <w:color w:val="374151"/>
+              </w:rPr>
+              <w:t xml:space="preserve">T-CSF11</w:t>
+            </w:r>
+          </w:p>
+        </w:tc>
+        <w:tc>
+          <w:tcPr>
+            <w:tcW w:w="2000" w:type="dxa"/>
+            <w:shd w:val="clear" w:color="auto" w:fill="F8FAFC"/>
+            <w:tcMar>
+              <w:top w:w="70" w:type="dxa"/>
+              <w:bottom w:w="70" w:type="dxa"/>
+              <w:left w:w="120" w:type="dxa"/>
+              <w:right w:w="120" w:type="dxa"/>
+            </w:tcMar>
+          </w:tcPr>
+          <w:p>
+            <w:pPr>
+              <w:spacing w:before="0" w:after="0"/>
+            </w:pPr>
+            <w:r>
+              <w:rPr>
+                <w:rFonts w:ascii="Arial" w:hAnsi="Arial"/>
+                <w:sz w:val="18"/>
+                <w:color w:val="374151"/>
+              </w:rPr>
+              <w:t xml:space="preserve">CSF PDFレポート</w:t>
+            </w:r>
+          </w:p>
+        </w:tc>
+        <w:tc>
+          <w:tcPr>
+            <w:tcW w:w="1500" w:type="dxa"/>
+            <w:shd w:val="clear" w:color="auto" w:fill="F8FAFC"/>
+            <w:tcMar>
+              <w:top w:w="70" w:type="dxa"/>
+              <w:bottom w:w="70" w:type="dxa"/>
+              <w:left w:w="120" w:type="dxa"/>
+              <w:right w:w="120" w:type="dxa"/>
+            </w:tcMar>
+          </w:tcPr>
+          <w:p>
+            <w:pPr>
+              <w:spacing w:before="0" w:after="0"/>
+            </w:pPr>
+            <w:r>
+              <w:rPr>
+                <w:rFonts w:ascii="Arial" w:hAnsi="Arial"/>
+                <w:sz w:val="18"/>
+                <w:color w:val="374151"/>
+              </w:rPr>
+              <w:t xml:space="preserve">評価結果画面</w:t>
+            </w:r>
+          </w:p>
+        </w:tc>
+        <w:tc>
+          <w:tcPr>
+            <w:tcW w:w="2500" w:type="dxa"/>
+            <w:shd w:val="clear" w:color="auto" w:fill="F8FAFC"/>
+            <w:tcMar>
+              <w:top w:w="70" w:type="dxa"/>
+              <w:bottom w:w="70" w:type="dxa"/>
+              <w:left w:w="120" w:type="dxa"/>
+              <w:right w:w="120" w:type="dxa"/>
+            </w:tcMar>
+          </w:tcPr>
+          <w:p>
+            <w:pPr>
+              <w:spacing w:before="0" w:after="0"/>
+            </w:pPr>
+            <w:r>
+              <w:rPr>
+                <w:rFonts w:ascii="Arial" w:hAnsi="Arial"/>
+                <w:sz w:val="18"/>
+                <w:color w:val="374151"/>
+              </w:rPr>
+              <w:t xml:space="preserve">NIST CSF評価後に「📄 PDFレポート出力」をクリック</w:t>
+            </w:r>
+          </w:p>
+        </w:tc>
+        <w:tc>
+          <w:tcPr>
+            <w:tcW w:w="2800" w:type="dxa"/>
+            <w:shd w:val="clear" w:color="auto" w:fill="F8FAFC"/>
+            <w:tcMar>
+              <w:top w:w="70" w:type="dxa"/>
+              <w:bottom w:w="70" w:type="dxa"/>
+              <w:left w:w="120" w:type="dxa"/>
+              <w:right w:w="120" w:type="dxa"/>
+            </w:tcMar>
+          </w:tcPr>
+          <w:p>
+            <w:pPr>
+              <w:spacing w:before="0" w:after="0"/>
+            </w:pPr>
+            <w:r>
+              <w:rPr>
+                <w:rFonts w:ascii="Arial" w:hAnsi="Arial"/>
+                <w:sz w:val="18"/>
+                <w:color w:val="374151"/>
+              </w:rPr>
+              <w:t xml:space="preserve">PDF表紙にフレームワーク名「NIST Cybersecurity Framework v2.0」が表示される</w:t>
+            </w:r>
+          </w:p>
+        </w:tc>
+        <w:tc>
+          <w:tcPr>
+            <w:tcW w:w="660" w:type="dxa"/>
+            <w:shd w:val="clear" w:color="auto" w:fill="F8FAFC"/>
+            <w:tcMar>
+              <w:top w:w="70" w:type="dxa"/>
+              <w:bottom w:w="70" w:type="dxa"/>
+              <w:left w:w="120" w:type="dxa"/>
+              <w:right w:w="120" w:type="dxa"/>
+            </w:tcMar>
+          </w:tcPr>
+          <w:p>
+            <w:pPr>
+              <w:spacing w:before="0" w:after="0"/>
+            </w:pPr>
+            <w:r>
+              <w:rPr>
+                <w:rFonts w:ascii="Arial" w:hAnsi="Arial"/>
+                <w:sz w:val="18"/>
+                <w:color w:val="374151"/>
+              </w:rPr>
+              <w:t xml:space="preserve">正常</w:t>
+            </w:r>
+          </w:p>
+        </w:tc>
+      </w:tr>
+      <w:tr>
+        <w:tc>
+          <w:tcPr>
+            <w:tcW w:w="900" w:type="dxa"/>
+            <w:shd w:val="clear" w:color="auto" w:fill="FFFFFF"/>
+            <w:tcMar>
+              <w:top w:w="70" w:type="dxa"/>
+              <w:bottom w:w="70" w:type="dxa"/>
+              <w:left w:w="120" w:type="dxa"/>
+              <w:right w:w="120" w:type="dxa"/>
+            </w:tcMar>
+          </w:tcPr>
+          <w:p>
+            <w:pPr>
+              <w:spacing w:before="0" w:after="0"/>
+            </w:pPr>
+            <w:r>
+              <w:rPr>
+                <w:rFonts w:ascii="Arial" w:hAnsi="Arial"/>
+                <w:sz w:val="18"/>
+                <w:color w:val="374151"/>
+              </w:rPr>
+              <w:t xml:space="preserve">T-CSF12</w:t>
+            </w:r>
+          </w:p>
+        </w:tc>
+        <w:tc>
+          <w:tcPr>
+            <w:tcW w:w="2000" w:type="dxa"/>
+            <w:shd w:val="clear" w:color="auto" w:fill="FFFFFF"/>
+            <w:tcMar>
+              <w:top w:w="70" w:type="dxa"/>
+              <w:bottom w:w="70" w:type="dxa"/>
+              <w:left w:w="120" w:type="dxa"/>
+              <w:right w:w="120" w:type="dxa"/>
+            </w:tcMar>
+          </w:tcPr>
+          <w:p>
+            <w:pPr>
+              <w:spacing w:before="0" w:after="0"/>
+            </w:pPr>
+            <w:r>
+              <w:rPr>
+                <w:rFonts w:ascii="Arial" w:hAnsi="Arial"/>
+                <w:sz w:val="18"/>
+                <w:color w:val="374151"/>
+              </w:rPr>
+              <w:t xml:space="preserve">NIST CSF 解説書</w:t>
+            </w:r>
+          </w:p>
+        </w:tc>
+        <w:tc>
+          <w:tcPr>
+            <w:tcW w:w="1500" w:type="dxa"/>
+            <w:shd w:val="clear" w:color="auto" w:fill="FFFFFF"/>
+            <w:tcMar>
+              <w:top w:w="70" w:type="dxa"/>
+              <w:bottom w:w="70" w:type="dxa"/>
+              <w:left w:w="120" w:type="dxa"/>
+              <w:right w:w="120" w:type="dxa"/>
+            </w:tcMar>
+          </w:tcPr>
+          <w:p>
+            <w:pPr>
+              <w:spacing w:before="0" w:after="0"/>
+            </w:pPr>
+            <w:r>
+              <w:rPr>
+                <w:rFonts w:ascii="Arial" w:hAnsi="Arial"/>
+                <w:sz w:val="18"/>
+                <w:color w:val="374151"/>
+              </w:rPr>
+              <w:t xml:space="preserve">スタート画面</w:t>
+            </w:r>
+          </w:p>
+        </w:tc>
+        <w:tc>
+          <w:tcPr>
+            <w:tcW w:w="2500" w:type="dxa"/>
+            <w:shd w:val="clear" w:color="auto" w:fill="FFFFFF"/>
+            <w:tcMar>
+              <w:top w:w="70" w:type="dxa"/>
+              <w:bottom w:w="70" w:type="dxa"/>
+              <w:left w:w="120" w:type="dxa"/>
+              <w:right w:w="120" w:type="dxa"/>
+            </w:tcMar>
+          </w:tcPr>
+          <w:p>
+            <w:pPr>
+              <w:spacing w:before="0" w:after="0"/>
+            </w:pPr>
+            <w:r>
+              <w:rPr>
+                <w:rFonts w:ascii="Arial" w:hAnsi="Arial"/>
+                <w:sz w:val="18"/>
+                <w:color w:val="374151"/>
+              </w:rPr>
+              <w:t xml:space="preserve">メニューの「📖 解説書」を開き「NIST CSF v2.0 について」セクションを確認</w:t>
+            </w:r>
+          </w:p>
+        </w:tc>
+        <w:tc>
+          <w:tcPr>
+            <w:tcW w:w="2800" w:type="dxa"/>
+            <w:shd w:val="clear" w:color="auto" w:fill="FFFFFF"/>
+            <w:tcMar>
+              <w:top w:w="70" w:type="dxa"/>
+              <w:bottom w:w="70" w:type="dxa"/>
+              <w:left w:w="120" w:type="dxa"/>
+              <w:right w:w="120" w:type="dxa"/>
+            </w:tcMar>
+          </w:tcPr>
+          <w:p>
+            <w:pPr>
+              <w:spacing w:before="0" w:after="0"/>
+            </w:pPr>
+            <w:r>
+              <w:rPr>
+                <w:rFonts w:ascii="Arial" w:hAnsi="Arial"/>
+                <w:sz w:val="18"/>
+                <w:color w:val="374151"/>
+              </w:rPr>
+              <w:t xml:space="preserve">6機能の説明と問数が表示される</w:t>
+            </w:r>
+          </w:p>
+        </w:tc>
+        <w:tc>
+          <w:tcPr>
+            <w:tcW w:w="660" w:type="dxa"/>
+            <w:shd w:val="clear" w:color="auto" w:fill="FFFFFF"/>
+            <w:tcMar>
+              <w:top w:w="70" w:type="dxa"/>
+              <w:bottom w:w="70" w:type="dxa"/>
+              <w:left w:w="120" w:type="dxa"/>
+              <w:right w:w="120" w:type="dxa"/>
+            </w:tcMar>
+          </w:tcPr>
+          <w:p>
+            <w:pPr>
+              <w:spacing w:before="0" w:after="0"/>
+            </w:pPr>
+            <w:r>
+              <w:rPr>
+                <w:rFonts w:ascii="Arial" w:hAnsi="Arial"/>
+                <w:sz w:val="18"/>
+                <w:color w:val="374151"/>
+              </w:rPr>
+              <w:t xml:space="preserve">正常</w:t>
+            </w:r>
+          </w:p>
+        </w:tc>
+      </w:tr>
+    </w:tbl>
+    <w:p>
+      <w:pPr>
+        <w:spacing w:before="400" w:after="80"/>
+      </w:pPr>
+      <w:r>
+        <w:rPr>
+          <w:rFonts w:ascii="Arial" w:hAnsi="Arial"/>
+          <w:sz w:val="24"/>
+          <w:b/>
+          <w:color w:val="1E3A5F"/>
+        </w:rPr>
+        <w:t xml:space="preserve">  v2.4 保存ダウンロード・読み込みバグ修正テストケース</w:t>
+      </w:r>
+    </w:p>
+    <w:tbl>
+      <w:tblPr>
+        <w:tblW w:w="9360" w:type="dxa"/>
+        <w:tblBorders>
+          <w:top w:val="single" w:sz="1" w:color="CCCCCC"/>
+          <w:left w:val="single" w:sz="1" w:color="CCCCCC"/>
+          <w:bottom w:val="single" w:sz="1" w:color="CCCCCC"/>
+          <w:right w:val="single" w:sz="1" w:color="CCCCCC"/>
+          <w:insideH w:val="single" w:sz="1" w:color="CCCCCC"/>
+          <w:insideV w:val="single" w:sz="1" w:color="CCCCCC"/>
+        </w:tblBorders>
+      </w:tblPr>
+      <w:tblGrid>
+        <w:gridCol w:w="900"/>
+        <w:gridCol w:w="2000"/>
+        <w:gridCol w:w="1500"/>
+        <w:gridCol w:w="2500"/>
+        <w:gridCol w:w="2800"/>
+        <w:gridCol w:w="660"/>
+      </w:tblGrid>
+      <w:tr>
+        <w:tc>
+          <w:tcPr>
+            <w:tcW w:w="900" w:type="dxa"/>
+            <w:shd w:val="clear" w:color="auto" w:fill="1E3A5F"/>
+            <w:tcMar>
+              <w:top w:w="70" w:type="dxa"/>
+              <w:bottom w:w="70" w:type="dxa"/>
+              <w:left w:w="120" w:type="dxa"/>
+              <w:right w:w="120" w:type="dxa"/>
+            </w:tcMar>
+          </w:tcPr>
+          <w:p>
+            <w:pPr>
+              <w:spacing w:before="0" w:after="0"/>
+            </w:pPr>
+            <w:r>
+              <w:rPr>
+                <w:rFonts w:ascii="Arial" w:hAnsi="Arial"/>
+                <w:sz w:val="18"/>
+                <w:b/>
+                <w:color w:val="FFFFFF"/>
+              </w:rPr>
+              <w:t xml:space="preserve">テストID</w:t>
+            </w:r>
+          </w:p>
+        </w:tc>
+        <w:tc>
+          <w:tcPr>
+            <w:tcW w:w="2000" w:type="dxa"/>
+            <w:shd w:val="clear" w:color="auto" w:fill="1E3A5F"/>
+            <w:tcMar>
+              <w:top w:w="70" w:type="dxa"/>
+              <w:bottom w:w="70" w:type="dxa"/>
+              <w:left w:w="120" w:type="dxa"/>
+              <w:right w:w="120" w:type="dxa"/>
+            </w:tcMar>
+          </w:tcPr>
+          <w:p>
+            <w:pPr>
+              <w:spacing w:before="0" w:after="0"/>
+            </w:pPr>
+            <w:r>
+              <w:rPr>
+                <w:rFonts w:ascii="Arial" w:hAnsi="Arial"/>
+                <w:sz w:val="18"/>
+                <w:b/>
+                <w:color w:val="FFFFFF"/>
+              </w:rPr>
+              <w:t xml:space="preserve">テスト項目</w:t>
+            </w:r>
+          </w:p>
+        </w:tc>
+        <w:tc>
+          <w:tcPr>
+            <w:tcW w:w="1500" w:type="dxa"/>
+            <w:shd w:val="clear" w:color="auto" w:fill="1E3A5F"/>
+            <w:tcMar>
+              <w:top w:w="70" w:type="dxa"/>
+              <w:bottom w:w="70" w:type="dxa"/>
+              <w:left w:w="120" w:type="dxa"/>
+              <w:right w:w="120" w:type="dxa"/>
+            </w:tcMar>
+          </w:tcPr>
+          <w:p>
+            <w:pPr>
+              <w:spacing w:before="0" w:after="0"/>
+            </w:pPr>
+            <w:r>
+              <w:rPr>
+                <w:rFonts w:ascii="Arial" w:hAnsi="Arial"/>
+                <w:sz w:val="18"/>
+                <w:b/>
+                <w:color w:val="FFFFFF"/>
+              </w:rPr>
+              <w:t xml:space="preserve">対象画面</w:t>
+            </w:r>
+          </w:p>
+        </w:tc>
+        <w:tc>
+          <w:tcPr>
+            <w:tcW w:w="2500" w:type="dxa"/>
+            <w:shd w:val="clear" w:color="auto" w:fill="1E3A5F"/>
+            <w:tcMar>
+              <w:top w:w="70" w:type="dxa"/>
+              <w:bottom w:w="70" w:type="dxa"/>
+              <w:left w:w="120" w:type="dxa"/>
+              <w:right w:w="120" w:type="dxa"/>
+            </w:tcMar>
+          </w:tcPr>
+          <w:p>
+            <w:pPr>
+              <w:spacing w:before="0" w:after="0"/>
+            </w:pPr>
+            <w:r>
+              <w:rPr>
+                <w:rFonts w:ascii="Arial" w:hAnsi="Arial"/>
+                <w:sz w:val="18"/>
+                <w:b/>
+                <w:color w:val="FFFFFF"/>
+              </w:rPr>
+              <w:t xml:space="preserve">操作手順</w:t>
+            </w:r>
+          </w:p>
+        </w:tc>
+        <w:tc>
+          <w:tcPr>
+            <w:tcW w:w="2800" w:type="dxa"/>
+            <w:shd w:val="clear" w:color="auto" w:fill="1E3A5F"/>
+            <w:tcMar>
+              <w:top w:w="70" w:type="dxa"/>
+              <w:bottom w:w="70" w:type="dxa"/>
+              <w:left w:w="120" w:type="dxa"/>
+              <w:right w:w="120" w:type="dxa"/>
+            </w:tcMar>
+          </w:tcPr>
+          <w:p>
+            <w:pPr>
+              <w:spacing w:before="0" w:after="0"/>
+            </w:pPr>
+            <w:r>
+              <w:rPr>
+                <w:rFonts w:ascii="Arial" w:hAnsi="Arial"/>
+                <w:sz w:val="18"/>
+                <w:b/>
+                <w:color w:val="FFFFFF"/>
+              </w:rPr>
+              <w:t xml:space="preserve">期待結果</w:t>
+            </w:r>
+          </w:p>
+        </w:tc>
+        <w:tc>
+          <w:tcPr>
+            <w:tcW w:w="660" w:type="dxa"/>
+            <w:shd w:val="clear" w:color="auto" w:fill="1E3A5F"/>
+            <w:tcMar>
+              <w:top w:w="70" w:type="dxa"/>
+              <w:bottom w:w="70" w:type="dxa"/>
+              <w:left w:w="120" w:type="dxa"/>
+              <w:right w:w="120" w:type="dxa"/>
+            </w:tcMar>
+          </w:tcPr>
+          <w:p>
+            <w:pPr>
+              <w:spacing w:before="0" w:after="0"/>
+            </w:pPr>
+            <w:r>
+              <w:rPr>
+                <w:rFonts w:ascii="Arial" w:hAnsi="Arial"/>
+                <w:sz w:val="18"/>
+                <w:b/>
+                <w:color w:val="FFFFFF"/>
+              </w:rPr>
+              <w:t xml:space="preserve">判定</w:t>
+            </w:r>
+          </w:p>
+        </w:tc>
+      </w:tr>
+      <w:tr>
+        <w:tc>
+          <w:tcPr>
+            <w:tcW w:w="900" w:type="dxa"/>
+            <w:shd w:val="clear" w:color="auto" w:fill="F8FAFC"/>
+            <w:tcMar>
+              <w:top w:w="70" w:type="dxa"/>
+              <w:bottom w:w="70" w:type="dxa"/>
+              <w:left w:w="120" w:type="dxa"/>
+              <w:right w:w="120" w:type="dxa"/>
+            </w:tcMar>
+          </w:tcPr>
+          <w:p>
+            <w:pPr>
+              <w:spacing w:before="0" w:after="0"/>
+            </w:pPr>
+            <w:r>
+              <w:rPr>
+                <w:rFonts w:ascii="Arial" w:hAnsi="Arial"/>
+                <w:sz w:val="18"/>
+                <w:color w:val="374151"/>
+              </w:rPr>
+              <w:t xml:space="preserve">T-DL01</w:t>
+            </w:r>
+          </w:p>
+        </w:tc>
+        <w:tc>
+          <w:tcPr>
+            <w:tcW w:w="2000" w:type="dxa"/>
+            <w:shd w:val="clear" w:color="auto" w:fill="F8FAFC"/>
+            <w:tcMar>
+              <w:top w:w="70" w:type="dxa"/>
+              <w:bottom w:w="70" w:type="dxa"/>
+              <w:left w:w="120" w:type="dxa"/>
+              <w:right w:w="120" w:type="dxa"/>
+            </w:tcMar>
+          </w:tcPr>
+          <w:p>
+            <w:pPr>
+              <w:spacing w:before="0" w:after="0"/>
+            </w:pPr>
+            <w:r>
+              <w:rPr>
+                <w:rFonts w:ascii="Arial" w:hAnsi="Arial"/>
+                <w:sz w:val="18"/>
+                <w:color w:val="374151"/>
+              </w:rPr>
+              <w:t xml:space="preserve">保存ダウンロード実行</w:t>
+            </w:r>
+          </w:p>
+        </w:tc>
+        <w:tc>
+          <w:tcPr>
+            <w:tcW w:w="1500" w:type="dxa"/>
+            <w:shd w:val="clear" w:color="auto" w:fill="F8FAFC"/>
+            <w:tcMar>
+              <w:top w:w="70" w:type="dxa"/>
+              <w:bottom w:w="70" w:type="dxa"/>
+              <w:left w:w="120" w:type="dxa"/>
+              <w:right w:w="120" w:type="dxa"/>
+            </w:tcMar>
+          </w:tcPr>
+          <w:p>
+            <w:pPr>
+              <w:spacing w:before="0" w:after="0"/>
+            </w:pPr>
+            <w:r>
+              <w:rPr>
+                <w:rFonts w:ascii="Arial" w:hAnsi="Arial"/>
+                <w:sz w:val="18"/>
+                <w:color w:val="374151"/>
+              </w:rPr>
+              <w:t xml:space="preserve">回答入力画面</w:t>
+            </w:r>
+          </w:p>
+        </w:tc>
+        <w:tc>
+          <w:tcPr>
+            <w:tcW w:w="2500" w:type="dxa"/>
+            <w:shd w:val="clear" w:color="auto" w:fill="F8FAFC"/>
+            <w:tcMar>
+              <w:top w:w="70" w:type="dxa"/>
+              <w:bottom w:w="70" w:type="dxa"/>
+              <w:left w:w="120" w:type="dxa"/>
+              <w:right w:w="120" w:type="dxa"/>
+            </w:tcMar>
+          </w:tcPr>
+          <w:p>
+            <w:pPr>
+              <w:spacing w:before="0" w:after="0"/>
+            </w:pPr>
+            <w:r>
+              <w:rPr>
+                <w:rFonts w:ascii="Arial" w:hAnsi="Arial"/>
+                <w:sz w:val="18"/>
+                <w:color w:val="374151"/>
+              </w:rPr>
+              <w:t xml:space="preserve">回答入力中にメニューバー「💾 保存」をクリック</w:t>
+            </w:r>
+          </w:p>
+        </w:tc>
+        <w:tc>
+          <w:tcPr>
+            <w:tcW w:w="2800" w:type="dxa"/>
+            <w:shd w:val="clear" w:color="auto" w:fill="F8FAFC"/>
+            <w:tcMar>
+              <w:top w:w="70" w:type="dxa"/>
+              <w:bottom w:w="70" w:type="dxa"/>
+              <w:left w:w="120" w:type="dxa"/>
+              <w:right w:w="120" w:type="dxa"/>
+            </w:tcMar>
+          </w:tcPr>
+          <w:p>
+            <w:pPr>
+              <w:spacing w:before="0" w:after="0"/>
+            </w:pPr>
+            <w:r>
+              <w:rPr>
+                <w:rFonts w:ascii="Arial" w:hAnsi="Arial"/>
+                <w:sz w:val="18"/>
+                <w:color w:val="374151"/>
+              </w:rPr>
+              <w:t xml:space="preserve">モーダルが開かず、直接 .json ファイルがダウンロードされる</w:t>
+            </w:r>
+          </w:p>
+        </w:tc>
+        <w:tc>
+          <w:tcPr>
+            <w:tcW w:w="660" w:type="dxa"/>
+            <w:shd w:val="clear" w:color="auto" w:fill="F8FAFC"/>
+            <w:tcMar>
+              <w:top w:w="70" w:type="dxa"/>
+              <w:bottom w:w="70" w:type="dxa"/>
+              <w:left w:w="120" w:type="dxa"/>
+              <w:right w:w="120" w:type="dxa"/>
+            </w:tcMar>
+          </w:tcPr>
+          <w:p>
+            <w:pPr>
+              <w:spacing w:before="0" w:after="0"/>
+            </w:pPr>
+            <w:r>
+              <w:rPr>
+                <w:rFonts w:ascii="Arial" w:hAnsi="Arial"/>
+                <w:sz w:val="18"/>
+                <w:color w:val="374151"/>
+              </w:rPr>
+              <w:t xml:space="preserve">正常</w:t>
+            </w:r>
+          </w:p>
+        </w:tc>
+      </w:tr>
+      <w:tr>
+        <w:tc>
+          <w:tcPr>
+            <w:tcW w:w="900" w:type="dxa"/>
+            <w:shd w:val="clear" w:color="auto" w:fill="FFFFFF"/>
+            <w:tcMar>
+              <w:top w:w="70" w:type="dxa"/>
+              <w:bottom w:w="70" w:type="dxa"/>
+              <w:left w:w="120" w:type="dxa"/>
+              <w:right w:w="120" w:type="dxa"/>
+            </w:tcMar>
+          </w:tcPr>
+          <w:p>
+            <w:pPr>
+              <w:spacing w:before="0" w:after="0"/>
+            </w:pPr>
+            <w:r>
+              <w:rPr>
+                <w:rFonts w:ascii="Arial" w:hAnsi="Arial"/>
+                <w:sz w:val="18"/>
+                <w:color w:val="374151"/>
+              </w:rPr>
+              <w:t xml:space="preserve">T-DL02</w:t>
+            </w:r>
+          </w:p>
+        </w:tc>
+        <w:tc>
+          <w:tcPr>
+            <w:tcW w:w="2000" w:type="dxa"/>
+            <w:shd w:val="clear" w:color="auto" w:fill="FFFFFF"/>
+            <w:tcMar>
+              <w:top w:w="70" w:type="dxa"/>
+              <w:bottom w:w="70" w:type="dxa"/>
+              <w:left w:w="120" w:type="dxa"/>
+              <w:right w:w="120" w:type="dxa"/>
+            </w:tcMar>
+          </w:tcPr>
+          <w:p>
+            <w:pPr>
+              <w:spacing w:before="0" w:after="0"/>
+            </w:pPr>
+            <w:r>
+              <w:rPr>
+                <w:rFonts w:ascii="Arial" w:hAnsi="Arial"/>
+                <w:sz w:val="18"/>
+                <w:color w:val="374151"/>
+              </w:rPr>
+              <w:t xml:space="preserve">保存ファイル名確認</w:t>
+            </w:r>
+          </w:p>
+        </w:tc>
+        <w:tc>
+          <w:tcPr>
+            <w:tcW w:w="1500" w:type="dxa"/>
+            <w:shd w:val="clear" w:color="auto" w:fill="FFFFFF"/>
+            <w:tcMar>
+              <w:top w:w="70" w:type="dxa"/>
+              <w:bottom w:w="70" w:type="dxa"/>
+              <w:left w:w="120" w:type="dxa"/>
+              <w:right w:w="120" w:type="dxa"/>
+            </w:tcMar>
+          </w:tcPr>
+          <w:p>
+            <w:pPr>
+              <w:spacing w:before="0" w:after="0"/>
+            </w:pPr>
+            <w:r>
+              <w:rPr>
+                <w:rFonts w:ascii="Arial" w:hAnsi="Arial"/>
+                <w:sz w:val="18"/>
+                <w:color w:val="374151"/>
+              </w:rPr>
+              <w:t xml:space="preserve">ブラウザダウンロード</w:t>
+            </w:r>
+          </w:p>
+        </w:tc>
+        <w:tc>
+          <w:tcPr>
+            <w:tcW w:w="2500" w:type="dxa"/>
+            <w:shd w:val="clear" w:color="auto" w:fill="FFFFFF"/>
+            <w:tcMar>
+              <w:top w:w="70" w:type="dxa"/>
+              <w:bottom w:w="70" w:type="dxa"/>
+              <w:left w:w="120" w:type="dxa"/>
+              <w:right w:w="120" w:type="dxa"/>
+            </w:tcMar>
+          </w:tcPr>
+          <w:p>
+            <w:pPr>
+              <w:spacing w:before="0" w:after="0"/>
+            </w:pPr>
+            <w:r>
+              <w:rPr>
+                <w:rFonts w:ascii="Arial" w:hAnsi="Arial"/>
+                <w:sz w:val="18"/>
+                <w:color w:val="374151"/>
+              </w:rPr>
+              <w:t xml:space="preserve">保存されたファイル名を確認</w:t>
+            </w:r>
+          </w:p>
+        </w:tc>
+        <w:tc>
+          <w:tcPr>
+            <w:tcW w:w="2800" w:type="dxa"/>
+            <w:shd w:val="clear" w:color="auto" w:fill="FFFFFF"/>
+            <w:tcMar>
+              <w:top w:w="70" w:type="dxa"/>
+              <w:bottom w:w="70" w:type="dxa"/>
+              <w:left w:w="120" w:type="dxa"/>
+              <w:right w:w="120" w:type="dxa"/>
+            </w:tcMar>
+          </w:tcPr>
+          <w:p>
+            <w:pPr>
+              <w:spacing w:before="0" w:after="0"/>
+            </w:pPr>
+            <w:r>
+              <w:rPr>
+                <w:rFonts w:ascii="Arial" w:hAnsi="Arial"/>
+                <w:sz w:val="18"/>
+                <w:color w:val="374151"/>
+              </w:rPr>
+              <w:t xml:space="preserve">"security_assessment_（企業名）_（日付）.json" の形式</w:t>
+            </w:r>
+          </w:p>
+        </w:tc>
+        <w:tc>
+          <w:tcPr>
+            <w:tcW w:w="660" w:type="dxa"/>
+            <w:shd w:val="clear" w:color="auto" w:fill="FFFFFF"/>
+            <w:tcMar>
+              <w:top w:w="70" w:type="dxa"/>
+              <w:bottom w:w="70" w:type="dxa"/>
+              <w:left w:w="120" w:type="dxa"/>
+              <w:right w:w="120" w:type="dxa"/>
+            </w:tcMar>
+          </w:tcPr>
+          <w:p>
+            <w:pPr>
+              <w:spacing w:before="0" w:after="0"/>
+            </w:pPr>
+            <w:r>
+              <w:rPr>
+                <w:rFonts w:ascii="Arial" w:hAnsi="Arial"/>
+                <w:sz w:val="18"/>
+                <w:color w:val="374151"/>
+              </w:rPr>
+              <w:t xml:space="preserve">正常</w:t>
+            </w:r>
+          </w:p>
+        </w:tc>
+      </w:tr>
+      <w:tr>
+        <w:tc>
+          <w:tcPr>
+            <w:tcW w:w="900" w:type="dxa"/>
+            <w:shd w:val="clear" w:color="auto" w:fill="F8FAFC"/>
+            <w:tcMar>
+              <w:top w:w="70" w:type="dxa"/>
+              <w:bottom w:w="70" w:type="dxa"/>
+              <w:left w:w="120" w:type="dxa"/>
+              <w:right w:w="120" w:type="dxa"/>
+            </w:tcMar>
+          </w:tcPr>
+          <w:p>
+            <w:pPr>
+              <w:spacing w:before="0" w:after="0"/>
+            </w:pPr>
+            <w:r>
+              <w:rPr>
+                <w:rFonts w:ascii="Arial" w:hAnsi="Arial"/>
+                <w:sz w:val="18"/>
+                <w:color w:val="374151"/>
+              </w:rPr>
+              <w:t xml:space="preserve">T-DL03</w:t>
+            </w:r>
+          </w:p>
+        </w:tc>
+        <w:tc>
+          <w:tcPr>
+            <w:tcW w:w="2000" w:type="dxa"/>
+            <w:shd w:val="clear" w:color="auto" w:fill="F8FAFC"/>
+            <w:tcMar>
+              <w:top w:w="70" w:type="dxa"/>
+              <w:bottom w:w="70" w:type="dxa"/>
+              <w:left w:w="120" w:type="dxa"/>
+              <w:right w:w="120" w:type="dxa"/>
+            </w:tcMar>
+          </w:tcPr>
+          <w:p>
+            <w:pPr>
+              <w:spacing w:before="0" w:after="0"/>
+            </w:pPr>
+            <w:r>
+              <w:rPr>
+                <w:rFonts w:ascii="Arial" w:hAnsi="Arial"/>
+                <w:sz w:val="18"/>
+                <w:color w:val="374151"/>
+              </w:rPr>
+              <w:t xml:space="preserve">保存完了トースト</w:t>
+            </w:r>
+          </w:p>
+        </w:tc>
+        <w:tc>
+          <w:tcPr>
+            <w:tcW w:w="1500" w:type="dxa"/>
+            <w:shd w:val="clear" w:color="auto" w:fill="F8FAFC"/>
+            <w:tcMar>
+              <w:top w:w="70" w:type="dxa"/>
+              <w:bottom w:w="70" w:type="dxa"/>
+              <w:left w:w="120" w:type="dxa"/>
+              <w:right w:w="120" w:type="dxa"/>
+            </w:tcMar>
+          </w:tcPr>
+          <w:p>
+            <w:pPr>
+              <w:spacing w:before="0" w:after="0"/>
+            </w:pPr>
+            <w:r>
+              <w:rPr>
+                <w:rFonts w:ascii="Arial" w:hAnsi="Arial"/>
+                <w:sz w:val="18"/>
+                <w:color w:val="374151"/>
+              </w:rPr>
+              <w:t xml:space="preserve">回答入力画面</w:t>
+            </w:r>
+          </w:p>
+        </w:tc>
+        <w:tc>
+          <w:tcPr>
+            <w:tcW w:w="2500" w:type="dxa"/>
+            <w:shd w:val="clear" w:color="auto" w:fill="F8FAFC"/>
+            <w:tcMar>
+              <w:top w:w="70" w:type="dxa"/>
+              <w:bottom w:w="70" w:type="dxa"/>
+              <w:left w:w="120" w:type="dxa"/>
+              <w:right w:w="120" w:type="dxa"/>
+            </w:tcMar>
+          </w:tcPr>
+          <w:p>
+            <w:pPr>
+              <w:spacing w:before="0" w:after="0"/>
+            </w:pPr>
+            <w:r>
+              <w:rPr>
+                <w:rFonts w:ascii="Arial" w:hAnsi="Arial"/>
+                <w:sz w:val="18"/>
+                <w:color w:val="374151"/>
+              </w:rPr>
+              <w:t xml:space="preserve">保存ボタンクリック後のトーストを確認</w:t>
+            </w:r>
+          </w:p>
+        </w:tc>
+        <w:tc>
+          <w:tcPr>
+            <w:tcW w:w="2800" w:type="dxa"/>
+            <w:shd w:val="clear" w:color="auto" w:fill="F8FAFC"/>
+            <w:tcMar>
+              <w:top w:w="70" w:type="dxa"/>
+              <w:bottom w:w="70" w:type="dxa"/>
+              <w:left w:w="120" w:type="dxa"/>
+              <w:right w:w="120" w:type="dxa"/>
+            </w:tcMar>
+          </w:tcPr>
+          <w:p>
+            <w:pPr>
+              <w:spacing w:before="0" w:after="0"/>
+            </w:pPr>
+            <w:r>
+              <w:rPr>
+                <w:rFonts w:ascii="Arial" w:hAnsi="Arial"/>
+                <w:sz w:val="18"/>
+                <w:color w:val="374151"/>
+              </w:rPr>
+              <w:t xml:space="preserve">"💾 保存しました：（ファイル名）（回答数）" が表示される</w:t>
+            </w:r>
+          </w:p>
+        </w:tc>
+        <w:tc>
+          <w:tcPr>
+            <w:tcW w:w="660" w:type="dxa"/>
+            <w:shd w:val="clear" w:color="auto" w:fill="F8FAFC"/>
+            <w:tcMar>
+              <w:top w:w="70" w:type="dxa"/>
+              <w:bottom w:w="70" w:type="dxa"/>
+              <w:left w:w="120" w:type="dxa"/>
+              <w:right w:w="120" w:type="dxa"/>
+            </w:tcMar>
+          </w:tcPr>
+          <w:p>
+            <w:pPr>
+              <w:spacing w:before="0" w:after="0"/>
+            </w:pPr>
+            <w:r>
+              <w:rPr>
+                <w:rFonts w:ascii="Arial" w:hAnsi="Arial"/>
+                <w:sz w:val="18"/>
+                <w:color w:val="374151"/>
+              </w:rPr>
+              <w:t xml:space="preserve">正常</w:t>
+            </w:r>
+          </w:p>
+        </w:tc>
+      </w:tr>
+      <w:tr>
+        <w:tc>
+          <w:tcPr>
+            <w:tcW w:w="900" w:type="dxa"/>
+            <w:shd w:val="clear" w:color="auto" w:fill="FFFFFF"/>
+            <w:tcMar>
+              <w:top w:w="70" w:type="dxa"/>
+              <w:bottom w:w="70" w:type="dxa"/>
+              <w:left w:w="120" w:type="dxa"/>
+              <w:right w:w="120" w:type="dxa"/>
+            </w:tcMar>
+          </w:tcPr>
+          <w:p>
+            <w:pPr>
+              <w:spacing w:before="0" w:after="0"/>
+            </w:pPr>
+            <w:r>
+              <w:rPr>
+                <w:rFonts w:ascii="Arial" w:hAnsi="Arial"/>
+                <w:sz w:val="18"/>
+                <w:color w:val="374151"/>
+              </w:rPr>
+              <w:t xml:space="preserve">T-DL04</w:t>
+            </w:r>
+          </w:p>
+        </w:tc>
+        <w:tc>
+          <w:tcPr>
+            <w:tcW w:w="2000" w:type="dxa"/>
+            <w:shd w:val="clear" w:color="auto" w:fill="FFFFFF"/>
+            <w:tcMar>
+              <w:top w:w="70" w:type="dxa"/>
+              <w:bottom w:w="70" w:type="dxa"/>
+              <w:left w:w="120" w:type="dxa"/>
+              <w:right w:w="120" w:type="dxa"/>
+            </w:tcMar>
+          </w:tcPr>
+          <w:p>
+            <w:pPr>
+              <w:spacing w:before="0" w:after="0"/>
+            </w:pPr>
+            <w:r>
+              <w:rPr>
+                <w:rFonts w:ascii="Arial" w:hAnsi="Arial"/>
+                <w:sz w:val="18"/>
+                <w:color w:val="374151"/>
+              </w:rPr>
+              <w:t xml:space="preserve">旧モーダル非表示</w:t>
+            </w:r>
+          </w:p>
+        </w:tc>
+        <w:tc>
+          <w:tcPr>
+            <w:tcW w:w="1500" w:type="dxa"/>
+            <w:shd w:val="clear" w:color="auto" w:fill="FFFFFF"/>
+            <w:tcMar>
+              <w:top w:w="70" w:type="dxa"/>
+              <w:bottom w:w="70" w:type="dxa"/>
+              <w:left w:w="120" w:type="dxa"/>
+              <w:right w:w="120" w:type="dxa"/>
+            </w:tcMar>
+          </w:tcPr>
+          <w:p>
+            <w:pPr>
+              <w:spacing w:before="0" w:after="0"/>
+            </w:pPr>
+            <w:r>
+              <w:rPr>
+                <w:rFonts w:ascii="Arial" w:hAnsi="Arial"/>
+                <w:sz w:val="18"/>
+                <w:color w:val="374151"/>
+              </w:rPr>
+              <w:t xml:space="preserve">回答入力画面</w:t>
+            </w:r>
+          </w:p>
+        </w:tc>
+        <w:tc>
+          <w:tcPr>
+            <w:tcW w:w="2500" w:type="dxa"/>
+            <w:shd w:val="clear" w:color="auto" w:fill="FFFFFF"/>
+            <w:tcMar>
+              <w:top w:w="70" w:type="dxa"/>
+              <w:bottom w:w="70" w:type="dxa"/>
+              <w:left w:w="120" w:type="dxa"/>
+              <w:right w:w="120" w:type="dxa"/>
+            </w:tcMar>
+          </w:tcPr>
+          <w:p>
+            <w:pPr>
+              <w:spacing w:before="0" w:after="0"/>
+            </w:pPr>
+            <w:r>
+              <w:rPr>
+                <w:rFonts w:ascii="Arial" w:hAnsi="Arial"/>
+                <w:sz w:val="18"/>
+                <w:color w:val="374151"/>
+              </w:rPr>
+              <w:t xml:space="preserve">保存ボタンをクリック</w:t>
+            </w:r>
+          </w:p>
+        </w:tc>
+        <w:tc>
+          <w:tcPr>
+            <w:tcW w:w="2800" w:type="dxa"/>
+            <w:shd w:val="clear" w:color="auto" w:fill="FFFFFF"/>
+            <w:tcMar>
+              <w:top w:w="70" w:type="dxa"/>
+              <w:bottom w:w="70" w:type="dxa"/>
+              <w:left w:w="120" w:type="dxa"/>
+              <w:right w:w="120" w:type="dxa"/>
+            </w:tcMar>
+          </w:tcPr>
+          <w:p>
+            <w:pPr>
+              <w:spacing w:before="0" w:after="0"/>
+            </w:pPr>
+            <w:r>
+              <w:rPr>
+                <w:rFonts w:ascii="Arial" w:hAnsi="Arial"/>
+                <w:sz w:val="18"/>
+                <w:color w:val="374151"/>
+              </w:rPr>
+              <w:t xml:space="preserve">JSONテキスト表示モーダルは表示されない</w:t>
+            </w:r>
+          </w:p>
+        </w:tc>
+        <w:tc>
+          <w:tcPr>
+            <w:tcW w:w="660" w:type="dxa"/>
+            <w:shd w:val="clear" w:color="auto" w:fill="FFFFFF"/>
+            <w:tcMar>
+              <w:top w:w="70" w:type="dxa"/>
+              <w:bottom w:w="70" w:type="dxa"/>
+              <w:left w:w="120" w:type="dxa"/>
+              <w:right w:w="120" w:type="dxa"/>
+            </w:tcMar>
+          </w:tcPr>
+          <w:p>
+            <w:pPr>
+              <w:spacing w:before="0" w:after="0"/>
+            </w:pPr>
+            <w:r>
+              <w:rPr>
+                <w:rFonts w:ascii="Arial" w:hAnsi="Arial"/>
+                <w:sz w:val="18"/>
+                <w:color w:val="374151"/>
+              </w:rPr>
+              <w:t xml:space="preserve">正常</w:t>
+            </w:r>
+          </w:p>
+        </w:tc>
+      </w:tr>
+      <w:tr>
+        <w:tc>
+          <w:tcPr>
+            <w:tcW w:w="900" w:type="dxa"/>
+            <w:shd w:val="clear" w:color="auto" w:fill="F8FAFC"/>
+            <w:tcMar>
+              <w:top w:w="70" w:type="dxa"/>
+              <w:bottom w:w="70" w:type="dxa"/>
+              <w:left w:w="120" w:type="dxa"/>
+              <w:right w:w="120" w:type="dxa"/>
+            </w:tcMar>
+          </w:tcPr>
+          <w:p>
+            <w:pPr>
+              <w:spacing w:before="0" w:after="0"/>
+            </w:pPr>
+            <w:r>
+              <w:rPr>
+                <w:rFonts w:ascii="Arial" w:hAnsi="Arial"/>
+                <w:sz w:val="18"/>
+                <w:color w:val="374151"/>
+              </w:rPr>
+              <w:t xml:space="preserve">T-DL05</w:t>
+            </w:r>
+          </w:p>
+        </w:tc>
+        <w:tc>
+          <w:tcPr>
+            <w:tcW w:w="2000" w:type="dxa"/>
+            <w:shd w:val="clear" w:color="auto" w:fill="F8FAFC"/>
+            <w:tcMar>
+              <w:top w:w="70" w:type="dxa"/>
+              <w:bottom w:w="70" w:type="dxa"/>
+              <w:left w:w="120" w:type="dxa"/>
+              <w:right w:w="120" w:type="dxa"/>
+            </w:tcMar>
+          </w:tcPr>
+          <w:p>
+            <w:pPr>
+              <w:spacing w:before="0" w:after="0"/>
+            </w:pPr>
+            <w:r>
+              <w:rPr>
+                <w:rFonts w:ascii="Arial" w:hAnsi="Arial"/>
+                <w:sz w:val="18"/>
+                <w:color w:val="374151"/>
+              </w:rPr>
+              <w:t xml:space="preserve">結果画面からの保存</w:t>
+            </w:r>
+          </w:p>
+        </w:tc>
+        <w:tc>
+          <w:tcPr>
+            <w:tcW w:w="1500" w:type="dxa"/>
+            <w:shd w:val="clear" w:color="auto" w:fill="F8FAFC"/>
+            <w:tcMar>
+              <w:top w:w="70" w:type="dxa"/>
+              <w:bottom w:w="70" w:type="dxa"/>
+              <w:left w:w="120" w:type="dxa"/>
+              <w:right w:w="120" w:type="dxa"/>
+            </w:tcMar>
+          </w:tcPr>
+          <w:p>
+            <w:pPr>
+              <w:spacing w:before="0" w:after="0"/>
+            </w:pPr>
+            <w:r>
+              <w:rPr>
+                <w:rFonts w:ascii="Arial" w:hAnsi="Arial"/>
+                <w:sz w:val="18"/>
+                <w:color w:val="374151"/>
+              </w:rPr>
+              <w:t xml:space="preserve">評価結果画面</w:t>
+            </w:r>
+          </w:p>
+        </w:tc>
+        <w:tc>
+          <w:tcPr>
+            <w:tcW w:w="2500" w:type="dxa"/>
+            <w:shd w:val="clear" w:color="auto" w:fill="F8FAFC"/>
+            <w:tcMar>
+              <w:top w:w="70" w:type="dxa"/>
+              <w:bottom w:w="70" w:type="dxa"/>
+              <w:left w:w="120" w:type="dxa"/>
+              <w:right w:w="120" w:type="dxa"/>
+            </w:tcMar>
+          </w:tcPr>
+          <w:p>
+            <w:pPr>
+              <w:spacing w:before="0" w:after="0"/>
+            </w:pPr>
+            <w:r>
+              <w:rPr>
+                <w:rFonts w:ascii="Arial" w:hAnsi="Arial"/>
+                <w:sz w:val="18"/>
+                <w:color w:val="374151"/>
+              </w:rPr>
+              <w:t xml:space="preserve">評価結果画面下部「💾 回答をファイル保存」をクリック</w:t>
+            </w:r>
+          </w:p>
+        </w:tc>
+        <w:tc>
+          <w:tcPr>
+            <w:tcW w:w="2800" w:type="dxa"/>
+            <w:shd w:val="clear" w:color="auto" w:fill="F8FAFC"/>
+            <w:tcMar>
+              <w:top w:w="70" w:type="dxa"/>
+              <w:bottom w:w="70" w:type="dxa"/>
+              <w:left w:w="120" w:type="dxa"/>
+              <w:right w:w="120" w:type="dxa"/>
+            </w:tcMar>
+          </w:tcPr>
+          <w:p>
+            <w:pPr>
+              <w:spacing w:before="0" w:after="0"/>
+            </w:pPr>
+            <w:r>
+              <w:rPr>
+                <w:rFonts w:ascii="Arial" w:hAnsi="Arial"/>
+                <w:sz w:val="18"/>
+                <w:color w:val="374151"/>
+              </w:rPr>
+              <w:t xml:space="preserve">.json ファイルが直接ダウンロードされる</w:t>
+            </w:r>
+          </w:p>
+        </w:tc>
+        <w:tc>
+          <w:tcPr>
+            <w:tcW w:w="660" w:type="dxa"/>
+            <w:shd w:val="clear" w:color="auto" w:fill="F8FAFC"/>
+            <w:tcMar>
+              <w:top w:w="70" w:type="dxa"/>
+              <w:bottom w:w="70" w:type="dxa"/>
+              <w:left w:w="120" w:type="dxa"/>
+              <w:right w:w="120" w:type="dxa"/>
+            </w:tcMar>
+          </w:tcPr>
+          <w:p>
+            <w:pPr>
+              <w:spacing w:before="0" w:after="0"/>
+            </w:pPr>
+            <w:r>
+              <w:rPr>
+                <w:rFonts w:ascii="Arial" w:hAnsi="Arial"/>
+                <w:sz w:val="18"/>
+                <w:color w:val="374151"/>
+              </w:rPr>
+              <w:t xml:space="preserve">正常</w:t>
+            </w:r>
+          </w:p>
+        </w:tc>
+      </w:tr>
+      <w:tr>
+        <w:tc>
+          <w:tcPr>
+            <w:tcW w:w="900" w:type="dxa"/>
+            <w:shd w:val="clear" w:color="auto" w:fill="FFFFFF"/>
+            <w:tcMar>
+              <w:top w:w="70" w:type="dxa"/>
+              <w:bottom w:w="70" w:type="dxa"/>
+              <w:left w:w="120" w:type="dxa"/>
+              <w:right w:w="120" w:type="dxa"/>
+            </w:tcMar>
+          </w:tcPr>
+          <w:p>
+            <w:pPr>
+              <w:spacing w:before="0" w:after="0"/>
+            </w:pPr>
+            <w:r>
+              <w:rPr>
+                <w:rFonts w:ascii="Arial" w:hAnsi="Arial"/>
+                <w:sz w:val="18"/>
+                <w:color w:val="374151"/>
+              </w:rPr>
+              <w:t xml:space="preserve">T-LD01</w:t>
+            </w:r>
+          </w:p>
+        </w:tc>
+        <w:tc>
+          <w:tcPr>
+            <w:tcW w:w="2000" w:type="dxa"/>
+            <w:shd w:val="clear" w:color="auto" w:fill="FFFFFF"/>
+            <w:tcMar>
+              <w:top w:w="70" w:type="dxa"/>
+              <w:bottom w:w="70" w:type="dxa"/>
+              <w:left w:w="120" w:type="dxa"/>
+              <w:right w:w="120" w:type="dxa"/>
+            </w:tcMar>
+          </w:tcPr>
+          <w:p>
+            <w:pPr>
+              <w:spacing w:before="0" w:after="0"/>
+            </w:pPr>
+            <w:r>
+              <w:rPr>
+                <w:rFonts w:ascii="Arial" w:hAnsi="Arial"/>
+                <w:sz w:val="18"/>
+                <w:color w:val="374151"/>
+              </w:rPr>
+              <w:t xml:space="preserve">NIST CSF 保存→読み込み</w:t>
+            </w:r>
+          </w:p>
+        </w:tc>
+        <w:tc>
+          <w:tcPr>
+            <w:tcW w:w="1500" w:type="dxa"/>
+            <w:shd w:val="clear" w:color="auto" w:fill="FFFFFF"/>
+            <w:tcMar>
+              <w:top w:w="70" w:type="dxa"/>
+              <w:bottom w:w="70" w:type="dxa"/>
+              <w:left w:w="120" w:type="dxa"/>
+              <w:right w:w="120" w:type="dxa"/>
+            </w:tcMar>
+          </w:tcPr>
+          <w:p>
+            <w:pPr>
+              <w:spacing w:before="0" w:after="0"/>
+            </w:pPr>
+            <w:r>
+              <w:rPr>
+                <w:rFonts w:ascii="Arial" w:hAnsi="Arial"/>
+                <w:sz w:val="18"/>
+                <w:color w:val="374151"/>
+              </w:rPr>
+              <w:t xml:space="preserve">スタート画面</w:t>
+            </w:r>
+          </w:p>
+        </w:tc>
+        <w:tc>
+          <w:tcPr>
+            <w:tcW w:w="2500" w:type="dxa"/>
+            <w:shd w:val="clear" w:color="auto" w:fill="FFFFFF"/>
+            <w:tcMar>
+              <w:top w:w="70" w:type="dxa"/>
+              <w:bottom w:w="70" w:type="dxa"/>
+              <w:left w:w="120" w:type="dxa"/>
+              <w:right w:w="120" w:type="dxa"/>
+            </w:tcMar>
+          </w:tcPr>
+          <w:p>
+            <w:pPr>
+              <w:spacing w:before="0" w:after="0"/>
+            </w:pPr>
+            <w:r>
+              <w:rPr>
+                <w:rFonts w:ascii="Arial" w:hAnsi="Arial"/>
+                <w:sz w:val="18"/>
+                <w:color w:val="374151"/>
+              </w:rPr>
+              <w:t xml:space="preserve">NIST CSF で回答保存後、初期画面から .json を読み込む</w:t>
+            </w:r>
+          </w:p>
+        </w:tc>
+        <w:tc>
+          <w:tcPr>
+            <w:tcW w:w="2800" w:type="dxa"/>
+            <w:shd w:val="clear" w:color="auto" w:fill="FFFFFF"/>
+            <w:tcMar>
+              <w:top w:w="70" w:type="dxa"/>
+              <w:bottom w:w="70" w:type="dxa"/>
+              <w:left w:w="120" w:type="dxa"/>
+              <w:right w:w="120" w:type="dxa"/>
+            </w:tcMar>
+          </w:tcPr>
+          <w:p>
+            <w:pPr>
+              <w:spacing w:before="0" w:after="0"/>
+            </w:pPr>
+            <w:r>
+              <w:rPr>
+                <w:rFonts w:ascii="Arial" w:hAnsi="Arial"/>
+                <w:sz w:val="18"/>
+                <w:color w:val="374151"/>
+              </w:rPr>
+              <w:t xml:space="preserve">エラーなく回答入力画面に遷移し全回答・メモが復元される</w:t>
+            </w:r>
+          </w:p>
+        </w:tc>
+        <w:tc>
+          <w:tcPr>
+            <w:tcW w:w="660" w:type="dxa"/>
+            <w:shd w:val="clear" w:color="auto" w:fill="FFFFFF"/>
+            <w:tcMar>
+              <w:top w:w="70" w:type="dxa"/>
+              <w:bottom w:w="70" w:type="dxa"/>
+              <w:left w:w="120" w:type="dxa"/>
+              <w:right w:w="120" w:type="dxa"/>
+            </w:tcMar>
+          </w:tcPr>
+          <w:p>
+            <w:pPr>
+              <w:spacing w:before="0" w:after="0"/>
+            </w:pPr>
+            <w:r>
+              <w:rPr>
+                <w:rFonts w:ascii="Arial" w:hAnsi="Arial"/>
+                <w:sz w:val="18"/>
+                <w:color w:val="374151"/>
+              </w:rPr>
+              <w:t xml:space="preserve">正常</w:t>
+            </w:r>
+          </w:p>
+        </w:tc>
+      </w:tr>
+      <w:tr>
+        <w:tc>
+          <w:tcPr>
+            <w:tcW w:w="900" w:type="dxa"/>
+            <w:shd w:val="clear" w:color="auto" w:fill="F8FAFC"/>
+            <w:tcMar>
+              <w:top w:w="70" w:type="dxa"/>
+              <w:bottom w:w="70" w:type="dxa"/>
+              <w:left w:w="120" w:type="dxa"/>
+              <w:right w:w="120" w:type="dxa"/>
+            </w:tcMar>
+          </w:tcPr>
+          <w:p>
+            <w:pPr>
+              <w:spacing w:before="0" w:after="0"/>
+            </w:pPr>
+            <w:r>
+              <w:rPr>
+                <w:rFonts w:ascii="Arial" w:hAnsi="Arial"/>
+                <w:sz w:val="18"/>
+                <w:color w:val="374151"/>
+              </w:rPr>
+              <w:t xml:space="preserve">T-LD02</w:t>
+            </w:r>
+          </w:p>
+        </w:tc>
+        <w:tc>
+          <w:tcPr>
+            <w:tcW w:w="2000" w:type="dxa"/>
+            <w:shd w:val="clear" w:color="auto" w:fill="F8FAFC"/>
+            <w:tcMar>
+              <w:top w:w="70" w:type="dxa"/>
+              <w:bottom w:w="70" w:type="dxa"/>
+              <w:left w:w="120" w:type="dxa"/>
+              <w:right w:w="120" w:type="dxa"/>
+            </w:tcMar>
+          </w:tcPr>
+          <w:p>
+            <w:pPr>
+              <w:spacing w:before="0" w:after="0"/>
+            </w:pPr>
+            <w:r>
+              <w:rPr>
+                <w:rFonts w:ascii="Arial" w:hAnsi="Arial"/>
+                <w:sz w:val="18"/>
+                <w:color w:val="374151"/>
+              </w:rPr>
+              <w:t xml:space="preserve">ISO 27001 保存→読み込み</w:t>
+            </w:r>
+          </w:p>
+        </w:tc>
+        <w:tc>
+          <w:tcPr>
+            <w:tcW w:w="1500" w:type="dxa"/>
+            <w:shd w:val="clear" w:color="auto" w:fill="F8FAFC"/>
+            <w:tcMar>
+              <w:top w:w="70" w:type="dxa"/>
+              <w:bottom w:w="70" w:type="dxa"/>
+              <w:left w:w="120" w:type="dxa"/>
+              <w:right w:w="120" w:type="dxa"/>
+            </w:tcMar>
+          </w:tcPr>
+          <w:p>
+            <w:pPr>
+              <w:spacing w:before="0" w:after="0"/>
+            </w:pPr>
+            <w:r>
+              <w:rPr>
+                <w:rFonts w:ascii="Arial" w:hAnsi="Arial"/>
+                <w:sz w:val="18"/>
+                <w:color w:val="374151"/>
+              </w:rPr>
+              <w:t xml:space="preserve">スタート画面</w:t>
+            </w:r>
+          </w:p>
+        </w:tc>
+        <w:tc>
+          <w:tcPr>
+            <w:tcW w:w="2500" w:type="dxa"/>
+            <w:shd w:val="clear" w:color="auto" w:fill="F8FAFC"/>
+            <w:tcMar>
+              <w:top w:w="70" w:type="dxa"/>
+              <w:bottom w:w="70" w:type="dxa"/>
+              <w:left w:w="120" w:type="dxa"/>
+              <w:right w:w="120" w:type="dxa"/>
+            </w:tcMar>
+          </w:tcPr>
+          <w:p>
+            <w:pPr>
+              <w:spacing w:before="0" w:after="0"/>
+            </w:pPr>
+            <w:r>
+              <w:rPr>
+                <w:rFonts w:ascii="Arial" w:hAnsi="Arial"/>
+                <w:sz w:val="18"/>
+                <w:color w:val="374151"/>
+              </w:rPr>
+              <w:t xml:space="preserve">ISO 27001 で回答保存後、.json を読み込む</w:t>
+            </w:r>
+          </w:p>
+        </w:tc>
+        <w:tc>
+          <w:tcPr>
+            <w:tcW w:w="2800" w:type="dxa"/>
+            <w:shd w:val="clear" w:color="auto" w:fill="F8FAFC"/>
+            <w:tcMar>
+              <w:top w:w="70" w:type="dxa"/>
+              <w:bottom w:w="70" w:type="dxa"/>
+              <w:left w:w="120" w:type="dxa"/>
+              <w:right w:w="120" w:type="dxa"/>
+            </w:tcMar>
+          </w:tcPr>
+          <w:p>
+            <w:pPr>
+              <w:spacing w:before="0" w:after="0"/>
+            </w:pPr>
+            <w:r>
+              <w:rPr>
+                <w:rFonts w:ascii="Arial" w:hAnsi="Arial"/>
+                <w:sz w:val="18"/>
+                <w:color w:val="374151"/>
+              </w:rPr>
+              <w:t xml:space="preserve">エラーなく回答入力画面に遷移し全回答が復元される</w:t>
+            </w:r>
+          </w:p>
+        </w:tc>
+        <w:tc>
+          <w:tcPr>
+            <w:tcW w:w="660" w:type="dxa"/>
+            <w:shd w:val="clear" w:color="auto" w:fill="F8FAFC"/>
+            <w:tcMar>
+              <w:top w:w="70" w:type="dxa"/>
+              <w:bottom w:w="70" w:type="dxa"/>
+              <w:left w:w="120" w:type="dxa"/>
+              <w:right w:w="120" w:type="dxa"/>
+            </w:tcMar>
+          </w:tcPr>
+          <w:p>
+            <w:pPr>
+              <w:spacing w:before="0" w:after="0"/>
+            </w:pPr>
+            <w:r>
+              <w:rPr>
+                <w:rFonts w:ascii="Arial" w:hAnsi="Arial"/>
+                <w:sz w:val="18"/>
+                <w:color w:val="374151"/>
+              </w:rPr>
+              <w:t xml:space="preserve">正常</w:t>
+            </w:r>
+          </w:p>
+        </w:tc>
+      </w:tr>
+      <w:tr>
+        <w:tc>
+          <w:tcPr>
+            <w:tcW w:w="900" w:type="dxa"/>
+            <w:shd w:val="clear" w:color="auto" w:fill="FFFFFF"/>
+            <w:tcMar>
+              <w:top w:w="70" w:type="dxa"/>
+              <w:bottom w:w="70" w:type="dxa"/>
+              <w:left w:w="120" w:type="dxa"/>
+              <w:right w:w="120" w:type="dxa"/>
+            </w:tcMar>
+          </w:tcPr>
+          <w:p>
+            <w:pPr>
+              <w:spacing w:before="0" w:after="0"/>
+            </w:pPr>
+            <w:r>
+              <w:rPr>
+                <w:rFonts w:ascii="Arial" w:hAnsi="Arial"/>
+                <w:sz w:val="18"/>
+                <w:color w:val="374151"/>
+              </w:rPr>
+              <w:t xml:space="preserve">T-LD03</w:t>
+            </w:r>
+          </w:p>
+        </w:tc>
+        <w:tc>
+          <w:tcPr>
+            <w:tcW w:w="2000" w:type="dxa"/>
+            <w:shd w:val="clear" w:color="auto" w:fill="FFFFFF"/>
+            <w:tcMar>
+              <w:top w:w="70" w:type="dxa"/>
+              <w:bottom w:w="70" w:type="dxa"/>
+              <w:left w:w="120" w:type="dxa"/>
+              <w:right w:w="120" w:type="dxa"/>
+            </w:tcMar>
+          </w:tcPr>
+          <w:p>
+            <w:pPr>
+              <w:spacing w:before="0" w:after="0"/>
+            </w:pPr>
+            <w:r>
+              <w:rPr>
+                <w:rFonts w:ascii="Arial" w:hAnsi="Arial"/>
+                <w:sz w:val="18"/>
+                <w:color w:val="374151"/>
+              </w:rPr>
+              <w:t xml:space="preserve">CIS v8.1 保存→読み込み</w:t>
+            </w:r>
+          </w:p>
+        </w:tc>
+        <w:tc>
+          <w:tcPr>
+            <w:tcW w:w="1500" w:type="dxa"/>
+            <w:shd w:val="clear" w:color="auto" w:fill="FFFFFF"/>
+            <w:tcMar>
+              <w:top w:w="70" w:type="dxa"/>
+              <w:bottom w:w="70" w:type="dxa"/>
+              <w:left w:w="120" w:type="dxa"/>
+              <w:right w:w="120" w:type="dxa"/>
+            </w:tcMar>
+          </w:tcPr>
+          <w:p>
+            <w:pPr>
+              <w:spacing w:before="0" w:after="0"/>
+            </w:pPr>
+            <w:r>
+              <w:rPr>
+                <w:rFonts w:ascii="Arial" w:hAnsi="Arial"/>
+                <w:sz w:val="18"/>
+                <w:color w:val="374151"/>
+              </w:rPr>
+              <w:t xml:space="preserve">スタート画面</w:t>
+            </w:r>
+          </w:p>
+        </w:tc>
+        <w:tc>
+          <w:tcPr>
+            <w:tcW w:w="2500" w:type="dxa"/>
+            <w:shd w:val="clear" w:color="auto" w:fill="FFFFFF"/>
+            <w:tcMar>
+              <w:top w:w="70" w:type="dxa"/>
+              <w:bottom w:w="70" w:type="dxa"/>
+              <w:left w:w="120" w:type="dxa"/>
+              <w:right w:w="120" w:type="dxa"/>
+            </w:tcMar>
+          </w:tcPr>
+          <w:p>
+            <w:pPr>
+              <w:spacing w:before="0" w:after="0"/>
+            </w:pPr>
+            <w:r>
+              <w:rPr>
+                <w:rFonts w:ascii="Arial" w:hAnsi="Arial"/>
+                <w:sz w:val="18"/>
+                <w:color w:val="374151"/>
+              </w:rPr>
+              <w:t xml:space="preserve">CIS v8.1 で回答保存後、.json を読み込む</w:t>
+            </w:r>
+          </w:p>
+        </w:tc>
+        <w:tc>
+          <w:tcPr>
+            <w:tcW w:w="2800" w:type="dxa"/>
+            <w:shd w:val="clear" w:color="auto" w:fill="FFFFFF"/>
+            <w:tcMar>
+              <w:top w:w="70" w:type="dxa"/>
+              <w:bottom w:w="70" w:type="dxa"/>
+              <w:left w:w="120" w:type="dxa"/>
+              <w:right w:w="120" w:type="dxa"/>
+            </w:tcMar>
+          </w:tcPr>
+          <w:p>
+            <w:pPr>
+              <w:spacing w:before="0" w:after="0"/>
+            </w:pPr>
+            <w:r>
+              <w:rPr>
+                <w:rFonts w:ascii="Arial" w:hAnsi="Arial"/>
+                <w:sz w:val="18"/>
+                <w:color w:val="374151"/>
+              </w:rPr>
+              <w:t xml:space="preserve">エラーなく回答入力画面に遷移し全回答が復元される</w:t>
+            </w:r>
+          </w:p>
+        </w:tc>
+        <w:tc>
+          <w:tcPr>
+            <w:tcW w:w="660" w:type="dxa"/>
+            <w:shd w:val="clear" w:color="auto" w:fill="FFFFFF"/>
+            <w:tcMar>
+              <w:top w:w="70" w:type="dxa"/>
+              <w:bottom w:w="70" w:type="dxa"/>
+              <w:left w:w="120" w:type="dxa"/>
+              <w:right w:w="120" w:type="dxa"/>
+            </w:tcMar>
+          </w:tcPr>
+          <w:p>
+            <w:pPr>
+              <w:spacing w:before="0" w:after="0"/>
+            </w:pPr>
+            <w:r>
+              <w:rPr>
+                <w:rFonts w:ascii="Arial" w:hAnsi="Arial"/>
+                <w:sz w:val="18"/>
+                <w:color w:val="374151"/>
+              </w:rPr>
+              <w:t xml:space="preserve">正常</w:t>
+            </w:r>
+          </w:p>
+        </w:tc>
+      </w:tr>
+      <w:tr>
+        <w:tc>
+          <w:tcPr>
+            <w:tcW w:w="900" w:type="dxa"/>
+            <w:shd w:val="clear" w:color="auto" w:fill="F8FAFC"/>
+            <w:tcMar>
+              <w:top w:w="70" w:type="dxa"/>
+              <w:bottom w:w="70" w:type="dxa"/>
+              <w:left w:w="120" w:type="dxa"/>
+              <w:right w:w="120" w:type="dxa"/>
+            </w:tcMar>
+          </w:tcPr>
+          <w:p>
+            <w:pPr>
+              <w:spacing w:before="0" w:after="0"/>
+            </w:pPr>
+            <w:r>
+              <w:rPr>
+                <w:rFonts w:ascii="Arial" w:hAnsi="Arial"/>
+                <w:sz w:val="18"/>
+                <w:color w:val="374151"/>
+              </w:rPr>
+              <w:t xml:space="preserve">T-LD04</w:t>
+            </w:r>
+          </w:p>
+        </w:tc>
+        <w:tc>
+          <w:tcPr>
+            <w:tcW w:w="2000" w:type="dxa"/>
+            <w:shd w:val="clear" w:color="auto" w:fill="F8FAFC"/>
+            <w:tcMar>
+              <w:top w:w="70" w:type="dxa"/>
+              <w:bottom w:w="70" w:type="dxa"/>
+              <w:left w:w="120" w:type="dxa"/>
+              <w:right w:w="120" w:type="dxa"/>
+            </w:tcMar>
+          </w:tcPr>
+          <w:p>
+            <w:pPr>
+              <w:spacing w:before="0" w:after="0"/>
+            </w:pPr>
+            <w:r>
+              <w:rPr>
+                <w:rFonts w:ascii="Arial" w:hAnsi="Arial"/>
+                <w:sz w:val="18"/>
+                <w:color w:val="374151"/>
+              </w:rPr>
+              <w:t xml:space="preserve">NIST SP800 保存→読み込み</w:t>
+            </w:r>
+          </w:p>
+        </w:tc>
+        <w:tc>
+          <w:tcPr>
+            <w:tcW w:w="1500" w:type="dxa"/>
+            <w:shd w:val="clear" w:color="auto" w:fill="F8FAFC"/>
+            <w:tcMar>
+              <w:top w:w="70" w:type="dxa"/>
+              <w:bottom w:w="70" w:type="dxa"/>
+              <w:left w:w="120" w:type="dxa"/>
+              <w:right w:w="120" w:type="dxa"/>
+            </w:tcMar>
+          </w:tcPr>
+          <w:p>
+            <w:pPr>
+              <w:spacing w:before="0" w:after="0"/>
+            </w:pPr>
+            <w:r>
+              <w:rPr>
+                <w:rFonts w:ascii="Arial" w:hAnsi="Arial"/>
+                <w:sz w:val="18"/>
+                <w:color w:val="374151"/>
+              </w:rPr>
+              <w:t xml:space="preserve">スタート画面</w:t>
+            </w:r>
+          </w:p>
+        </w:tc>
+        <w:tc>
+          <w:tcPr>
+            <w:tcW w:w="2500" w:type="dxa"/>
+            <w:shd w:val="clear" w:color="auto" w:fill="F8FAFC"/>
+            <w:tcMar>
+              <w:top w:w="70" w:type="dxa"/>
+              <w:bottom w:w="70" w:type="dxa"/>
+              <w:left w:w="120" w:type="dxa"/>
+              <w:right w:w="120" w:type="dxa"/>
+            </w:tcMar>
+          </w:tcPr>
+          <w:p>
+            <w:pPr>
+              <w:spacing w:before="0" w:after="0"/>
+            </w:pPr>
+            <w:r>
+              <w:rPr>
+                <w:rFonts w:ascii="Arial" w:hAnsi="Arial"/>
+                <w:sz w:val="18"/>
+                <w:color w:val="374151"/>
+              </w:rPr>
+              <w:t xml:space="preserve">NIST SP800-53 で回答保存後、.json を読み込む</w:t>
+            </w:r>
+          </w:p>
+        </w:tc>
+        <w:tc>
+          <w:tcPr>
+            <w:tcW w:w="2800" w:type="dxa"/>
+            <w:shd w:val="clear" w:color="auto" w:fill="F8FAFC"/>
+            <w:tcMar>
+              <w:top w:w="70" w:type="dxa"/>
+              <w:bottom w:w="70" w:type="dxa"/>
+              <w:left w:w="120" w:type="dxa"/>
+              <w:right w:w="120" w:type="dxa"/>
+            </w:tcMar>
+          </w:tcPr>
+          <w:p>
+            <w:pPr>
+              <w:spacing w:before="0" w:after="0"/>
+            </w:pPr>
+            <w:r>
+              <w:rPr>
+                <w:rFonts w:ascii="Arial" w:hAnsi="Arial"/>
+                <w:sz w:val="18"/>
+                <w:color w:val="374151"/>
+              </w:rPr>
+              <w:t xml:space="preserve">エラーなく回答入力画面に遷移し全回答が復元される</w:t>
+            </w:r>
+          </w:p>
+        </w:tc>
+        <w:tc>
+          <w:tcPr>
+            <w:tcW w:w="660" w:type="dxa"/>
+            <w:shd w:val="clear" w:color="auto" w:fill="F8FAFC"/>
+            <w:tcMar>
+              <w:top w:w="70" w:type="dxa"/>
+              <w:bottom w:w="70" w:type="dxa"/>
+              <w:left w:w="120" w:type="dxa"/>
+              <w:right w:w="120" w:type="dxa"/>
+            </w:tcMar>
+          </w:tcPr>
+          <w:p>
+            <w:pPr>
+              <w:spacing w:before="0" w:after="0"/>
+            </w:pPr>
+            <w:r>
+              <w:rPr>
+                <w:rFonts w:ascii="Arial" w:hAnsi="Arial"/>
+                <w:sz w:val="18"/>
+                <w:color w:val="374151"/>
+              </w:rPr>
+              <w:t xml:space="preserve">正常</w:t>
+            </w:r>
+          </w:p>
+        </w:tc>
+      </w:tr>
+      <w:tr>
+        <w:tc>
+          <w:tcPr>
+            <w:tcW w:w="900" w:type="dxa"/>
+            <w:shd w:val="clear" w:color="auto" w:fill="FFFFFF"/>
+            <w:tcMar>
+              <w:top w:w="70" w:type="dxa"/>
+              <w:bottom w:w="70" w:type="dxa"/>
+              <w:left w:w="120" w:type="dxa"/>
+              <w:right w:w="120" w:type="dxa"/>
+            </w:tcMar>
+          </w:tcPr>
+          <w:p>
+            <w:pPr>
+              <w:spacing w:before="0" w:after="0"/>
+            </w:pPr>
+            <w:r>
+              <w:rPr>
+                <w:rFonts w:ascii="Arial" w:hAnsi="Arial"/>
+                <w:sz w:val="18"/>
+                <w:color w:val="374151"/>
+              </w:rPr>
+              <w:t xml:space="preserve">T-LD05</w:t>
+            </w:r>
+          </w:p>
+        </w:tc>
+        <w:tc>
+          <w:tcPr>
+            <w:tcW w:w="2000" w:type="dxa"/>
+            <w:shd w:val="clear" w:color="auto" w:fill="FFFFFF"/>
+            <w:tcMar>
+              <w:top w:w="70" w:type="dxa"/>
+              <w:bottom w:w="70" w:type="dxa"/>
+              <w:left w:w="120" w:type="dxa"/>
+              <w:right w:w="120" w:type="dxa"/>
+            </w:tcMar>
+          </w:tcPr>
+          <w:p>
+            <w:pPr>
+              <w:spacing w:before="0" w:after="0"/>
+            </w:pPr>
+            <w:r>
+              <w:rPr>
+                <w:rFonts w:ascii="Arial" w:hAnsi="Arial"/>
+                <w:sz w:val="18"/>
+                <w:color w:val="374151"/>
+              </w:rPr>
+              <w:t xml:space="preserve">読み込み後の画面遷移</w:t>
+            </w:r>
+          </w:p>
+        </w:tc>
+        <w:tc>
+          <w:tcPr>
+            <w:tcW w:w="1500" w:type="dxa"/>
+            <w:shd w:val="clear" w:color="auto" w:fill="FFFFFF"/>
+            <w:tcMar>
+              <w:top w:w="70" w:type="dxa"/>
+              <w:bottom w:w="70" w:type="dxa"/>
+              <w:left w:w="120" w:type="dxa"/>
+              <w:right w:w="120" w:type="dxa"/>
+            </w:tcMar>
+          </w:tcPr>
+          <w:p>
+            <w:pPr>
+              <w:spacing w:before="0" w:after="0"/>
+            </w:pPr>
+            <w:r>
+              <w:rPr>
+                <w:rFonts w:ascii="Arial" w:hAnsi="Arial"/>
+                <w:sz w:val="18"/>
+                <w:color w:val="374151"/>
+              </w:rPr>
+              <w:t xml:space="preserve">スタート画面</w:t>
+            </w:r>
+          </w:p>
+        </w:tc>
+        <w:tc>
+          <w:tcPr>
+            <w:tcW w:w="2500" w:type="dxa"/>
+            <w:shd w:val="clear" w:color="auto" w:fill="FFFFFF"/>
+            <w:tcMar>
+              <w:top w:w="70" w:type="dxa"/>
+              <w:bottom w:w="70" w:type="dxa"/>
+              <w:left w:w="120" w:type="dxa"/>
+              <w:right w:w="120" w:type="dxa"/>
+            </w:tcMar>
+          </w:tcPr>
+          <w:p>
+            <w:pPr>
+              <w:spacing w:before="0" w:after="0"/>
+            </w:pPr>
+            <w:r>
+              <w:rPr>
+                <w:rFonts w:ascii="Arial" w:hAnsi="Arial"/>
+                <w:sz w:val="18"/>
+                <w:color w:val="374151"/>
+              </w:rPr>
+              <w:t xml:space="preserve">初期画面（Step0）で .json を読み込む</w:t>
+            </w:r>
+          </w:p>
+        </w:tc>
+        <w:tc>
+          <w:tcPr>
+            <w:tcW w:w="2800" w:type="dxa"/>
+            <w:shd w:val="clear" w:color="auto" w:fill="FFFFFF"/>
+            <w:tcMar>
+              <w:top w:w="70" w:type="dxa"/>
+              <w:bottom w:w="70" w:type="dxa"/>
+              <w:left w:w="120" w:type="dxa"/>
+              <w:right w:w="120" w:type="dxa"/>
+            </w:tcMar>
+          </w:tcPr>
+          <w:p>
+            <w:pPr>
+              <w:spacing w:before="0" w:after="0"/>
+            </w:pPr>
+            <w:r>
+              <w:rPr>
+                <w:rFonts w:ascii="Arial" w:hAnsi="Arial"/>
+                <w:sz w:val="18"/>
+                <w:color w:val="374151"/>
+              </w:rPr>
+              <w:t xml:space="preserve">直接 Step1（回答入力画面）に自動遷移する</w:t>
+            </w:r>
+          </w:p>
+        </w:tc>
+        <w:tc>
+          <w:tcPr>
+            <w:tcW w:w="660" w:type="dxa"/>
+            <w:shd w:val="clear" w:color="auto" w:fill="FFFFFF"/>
+            <w:tcMar>
+              <w:top w:w="70" w:type="dxa"/>
+              <w:bottom w:w="70" w:type="dxa"/>
+              <w:left w:w="120" w:type="dxa"/>
+              <w:right w:w="120" w:type="dxa"/>
+            </w:tcMar>
+          </w:tcPr>
+          <w:p>
+            <w:pPr>
+              <w:spacing w:before="0" w:after="0"/>
+            </w:pPr>
+            <w:r>
+              <w:rPr>
+                <w:rFonts w:ascii="Arial" w:hAnsi="Arial"/>
+                <w:sz w:val="18"/>
+                <w:color w:val="374151"/>
+              </w:rPr>
+              <w:t xml:space="preserve">正常</w:t>
+            </w:r>
+          </w:p>
+        </w:tc>
+      </w:tr>
+      <w:tr>
+        <w:tc>
+          <w:tcPr>
+            <w:tcW w:w="900" w:type="dxa"/>
+            <w:shd w:val="clear" w:color="auto" w:fill="F8FAFC"/>
+            <w:tcMar>
+              <w:top w:w="70" w:type="dxa"/>
+              <w:bottom w:w="70" w:type="dxa"/>
+              <w:left w:w="120" w:type="dxa"/>
+              <w:right w:w="120" w:type="dxa"/>
+            </w:tcMar>
+          </w:tcPr>
+          <w:p>
+            <w:pPr>
+              <w:spacing w:before="0" w:after="0"/>
+            </w:pPr>
+            <w:r>
+              <w:rPr>
+                <w:rFonts w:ascii="Arial" w:hAnsi="Arial"/>
+                <w:sz w:val="18"/>
+                <w:color w:val="374151"/>
+              </w:rPr>
+              <w:t xml:space="preserve">T-LD06</w:t>
+            </w:r>
+          </w:p>
+        </w:tc>
+        <w:tc>
+          <w:tcPr>
+            <w:tcW w:w="2000" w:type="dxa"/>
+            <w:shd w:val="clear" w:color="auto" w:fill="F8FAFC"/>
+            <w:tcMar>
+              <w:top w:w="70" w:type="dxa"/>
+              <w:bottom w:w="70" w:type="dxa"/>
+              <w:left w:w="120" w:type="dxa"/>
+              <w:right w:w="120" w:type="dxa"/>
+            </w:tcMar>
+          </w:tcPr>
+          <w:p>
+            <w:pPr>
+              <w:spacing w:before="0" w:after="0"/>
+            </w:pPr>
+            <w:r>
+              <w:rPr>
+                <w:rFonts w:ascii="Arial" w:hAnsi="Arial"/>
+                <w:sz w:val="18"/>
+                <w:color w:val="374151"/>
+              </w:rPr>
+              <w:t xml:space="preserve">読み込み後の情報バー</w:t>
+            </w:r>
+          </w:p>
+        </w:tc>
+        <w:tc>
+          <w:tcPr>
+            <w:tcW w:w="1500" w:type="dxa"/>
+            <w:shd w:val="clear" w:color="auto" w:fill="F8FAFC"/>
+            <w:tcMar>
+              <w:top w:w="70" w:type="dxa"/>
+              <w:bottom w:w="70" w:type="dxa"/>
+              <w:left w:w="120" w:type="dxa"/>
+              <w:right w:w="120" w:type="dxa"/>
+            </w:tcMar>
+          </w:tcPr>
+          <w:p>
+            <w:pPr>
+              <w:spacing w:before="0" w:after="0"/>
+            </w:pPr>
+            <w:r>
+              <w:rPr>
+                <w:rFonts w:ascii="Arial" w:hAnsi="Arial"/>
+                <w:sz w:val="18"/>
+                <w:color w:val="374151"/>
+              </w:rPr>
+              <w:t xml:space="preserve">回答入力画面</w:t>
+            </w:r>
+          </w:p>
+        </w:tc>
+        <w:tc>
+          <w:tcPr>
+            <w:tcW w:w="2500" w:type="dxa"/>
+            <w:shd w:val="clear" w:color="auto" w:fill="F8FAFC"/>
+            <w:tcMar>
+              <w:top w:w="70" w:type="dxa"/>
+              <w:bottom w:w="70" w:type="dxa"/>
+              <w:left w:w="120" w:type="dxa"/>
+              <w:right w:w="120" w:type="dxa"/>
+            </w:tcMar>
+          </w:tcPr>
+          <w:p>
+            <w:pPr>
+              <w:spacing w:before="0" w:after="0"/>
+            </w:pPr>
+            <w:r>
+              <w:rPr>
+                <w:rFonts w:ascii="Arial" w:hAnsi="Arial"/>
+                <w:sz w:val="18"/>
+                <w:color w:val="374151"/>
+              </w:rPr>
+              <w:t xml:space="preserve">企業名・日付含む保存ファイルを読み込む</w:t>
+            </w:r>
+          </w:p>
+        </w:tc>
+        <w:tc>
+          <w:tcPr>
+            <w:tcW w:w="2800" w:type="dxa"/>
+            <w:shd w:val="clear" w:color="auto" w:fill="F8FAFC"/>
+            <w:tcMar>
+              <w:top w:w="70" w:type="dxa"/>
+              <w:bottom w:w="70" w:type="dxa"/>
+              <w:left w:w="120" w:type="dxa"/>
+              <w:right w:w="120" w:type="dxa"/>
+            </w:tcMar>
+          </w:tcPr>
+          <w:p>
+            <w:pPr>
+              <w:spacing w:before="0" w:after="0"/>
+            </w:pPr>
+            <w:r>
+              <w:rPr>
+                <w:rFonts w:ascii="Arial" w:hAnsi="Arial"/>
+                <w:sz w:val="18"/>
+                <w:color w:val="374151"/>
+              </w:rPr>
+              <w:t xml:space="preserve">回答画面上部の情報バーに保存時の組織情報が表示される</w:t>
+            </w:r>
+          </w:p>
+        </w:tc>
+        <w:tc>
+          <w:tcPr>
+            <w:tcW w:w="660" w:type="dxa"/>
+            <w:shd w:val="clear" w:color="auto" w:fill="F8FAFC"/>
+            <w:tcMar>
+              <w:top w:w="70" w:type="dxa"/>
+              <w:bottom w:w="70" w:type="dxa"/>
+              <w:left w:w="120" w:type="dxa"/>
+              <w:right w:w="120" w:type="dxa"/>
+            </w:tcMar>
+          </w:tcPr>
+          <w:p>
+            <w:pPr>
+              <w:spacing w:before="0" w:after="0"/>
+            </w:pPr>
+            <w:r>
+              <w:rPr>
+                <w:rFonts w:ascii="Arial" w:hAnsi="Arial"/>
+                <w:sz w:val="18"/>
+                <w:color w:val="374151"/>
+              </w:rPr>
+              <w:t xml:space="preserve">正常</w:t>
+            </w:r>
+          </w:p>
+        </w:tc>
+      </w:tr>
+      <w:tr>
+        <w:tc>
+          <w:tcPr>
+            <w:tcW w:w="900" w:type="dxa"/>
+            <w:shd w:val="clear" w:color="auto" w:fill="FFFFFF"/>
+            <w:tcMar>
+              <w:top w:w="70" w:type="dxa"/>
+              <w:bottom w:w="70" w:type="dxa"/>
+              <w:left w:w="120" w:type="dxa"/>
+              <w:right w:w="120" w:type="dxa"/>
+            </w:tcMar>
+          </w:tcPr>
+          <w:p>
+            <w:pPr>
+              <w:spacing w:before="0" w:after="0"/>
+            </w:pPr>
+            <w:r>
+              <w:rPr>
+                <w:rFonts w:ascii="Arial" w:hAnsi="Arial"/>
+                <w:sz w:val="18"/>
+                <w:color w:val="374151"/>
+              </w:rPr>
+              <w:t xml:space="preserve">T-LD07</w:t>
+            </w:r>
+          </w:p>
+        </w:tc>
+        <w:tc>
+          <w:tcPr>
+            <w:tcW w:w="2000" w:type="dxa"/>
+            <w:shd w:val="clear" w:color="auto" w:fill="FFFFFF"/>
+            <w:tcMar>
+              <w:top w:w="70" w:type="dxa"/>
+              <w:bottom w:w="70" w:type="dxa"/>
+              <w:left w:w="120" w:type="dxa"/>
+              <w:right w:w="120" w:type="dxa"/>
+            </w:tcMar>
+          </w:tcPr>
+          <w:p>
+            <w:pPr>
+              <w:spacing w:before="0" w:after="0"/>
+            </w:pPr>
+            <w:r>
+              <w:rPr>
+                <w:rFonts w:ascii="Arial" w:hAnsi="Arial"/>
+                <w:sz w:val="18"/>
+                <w:color w:val="374151"/>
+              </w:rPr>
+              <w:t xml:space="preserve">不正ファイルの読み込み</w:t>
+            </w:r>
+          </w:p>
+        </w:tc>
+        <w:tc>
+          <w:tcPr>
+            <w:tcW w:w="1500" w:type="dxa"/>
+            <w:shd w:val="clear" w:color="auto" w:fill="FFFFFF"/>
+            <w:tcMar>
+              <w:top w:w="70" w:type="dxa"/>
+              <w:bottom w:w="70" w:type="dxa"/>
+              <w:left w:w="120" w:type="dxa"/>
+              <w:right w:w="120" w:type="dxa"/>
+            </w:tcMar>
+          </w:tcPr>
+          <w:p>
+            <w:pPr>
+              <w:spacing w:before="0" w:after="0"/>
+            </w:pPr>
+            <w:r>
+              <w:rPr>
+                <w:rFonts w:ascii="Arial" w:hAnsi="Arial"/>
+                <w:sz w:val="18"/>
+                <w:color w:val="374151"/>
+              </w:rPr>
+              <w:t xml:space="preserve">スタート画面</w:t>
+            </w:r>
+          </w:p>
+        </w:tc>
+        <w:tc>
+          <w:tcPr>
+            <w:tcW w:w="2500" w:type="dxa"/>
+            <w:shd w:val="clear" w:color="auto" w:fill="FFFFFF"/>
+            <w:tcMar>
+              <w:top w:w="70" w:type="dxa"/>
+              <w:bottom w:w="70" w:type="dxa"/>
+              <w:left w:w="120" w:type="dxa"/>
+              <w:right w:w="120" w:type="dxa"/>
+            </w:tcMar>
+          </w:tcPr>
+          <w:p>
+            <w:pPr>
+              <w:spacing w:before="0" w:after="0"/>
+            </w:pPr>
+            <w:r>
+              <w:rPr>
+                <w:rFonts w:ascii="Arial" w:hAnsi="Arial"/>
+                <w:sz w:val="18"/>
+                <w:color w:val="374151"/>
+              </w:rPr>
+              <w:t xml:space="preserve">無関係な .json ファイルを読み込む</w:t>
+            </w:r>
+          </w:p>
+        </w:tc>
+        <w:tc>
+          <w:tcPr>
+            <w:tcW w:w="2800" w:type="dxa"/>
+            <w:shd w:val="clear" w:color="auto" w:fill="FFFFFF"/>
+            <w:tcMar>
+              <w:top w:w="70" w:type="dxa"/>
+              <w:bottom w:w="70" w:type="dxa"/>
+              <w:left w:w="120" w:type="dxa"/>
+              <w:right w:w="120" w:type="dxa"/>
+            </w:tcMar>
+          </w:tcPr>
+          <w:p>
+            <w:pPr>
+              <w:spacing w:before="0" w:after="0"/>
+            </w:pPr>
+            <w:r>
+              <w:rPr>
+                <w:rFonts w:ascii="Arial" w:hAnsi="Arial"/>
+                <w:sz w:val="18"/>
+                <w:color w:val="374151"/>
+              </w:rPr>
+              <w:t xml:space="preserve">"対応していないファイル形式です" のエラーが表示される</w:t>
+            </w:r>
+          </w:p>
+        </w:tc>
+        <w:tc>
+          <w:tcPr>
+            <w:tcW w:w="660" w:type="dxa"/>
+            <w:shd w:val="clear" w:color="auto" w:fill="FFFFFF"/>
+            <w:tcMar>
+              <w:top w:w="70" w:type="dxa"/>
+              <w:bottom w:w="70" w:type="dxa"/>
+              <w:left w:w="120" w:type="dxa"/>
+              <w:right w:w="120" w:type="dxa"/>
+            </w:tcMar>
+          </w:tcPr>
+          <w:p>
+            <w:pPr>
+              <w:spacing w:before="0" w:after="0"/>
+            </w:pPr>
+            <w:r>
+              <w:rPr>
+                <w:rFonts w:ascii="Arial" w:hAnsi="Arial"/>
+                <w:sz w:val="18"/>
+                <w:color w:val="374151"/>
+              </w:rPr>
+              <w:t xml:space="preserve">正常</w:t>
+            </w:r>
+          </w:p>
+        </w:tc>
+      </w:tr>
+    </w:tbl>
+    <w:p/>
+    <w:p/>
+    <w:p>
+      <w:pPr>
+        <w:spacing w:before="400" w:after="80"/>
+      </w:pPr>
+      <w:r>
+        <w:rPr>
+          <w:rFonts w:ascii="Arial" w:hAnsi="Arial"/>
+          <w:sz w:val="24"/>
+          <w:b/>
+          <w:color w:val="1E3A5F"/>
+        </w:rPr>
+        <w:t xml:space="preserve">  v2.2 新機能テストケース（PDF出力・確認ダイアログ・保存ボタン・情報バー）</w:t>
       </w:r>
     </w:p>
     <w:tbl>

--- a/docs/test_spec.docx
+++ b/docs/test_spec.docx
@@ -57,7 +57,7 @@
           <w:sz w:val="24"/>
           <w:szCs w:val="24"/>
         </w:rPr>
-        <w:t xml:space="preserve">Security Assessment System v2.4</w:t>
+        <w:t xml:space="preserve">Security Assessment System v2.5</w:t>
       </w:r>
     </w:p>
     <w:p>
@@ -166,7 +166,7 @@
                 <w:sz w:val="20"/>
                 <w:szCs w:val="20"/>
               </w:rPr>
-              <w:t xml:space="preserve">v2.4</w:t>
+              <w:t xml:space="preserve">v2.5</w:t>
             </w:r>
           </w:p>
         </w:tc>
@@ -233,7 +233,7 @@
                 <w:sz w:val="20"/>
                 <w:szCs w:val="20"/>
               </w:rPr>
-              <w:t xml:space="preserve">v2.4</w:t>
+              <w:t xml:space="preserve">v2.5</w:t>
             </w:r>
           </w:p>
         </w:tc>
@@ -432,7 +432,7 @@
                 <w:sz w:val="20"/>
                 <w:szCs w:val="20"/>
               </w:rPr>
-              <w:t xml:space="preserve">要件定義書・設計書 v2.4 に基づく</w:t>
+              <w:t xml:space="preserve">要件定義書・設計書 v2.5 に基づく</w:t>
             </w:r>
           </w:p>
         </w:tc>
@@ -510,7 +510,7 @@
           <w:sz w:val="21"/>
           <w:szCs w:val="21"/>
         </w:rPr>
-        <w:t xml:space="preserve">本テスト仕様書は、企業セキュリティ リスクアセスメントシステム v2.4 の品質を担保するために、実施すべきテストケースと判定基準を定義する。修正・機能追加の都度、本仕様書に基づく回帰テストを実施し、エラーが発見された場合は修正後に再テストを行う。</w:t>
+        <w:t xml:space="preserve">本テスト仕様書は、企業セキュリティ リスクアセスメントシステム v2.5 の品質を担保するために、実施すべきテストケースと判定基準を定義する。修正・機能追加の都度、本仕様書に基づく回帰テストを実施し、エラーが発見された場合は修正後に再テストを行う。</w:t>
       </w:r>
     </w:p>
     <w:p>
@@ -24970,7 +24970,7 @@
                 <w:sz w:val="17"/>
                 <w:szCs w:val="17"/>
               </w:rPr>
-              <w:t xml:space="preserve">バージョンモーダルが開き content/version.json の内容が表示される（バージョン「2.4」を含む）</w:t>
+              <w:t xml:space="preserve">バージョンモーダルが開き content/version.json の内容が表示される（バージョン「2.5」を含む）</w:t>
             </w:r>
           </w:p>
         </w:tc>
@@ -36003,6 +36003,3696 @@
         </w:tc>
       </w:tr>
     </w:tbl>
+    <w:p>
+      <w:pPr>
+        <w:spacing w:before="400" w:after="80"/>
+      </w:pPr>
+      <w:r>
+        <w:rPr>
+          <w:rFonts w:ascii="Arial" w:hAnsi="Arial"/>
+          <w:sz w:val="24"/>
+          <w:b/>
+          <w:color w:val="1E3A5F"/>
+        </w:rPr>
+        <w:t xml:space="preserve">  v2.5 新機能テストケース（情報バー編集・総合評価コメント・その他）</w:t>
+      </w:r>
+    </w:p>
+    <w:tbl>
+      <w:tblPr>
+        <w:tblW w:w="9360" w:type="dxa"/>
+        <w:tblBorders>
+          <w:top w:val="single" w:sz="1" w:color="CCCCCC"/>
+          <w:left w:val="single" w:sz="1" w:color="CCCCCC"/>
+          <w:bottom w:val="single" w:sz="1" w:color="CCCCCC"/>
+          <w:right w:val="single" w:sz="1" w:color="CCCCCC"/>
+          <w:insideH w:val="single" w:sz="1" w:color="CCCCCC"/>
+          <w:insideV w:val="single" w:sz="1" w:color="CCCCCC"/>
+        </w:tblBorders>
+      </w:tblPr>
+      <w:tblGrid>
+        <w:gridCol w:w="900"/>
+        <w:gridCol w:w="2000"/>
+        <w:gridCol w:w="1500"/>
+        <w:gridCol w:w="2500"/>
+        <w:gridCol w:w="2800"/>
+        <w:gridCol w:w="660"/>
+      </w:tblGrid>
+      <w:tr>
+        <w:tc>
+          <w:tcPr>
+            <w:tcW w:w="900" w:type="dxa"/>
+            <w:shd w:val="clear" w:color="auto" w:fill="1E3A5F"/>
+            <w:tcMar>
+              <w:top w:w="70" w:type="dxa"/>
+              <w:bottom w:w="70" w:type="dxa"/>
+              <w:left w:w="120" w:type="dxa"/>
+              <w:right w:w="120" w:type="dxa"/>
+            </w:tcMar>
+          </w:tcPr>
+          <w:p>
+            <w:pPr>
+              <w:spacing w:before="0" w:after="0"/>
+            </w:pPr>
+            <w:r>
+              <w:rPr>
+                <w:rFonts w:ascii="Arial" w:hAnsi="Arial"/>
+                <w:sz w:val="18"/>
+                <w:b/>
+                <w:color w:val="FFFFFF"/>
+              </w:rPr>
+              <w:t xml:space="preserve">テストID</w:t>
+            </w:r>
+          </w:p>
+        </w:tc>
+        <w:tc>
+          <w:tcPr>
+            <w:tcW w:w="2000" w:type="dxa"/>
+            <w:shd w:val="clear" w:color="auto" w:fill="1E3A5F"/>
+            <w:tcMar>
+              <w:top w:w="70" w:type="dxa"/>
+              <w:bottom w:w="70" w:type="dxa"/>
+              <w:left w:w="120" w:type="dxa"/>
+              <w:right w:w="120" w:type="dxa"/>
+            </w:tcMar>
+          </w:tcPr>
+          <w:p>
+            <w:pPr>
+              <w:spacing w:before="0" w:after="0"/>
+            </w:pPr>
+            <w:r>
+              <w:rPr>
+                <w:rFonts w:ascii="Arial" w:hAnsi="Arial"/>
+                <w:sz w:val="18"/>
+                <w:b/>
+                <w:color w:val="FFFFFF"/>
+              </w:rPr>
+              <w:t xml:space="preserve">テスト項目</w:t>
+            </w:r>
+          </w:p>
+        </w:tc>
+        <w:tc>
+          <w:tcPr>
+            <w:tcW w:w="1500" w:type="dxa"/>
+            <w:shd w:val="clear" w:color="auto" w:fill="1E3A5F"/>
+            <w:tcMar>
+              <w:top w:w="70" w:type="dxa"/>
+              <w:bottom w:w="70" w:type="dxa"/>
+              <w:left w:w="120" w:type="dxa"/>
+              <w:right w:w="120" w:type="dxa"/>
+            </w:tcMar>
+          </w:tcPr>
+          <w:p>
+            <w:pPr>
+              <w:spacing w:before="0" w:after="0"/>
+            </w:pPr>
+            <w:r>
+              <w:rPr>
+                <w:rFonts w:ascii="Arial" w:hAnsi="Arial"/>
+                <w:sz w:val="18"/>
+                <w:b/>
+                <w:color w:val="FFFFFF"/>
+              </w:rPr>
+              <w:t xml:space="preserve">対象画面</w:t>
+            </w:r>
+          </w:p>
+        </w:tc>
+        <w:tc>
+          <w:tcPr>
+            <w:tcW w:w="2500" w:type="dxa"/>
+            <w:shd w:val="clear" w:color="auto" w:fill="1E3A5F"/>
+            <w:tcMar>
+              <w:top w:w="70" w:type="dxa"/>
+              <w:bottom w:w="70" w:type="dxa"/>
+              <w:left w:w="120" w:type="dxa"/>
+              <w:right w:w="120" w:type="dxa"/>
+            </w:tcMar>
+          </w:tcPr>
+          <w:p>
+            <w:pPr>
+              <w:spacing w:before="0" w:after="0"/>
+            </w:pPr>
+            <w:r>
+              <w:rPr>
+                <w:rFonts w:ascii="Arial" w:hAnsi="Arial"/>
+                <w:sz w:val="18"/>
+                <w:b/>
+                <w:color w:val="FFFFFF"/>
+              </w:rPr>
+              <w:t xml:space="preserve">操作手順</w:t>
+            </w:r>
+          </w:p>
+        </w:tc>
+        <w:tc>
+          <w:tcPr>
+            <w:tcW w:w="2800" w:type="dxa"/>
+            <w:shd w:val="clear" w:color="auto" w:fill="1E3A5F"/>
+            <w:tcMar>
+              <w:top w:w="70" w:type="dxa"/>
+              <w:bottom w:w="70" w:type="dxa"/>
+              <w:left w:w="120" w:type="dxa"/>
+              <w:right w:w="120" w:type="dxa"/>
+            </w:tcMar>
+          </w:tcPr>
+          <w:p>
+            <w:pPr>
+              <w:spacing w:before="0" w:after="0"/>
+            </w:pPr>
+            <w:r>
+              <w:rPr>
+                <w:rFonts w:ascii="Arial" w:hAnsi="Arial"/>
+                <w:sz w:val="18"/>
+                <w:b/>
+                <w:color w:val="FFFFFF"/>
+              </w:rPr>
+              <w:t xml:space="preserve">期待結果</w:t>
+            </w:r>
+          </w:p>
+        </w:tc>
+        <w:tc>
+          <w:tcPr>
+            <w:tcW w:w="660" w:type="dxa"/>
+            <w:shd w:val="clear" w:color="auto" w:fill="1E3A5F"/>
+            <w:tcMar>
+              <w:top w:w="70" w:type="dxa"/>
+              <w:bottom w:w="70" w:type="dxa"/>
+              <w:left w:w="120" w:type="dxa"/>
+              <w:right w:w="120" w:type="dxa"/>
+            </w:tcMar>
+          </w:tcPr>
+          <w:p>
+            <w:pPr>
+              <w:spacing w:before="0" w:after="0"/>
+            </w:pPr>
+            <w:r>
+              <w:rPr>
+                <w:rFonts w:ascii="Arial" w:hAnsi="Arial"/>
+                <w:sz w:val="18"/>
+                <w:b/>
+                <w:color w:val="FFFFFF"/>
+              </w:rPr>
+              <w:t xml:space="preserve">判定</w:t>
+            </w:r>
+          </w:p>
+        </w:tc>
+      </w:tr>
+      <w:tr>
+        <w:tc>
+          <w:tcPr>
+            <w:tcW w:w="900" w:type="dxa"/>
+            <w:shd w:val="clear" w:color="auto" w:fill="F8FAFC"/>
+            <w:tcMar>
+              <w:top w:w="70" w:type="dxa"/>
+              <w:bottom w:w="70" w:type="dxa"/>
+              <w:left w:w="120" w:type="dxa"/>
+              <w:right w:w="120" w:type="dxa"/>
+            </w:tcMar>
+          </w:tcPr>
+          <w:p>
+            <w:pPr>
+              <w:spacing w:before="0" w:after="0"/>
+            </w:pPr>
+            <w:r>
+              <w:rPr>
+                <w:rFonts w:ascii="Arial" w:hAnsi="Arial"/>
+                <w:sz w:val="18"/>
+                <w:color w:val="374151"/>
+              </w:rPr>
+              <w:t xml:space="preserve">T-OE01</w:t>
+            </w:r>
+          </w:p>
+        </w:tc>
+        <w:tc>
+          <w:tcPr>
+            <w:tcW w:w="2000" w:type="dxa"/>
+            <w:shd w:val="clear" w:color="auto" w:fill="F8FAFC"/>
+            <w:tcMar>
+              <w:top w:w="70" w:type="dxa"/>
+              <w:bottom w:w="70" w:type="dxa"/>
+              <w:left w:w="120" w:type="dxa"/>
+              <w:right w:w="120" w:type="dxa"/>
+            </w:tcMar>
+          </w:tcPr>
+          <w:p>
+            <w:pPr>
+              <w:spacing w:before="0" w:after="0"/>
+            </w:pPr>
+            <w:r>
+              <w:rPr>
+                <w:rFonts w:ascii="Arial" w:hAnsi="Arial"/>
+                <w:sz w:val="18"/>
+                <w:color w:val="374151"/>
+              </w:rPr>
+              <w:t xml:space="preserve">情報バー編集ボタン表示</w:t>
+            </w:r>
+          </w:p>
+        </w:tc>
+        <w:tc>
+          <w:tcPr>
+            <w:tcW w:w="1500" w:type="dxa"/>
+            <w:shd w:val="clear" w:color="auto" w:fill="F8FAFC"/>
+            <w:tcMar>
+              <w:top w:w="70" w:type="dxa"/>
+              <w:bottom w:w="70" w:type="dxa"/>
+              <w:left w:w="120" w:type="dxa"/>
+              <w:right w:w="120" w:type="dxa"/>
+            </w:tcMar>
+          </w:tcPr>
+          <w:p>
+            <w:pPr>
+              <w:spacing w:before="0" w:after="0"/>
+            </w:pPr>
+            <w:r>
+              <w:rPr>
+                <w:rFonts w:ascii="Arial" w:hAnsi="Arial"/>
+                <w:sz w:val="18"/>
+                <w:color w:val="374151"/>
+              </w:rPr>
+              <w:t xml:space="preserve">回答入力画面</w:t>
+            </w:r>
+          </w:p>
+        </w:tc>
+        <w:tc>
+          <w:tcPr>
+            <w:tcW w:w="2500" w:type="dxa"/>
+            <w:shd w:val="clear" w:color="auto" w:fill="F8FAFC"/>
+            <w:tcMar>
+              <w:top w:w="70" w:type="dxa"/>
+              <w:bottom w:w="70" w:type="dxa"/>
+              <w:left w:w="120" w:type="dxa"/>
+              <w:right w:w="120" w:type="dxa"/>
+            </w:tcMar>
+          </w:tcPr>
+          <w:p>
+            <w:pPr>
+              <w:spacing w:before="0" w:after="0"/>
+            </w:pPr>
+            <w:r>
+              <w:rPr>
+                <w:rFonts w:ascii="Arial" w:hAnsi="Arial"/>
+                <w:sz w:val="18"/>
+                <w:color w:val="374151"/>
+              </w:rPr>
+              <w:t xml:space="preserve">回答入力画面の情報バーを確認</w:t>
+            </w:r>
+          </w:p>
+        </w:tc>
+        <w:tc>
+          <w:tcPr>
+            <w:tcW w:w="2800" w:type="dxa"/>
+            <w:shd w:val="clear" w:color="auto" w:fill="F8FAFC"/>
+            <w:tcMar>
+              <w:top w:w="70" w:type="dxa"/>
+              <w:bottom w:w="70" w:type="dxa"/>
+              <w:left w:w="120" w:type="dxa"/>
+              <w:right w:w="120" w:type="dxa"/>
+            </w:tcMar>
+          </w:tcPr>
+          <w:p>
+            <w:pPr>
+              <w:spacing w:before="0" w:after="0"/>
+            </w:pPr>
+            <w:r>
+              <w:rPr>
+                <w:rFonts w:ascii="Arial" w:hAnsi="Arial"/>
+                <w:sz w:val="18"/>
+                <w:color w:val="374151"/>
+              </w:rPr>
+              <w:t xml:space="preserve">「✏️ 編集」ボタンが情報バーの右端に表示される</w:t>
+            </w:r>
+          </w:p>
+        </w:tc>
+        <w:tc>
+          <w:tcPr>
+            <w:tcW w:w="660" w:type="dxa"/>
+            <w:shd w:val="clear" w:color="auto" w:fill="F8FAFC"/>
+            <w:tcMar>
+              <w:top w:w="70" w:type="dxa"/>
+              <w:bottom w:w="70" w:type="dxa"/>
+              <w:left w:w="120" w:type="dxa"/>
+              <w:right w:w="120" w:type="dxa"/>
+            </w:tcMar>
+          </w:tcPr>
+          <w:p>
+            <w:pPr>
+              <w:spacing w:before="0" w:after="0"/>
+            </w:pPr>
+            <w:r>
+              <w:rPr>
+                <w:rFonts w:ascii="Arial" w:hAnsi="Arial"/>
+                <w:sz w:val="18"/>
+                <w:color w:val="374151"/>
+              </w:rPr>
+              <w:t xml:space="preserve">正常</w:t>
+            </w:r>
+          </w:p>
+        </w:tc>
+      </w:tr>
+      <w:tr>
+        <w:tc>
+          <w:tcPr>
+            <w:tcW w:w="900" w:type="dxa"/>
+            <w:shd w:val="clear" w:color="auto" w:fill="FFFFFF"/>
+            <w:tcMar>
+              <w:top w:w="70" w:type="dxa"/>
+              <w:bottom w:w="70" w:type="dxa"/>
+              <w:left w:w="120" w:type="dxa"/>
+              <w:right w:w="120" w:type="dxa"/>
+            </w:tcMar>
+          </w:tcPr>
+          <w:p>
+            <w:pPr>
+              <w:spacing w:before="0" w:after="0"/>
+            </w:pPr>
+            <w:r>
+              <w:rPr>
+                <w:rFonts w:ascii="Arial" w:hAnsi="Arial"/>
+                <w:sz w:val="18"/>
+                <w:color w:val="374151"/>
+              </w:rPr>
+              <w:t xml:space="preserve">T-OE02</w:t>
+            </w:r>
+          </w:p>
+        </w:tc>
+        <w:tc>
+          <w:tcPr>
+            <w:tcW w:w="2000" w:type="dxa"/>
+            <w:shd w:val="clear" w:color="auto" w:fill="FFFFFF"/>
+            <w:tcMar>
+              <w:top w:w="70" w:type="dxa"/>
+              <w:bottom w:w="70" w:type="dxa"/>
+              <w:left w:w="120" w:type="dxa"/>
+              <w:right w:w="120" w:type="dxa"/>
+            </w:tcMar>
+          </w:tcPr>
+          <w:p>
+            <w:pPr>
+              <w:spacing w:before="0" w:after="0"/>
+            </w:pPr>
+            <w:r>
+              <w:rPr>
+                <w:rFonts w:ascii="Arial" w:hAnsi="Arial"/>
+                <w:sz w:val="18"/>
+                <w:color w:val="374151"/>
+              </w:rPr>
+              <w:t xml:space="preserve">編集モーダル表示</w:t>
+            </w:r>
+          </w:p>
+        </w:tc>
+        <w:tc>
+          <w:tcPr>
+            <w:tcW w:w="1500" w:type="dxa"/>
+            <w:shd w:val="clear" w:color="auto" w:fill="FFFFFF"/>
+            <w:tcMar>
+              <w:top w:w="70" w:type="dxa"/>
+              <w:bottom w:w="70" w:type="dxa"/>
+              <w:left w:w="120" w:type="dxa"/>
+              <w:right w:w="120" w:type="dxa"/>
+            </w:tcMar>
+          </w:tcPr>
+          <w:p>
+            <w:pPr>
+              <w:spacing w:before="0" w:after="0"/>
+            </w:pPr>
+            <w:r>
+              <w:rPr>
+                <w:rFonts w:ascii="Arial" w:hAnsi="Arial"/>
+                <w:sz w:val="18"/>
+                <w:color w:val="374151"/>
+              </w:rPr>
+              <w:t xml:space="preserve">回答入力画面</w:t>
+            </w:r>
+          </w:p>
+        </w:tc>
+        <w:tc>
+          <w:tcPr>
+            <w:tcW w:w="2500" w:type="dxa"/>
+            <w:shd w:val="clear" w:color="auto" w:fill="FFFFFF"/>
+            <w:tcMar>
+              <w:top w:w="70" w:type="dxa"/>
+              <w:bottom w:w="70" w:type="dxa"/>
+              <w:left w:w="120" w:type="dxa"/>
+              <w:right w:w="120" w:type="dxa"/>
+            </w:tcMar>
+          </w:tcPr>
+          <w:p>
+            <w:pPr>
+              <w:spacing w:before="0" w:after="0"/>
+            </w:pPr>
+            <w:r>
+              <w:rPr>
+                <w:rFonts w:ascii="Arial" w:hAnsi="Arial"/>
+                <w:sz w:val="18"/>
+                <w:color w:val="374151"/>
+              </w:rPr>
+              <w:t xml:space="preserve">情報バーの「✏️ 編集」ボタンをクリック</w:t>
+            </w:r>
+          </w:p>
+        </w:tc>
+        <w:tc>
+          <w:tcPr>
+            <w:tcW w:w="2800" w:type="dxa"/>
+            <w:shd w:val="clear" w:color="auto" w:fill="FFFFFF"/>
+            <w:tcMar>
+              <w:top w:w="70" w:type="dxa"/>
+              <w:bottom w:w="70" w:type="dxa"/>
+              <w:left w:w="120" w:type="dxa"/>
+              <w:right w:w="120" w:type="dxa"/>
+            </w:tcMar>
+          </w:tcPr>
+          <w:p>
+            <w:pPr>
+              <w:spacing w:before="0" w:after="0"/>
+            </w:pPr>
+            <w:r>
+              <w:rPr>
+                <w:rFonts w:ascii="Arial" w:hAnsi="Arial"/>
+                <w:sz w:val="18"/>
+                <w:color w:val="374151"/>
+              </w:rPr>
+              <w:t xml:space="preserve">4項目（企業名・組織名・入力管理者・評価実施日）の編集モーダルが開く</w:t>
+            </w:r>
+          </w:p>
+        </w:tc>
+        <w:tc>
+          <w:tcPr>
+            <w:tcW w:w="660" w:type="dxa"/>
+            <w:shd w:val="clear" w:color="auto" w:fill="FFFFFF"/>
+            <w:tcMar>
+              <w:top w:w="70" w:type="dxa"/>
+              <w:bottom w:w="70" w:type="dxa"/>
+              <w:left w:w="120" w:type="dxa"/>
+              <w:right w:w="120" w:type="dxa"/>
+            </w:tcMar>
+          </w:tcPr>
+          <w:p>
+            <w:pPr>
+              <w:spacing w:before="0" w:after="0"/>
+            </w:pPr>
+            <w:r>
+              <w:rPr>
+                <w:rFonts w:ascii="Arial" w:hAnsi="Arial"/>
+                <w:sz w:val="18"/>
+                <w:color w:val="374151"/>
+              </w:rPr>
+              <w:t xml:space="preserve">正常</w:t>
+            </w:r>
+          </w:p>
+        </w:tc>
+      </w:tr>
+      <w:tr>
+        <w:tc>
+          <w:tcPr>
+            <w:tcW w:w="900" w:type="dxa"/>
+            <w:shd w:val="clear" w:color="auto" w:fill="F8FAFC"/>
+            <w:tcMar>
+              <w:top w:w="70" w:type="dxa"/>
+              <w:bottom w:w="70" w:type="dxa"/>
+              <w:left w:w="120" w:type="dxa"/>
+              <w:right w:w="120" w:type="dxa"/>
+            </w:tcMar>
+          </w:tcPr>
+          <w:p>
+            <w:pPr>
+              <w:spacing w:before="0" w:after="0"/>
+            </w:pPr>
+            <w:r>
+              <w:rPr>
+                <w:rFonts w:ascii="Arial" w:hAnsi="Arial"/>
+                <w:sz w:val="18"/>
+                <w:color w:val="374151"/>
+              </w:rPr>
+              <w:t xml:space="preserve">T-OE03</w:t>
+            </w:r>
+          </w:p>
+        </w:tc>
+        <w:tc>
+          <w:tcPr>
+            <w:tcW w:w="2000" w:type="dxa"/>
+            <w:shd w:val="clear" w:color="auto" w:fill="F8FAFC"/>
+            <w:tcMar>
+              <w:top w:w="70" w:type="dxa"/>
+              <w:bottom w:w="70" w:type="dxa"/>
+              <w:left w:w="120" w:type="dxa"/>
+              <w:right w:w="120" w:type="dxa"/>
+            </w:tcMar>
+          </w:tcPr>
+          <w:p>
+            <w:pPr>
+              <w:spacing w:before="0" w:after="0"/>
+            </w:pPr>
+            <w:r>
+              <w:rPr>
+                <w:rFonts w:ascii="Arial" w:hAnsi="Arial"/>
+                <w:sz w:val="18"/>
+                <w:color w:val="374151"/>
+              </w:rPr>
+              <w:t xml:space="preserve">編集モーダルに現在値が入力済み</w:t>
+            </w:r>
+          </w:p>
+        </w:tc>
+        <w:tc>
+          <w:tcPr>
+            <w:tcW w:w="1500" w:type="dxa"/>
+            <w:shd w:val="clear" w:color="auto" w:fill="F8FAFC"/>
+            <w:tcMar>
+              <w:top w:w="70" w:type="dxa"/>
+              <w:bottom w:w="70" w:type="dxa"/>
+              <w:left w:w="120" w:type="dxa"/>
+              <w:right w:w="120" w:type="dxa"/>
+            </w:tcMar>
+          </w:tcPr>
+          <w:p>
+            <w:pPr>
+              <w:spacing w:before="0" w:after="0"/>
+            </w:pPr>
+            <w:r>
+              <w:rPr>
+                <w:rFonts w:ascii="Arial" w:hAnsi="Arial"/>
+                <w:sz w:val="18"/>
+                <w:color w:val="374151"/>
+              </w:rPr>
+              <w:t xml:space="preserve">編集モーダル</w:t>
+            </w:r>
+          </w:p>
+        </w:tc>
+        <w:tc>
+          <w:tcPr>
+            <w:tcW w:w="2500" w:type="dxa"/>
+            <w:shd w:val="clear" w:color="auto" w:fill="F8FAFC"/>
+            <w:tcMar>
+              <w:top w:w="70" w:type="dxa"/>
+              <w:bottom w:w="70" w:type="dxa"/>
+              <w:left w:w="120" w:type="dxa"/>
+              <w:right w:w="120" w:type="dxa"/>
+            </w:tcMar>
+          </w:tcPr>
+          <w:p>
+            <w:pPr>
+              <w:spacing w:before="0" w:after="0"/>
+            </w:pPr>
+            <w:r>
+              <w:rPr>
+                <w:rFonts w:ascii="Arial" w:hAnsi="Arial"/>
+                <w:sz w:val="18"/>
+                <w:color w:val="374151"/>
+              </w:rPr>
+              <w:t xml:space="preserve">編集モーダルを開いた際の各フィールドを確認</w:t>
+            </w:r>
+          </w:p>
+        </w:tc>
+        <w:tc>
+          <w:tcPr>
+            <w:tcW w:w="2800" w:type="dxa"/>
+            <w:shd w:val="clear" w:color="auto" w:fill="F8FAFC"/>
+            <w:tcMar>
+              <w:top w:w="70" w:type="dxa"/>
+              <w:bottom w:w="70" w:type="dxa"/>
+              <w:left w:w="120" w:type="dxa"/>
+              <w:right w:w="120" w:type="dxa"/>
+            </w:tcMar>
+          </w:tcPr>
+          <w:p>
+            <w:pPr>
+              <w:spacing w:before="0" w:after="0"/>
+            </w:pPr>
+            <w:r>
+              <w:rPr>
+                <w:rFonts w:ascii="Arial" w:hAnsi="Arial"/>
+                <w:sz w:val="18"/>
+                <w:color w:val="374151"/>
+              </w:rPr>
+              <w:t xml:space="preserve">現在の orgInfo の値がフィールドに正しく反映されている</w:t>
+            </w:r>
+          </w:p>
+        </w:tc>
+        <w:tc>
+          <w:tcPr>
+            <w:tcW w:w="660" w:type="dxa"/>
+            <w:shd w:val="clear" w:color="auto" w:fill="F8FAFC"/>
+            <w:tcMar>
+              <w:top w:w="70" w:type="dxa"/>
+              <w:bottom w:w="70" w:type="dxa"/>
+              <w:left w:w="120" w:type="dxa"/>
+              <w:right w:w="120" w:type="dxa"/>
+            </w:tcMar>
+          </w:tcPr>
+          <w:p>
+            <w:pPr>
+              <w:spacing w:before="0" w:after="0"/>
+            </w:pPr>
+            <w:r>
+              <w:rPr>
+                <w:rFonts w:ascii="Arial" w:hAnsi="Arial"/>
+                <w:sz w:val="18"/>
+                <w:color w:val="374151"/>
+              </w:rPr>
+              <w:t xml:space="preserve">正常</w:t>
+            </w:r>
+          </w:p>
+        </w:tc>
+      </w:tr>
+      <w:tr>
+        <w:tc>
+          <w:tcPr>
+            <w:tcW w:w="900" w:type="dxa"/>
+            <w:shd w:val="clear" w:color="auto" w:fill="FFFFFF"/>
+            <w:tcMar>
+              <w:top w:w="70" w:type="dxa"/>
+              <w:bottom w:w="70" w:type="dxa"/>
+              <w:left w:w="120" w:type="dxa"/>
+              <w:right w:w="120" w:type="dxa"/>
+            </w:tcMar>
+          </w:tcPr>
+          <w:p>
+            <w:pPr>
+              <w:spacing w:before="0" w:after="0"/>
+            </w:pPr>
+            <w:r>
+              <w:rPr>
+                <w:rFonts w:ascii="Arial" w:hAnsi="Arial"/>
+                <w:sz w:val="18"/>
+                <w:color w:val="374151"/>
+              </w:rPr>
+              <w:t xml:space="preserve">T-OE04</w:t>
+            </w:r>
+          </w:p>
+        </w:tc>
+        <w:tc>
+          <w:tcPr>
+            <w:tcW w:w="2000" w:type="dxa"/>
+            <w:shd w:val="clear" w:color="auto" w:fill="FFFFFF"/>
+            <w:tcMar>
+              <w:top w:w="70" w:type="dxa"/>
+              <w:bottom w:w="70" w:type="dxa"/>
+              <w:left w:w="120" w:type="dxa"/>
+              <w:right w:w="120" w:type="dxa"/>
+            </w:tcMar>
+          </w:tcPr>
+          <w:p>
+            <w:pPr>
+              <w:spacing w:before="0" w:after="0"/>
+            </w:pPr>
+            <w:r>
+              <w:rPr>
+                <w:rFonts w:ascii="Arial" w:hAnsi="Arial"/>
+                <w:sz w:val="18"/>
+                <w:color w:val="374151"/>
+              </w:rPr>
+              <w:t xml:space="preserve">編集確認ダイアログ</w:t>
+            </w:r>
+          </w:p>
+        </w:tc>
+        <w:tc>
+          <w:tcPr>
+            <w:tcW w:w="1500" w:type="dxa"/>
+            <w:shd w:val="clear" w:color="auto" w:fill="FFFFFF"/>
+            <w:tcMar>
+              <w:top w:w="70" w:type="dxa"/>
+              <w:bottom w:w="70" w:type="dxa"/>
+              <w:left w:w="120" w:type="dxa"/>
+              <w:right w:w="120" w:type="dxa"/>
+            </w:tcMar>
+          </w:tcPr>
+          <w:p>
+            <w:pPr>
+              <w:spacing w:before="0" w:after="0"/>
+            </w:pPr>
+            <w:r>
+              <w:rPr>
+                <w:rFonts w:ascii="Arial" w:hAnsi="Arial"/>
+                <w:sz w:val="18"/>
+                <w:color w:val="374151"/>
+              </w:rPr>
+              <w:t xml:space="preserve">編集モーダル</w:t>
+            </w:r>
+          </w:p>
+        </w:tc>
+        <w:tc>
+          <w:tcPr>
+            <w:tcW w:w="2500" w:type="dxa"/>
+            <w:shd w:val="clear" w:color="auto" w:fill="FFFFFF"/>
+            <w:tcMar>
+              <w:top w:w="70" w:type="dxa"/>
+              <w:bottom w:w="70" w:type="dxa"/>
+              <w:left w:w="120" w:type="dxa"/>
+              <w:right w:w="120" w:type="dxa"/>
+            </w:tcMar>
+          </w:tcPr>
+          <w:p>
+            <w:pPr>
+              <w:spacing w:before="0" w:after="0"/>
+            </w:pPr>
+            <w:r>
+              <w:rPr>
+                <w:rFonts w:ascii="Arial" w:hAnsi="Arial"/>
+                <w:sz w:val="18"/>
+                <w:color w:val="374151"/>
+              </w:rPr>
+              <w:t xml:space="preserve">値を変更して「変更する」をクリック</w:t>
+            </w:r>
+          </w:p>
+        </w:tc>
+        <w:tc>
+          <w:tcPr>
+            <w:tcW w:w="2800" w:type="dxa"/>
+            <w:shd w:val="clear" w:color="auto" w:fill="FFFFFF"/>
+            <w:tcMar>
+              <w:top w:w="70" w:type="dxa"/>
+              <w:bottom w:w="70" w:type="dxa"/>
+              <w:left w:w="120" w:type="dxa"/>
+              <w:right w:w="120" w:type="dxa"/>
+            </w:tcMar>
+          </w:tcPr>
+          <w:p>
+            <w:pPr>
+              <w:spacing w:before="0" w:after="0"/>
+            </w:pPr>
+            <w:r>
+              <w:rPr>
+                <w:rFonts w:ascii="Arial" w:hAnsi="Arial"/>
+                <w:sz w:val="18"/>
+                <w:color w:val="374151"/>
+              </w:rPr>
+              <w:t xml:space="preserve">変更後の内容一覧を含む確認ダイアログが表示される</w:t>
+            </w:r>
+          </w:p>
+        </w:tc>
+        <w:tc>
+          <w:tcPr>
+            <w:tcW w:w="660" w:type="dxa"/>
+            <w:shd w:val="clear" w:color="auto" w:fill="FFFFFF"/>
+            <w:tcMar>
+              <w:top w:w="70" w:type="dxa"/>
+              <w:bottom w:w="70" w:type="dxa"/>
+              <w:left w:w="120" w:type="dxa"/>
+              <w:right w:w="120" w:type="dxa"/>
+            </w:tcMar>
+          </w:tcPr>
+          <w:p>
+            <w:pPr>
+              <w:spacing w:before="0" w:after="0"/>
+            </w:pPr>
+            <w:r>
+              <w:rPr>
+                <w:rFonts w:ascii="Arial" w:hAnsi="Arial"/>
+                <w:sz w:val="18"/>
+                <w:color w:val="374151"/>
+              </w:rPr>
+              <w:t xml:space="preserve">正常</w:t>
+            </w:r>
+          </w:p>
+        </w:tc>
+      </w:tr>
+      <w:tr>
+        <w:tc>
+          <w:tcPr>
+            <w:tcW w:w="900" w:type="dxa"/>
+            <w:shd w:val="clear" w:color="auto" w:fill="F8FAFC"/>
+            <w:tcMar>
+              <w:top w:w="70" w:type="dxa"/>
+              <w:bottom w:w="70" w:type="dxa"/>
+              <w:left w:w="120" w:type="dxa"/>
+              <w:right w:w="120" w:type="dxa"/>
+            </w:tcMar>
+          </w:tcPr>
+          <w:p>
+            <w:pPr>
+              <w:spacing w:before="0" w:after="0"/>
+            </w:pPr>
+            <w:r>
+              <w:rPr>
+                <w:rFonts w:ascii="Arial" w:hAnsi="Arial"/>
+                <w:sz w:val="18"/>
+                <w:color w:val="374151"/>
+              </w:rPr>
+              <w:t xml:space="preserve">T-OE05</w:t>
+            </w:r>
+          </w:p>
+        </w:tc>
+        <w:tc>
+          <w:tcPr>
+            <w:tcW w:w="2000" w:type="dxa"/>
+            <w:shd w:val="clear" w:color="auto" w:fill="F8FAFC"/>
+            <w:tcMar>
+              <w:top w:w="70" w:type="dxa"/>
+              <w:bottom w:w="70" w:type="dxa"/>
+              <w:left w:w="120" w:type="dxa"/>
+              <w:right w:w="120" w:type="dxa"/>
+            </w:tcMar>
+          </w:tcPr>
+          <w:p>
+            <w:pPr>
+              <w:spacing w:before="0" w:after="0"/>
+            </w:pPr>
+            <w:r>
+              <w:rPr>
+                <w:rFonts w:ascii="Arial" w:hAnsi="Arial"/>
+                <w:sz w:val="18"/>
+                <w:color w:val="374151"/>
+              </w:rPr>
+              <w:t xml:space="preserve">確認ダイアログから「戻る」</w:t>
+            </w:r>
+          </w:p>
+        </w:tc>
+        <w:tc>
+          <w:tcPr>
+            <w:tcW w:w="1500" w:type="dxa"/>
+            <w:shd w:val="clear" w:color="auto" w:fill="F8FAFC"/>
+            <w:tcMar>
+              <w:top w:w="70" w:type="dxa"/>
+              <w:bottom w:w="70" w:type="dxa"/>
+              <w:left w:w="120" w:type="dxa"/>
+              <w:right w:w="120" w:type="dxa"/>
+            </w:tcMar>
+          </w:tcPr>
+          <w:p>
+            <w:pPr>
+              <w:spacing w:before="0" w:after="0"/>
+            </w:pPr>
+            <w:r>
+              <w:rPr>
+                <w:rFonts w:ascii="Arial" w:hAnsi="Arial"/>
+                <w:sz w:val="18"/>
+                <w:color w:val="374151"/>
+              </w:rPr>
+              <w:t xml:space="preserve">確認ダイアログ</w:t>
+            </w:r>
+          </w:p>
+        </w:tc>
+        <w:tc>
+          <w:tcPr>
+            <w:tcW w:w="2500" w:type="dxa"/>
+            <w:shd w:val="clear" w:color="auto" w:fill="F8FAFC"/>
+            <w:tcMar>
+              <w:top w:w="70" w:type="dxa"/>
+              <w:bottom w:w="70" w:type="dxa"/>
+              <w:left w:w="120" w:type="dxa"/>
+              <w:right w:w="120" w:type="dxa"/>
+            </w:tcMar>
+          </w:tcPr>
+          <w:p>
+            <w:pPr>
+              <w:spacing w:before="0" w:after="0"/>
+            </w:pPr>
+            <w:r>
+              <w:rPr>
+                <w:rFonts w:ascii="Arial" w:hAnsi="Arial"/>
+                <w:sz w:val="18"/>
+                <w:color w:val="374151"/>
+              </w:rPr>
+              <w:t xml:space="preserve">「戻る」ボタンをクリック</w:t>
+            </w:r>
+          </w:p>
+        </w:tc>
+        <w:tc>
+          <w:tcPr>
+            <w:tcW w:w="2800" w:type="dxa"/>
+            <w:shd w:val="clear" w:color="auto" w:fill="F8FAFC"/>
+            <w:tcMar>
+              <w:top w:w="70" w:type="dxa"/>
+              <w:bottom w:w="70" w:type="dxa"/>
+              <w:left w:w="120" w:type="dxa"/>
+              <w:right w:w="120" w:type="dxa"/>
+            </w:tcMar>
+          </w:tcPr>
+          <w:p>
+            <w:pPr>
+              <w:spacing w:before="0" w:after="0"/>
+            </w:pPr>
+            <w:r>
+              <w:rPr>
+                <w:rFonts w:ascii="Arial" w:hAnsi="Arial"/>
+                <w:sz w:val="18"/>
+                <w:color w:val="374151"/>
+              </w:rPr>
+              <w:t xml:space="preserve">編集モーダルに戻り、入力した値が保持されている</w:t>
+            </w:r>
+          </w:p>
+        </w:tc>
+        <w:tc>
+          <w:tcPr>
+            <w:tcW w:w="660" w:type="dxa"/>
+            <w:shd w:val="clear" w:color="auto" w:fill="F8FAFC"/>
+            <w:tcMar>
+              <w:top w:w="70" w:type="dxa"/>
+              <w:bottom w:w="70" w:type="dxa"/>
+              <w:left w:w="120" w:type="dxa"/>
+              <w:right w:w="120" w:type="dxa"/>
+            </w:tcMar>
+          </w:tcPr>
+          <w:p>
+            <w:pPr>
+              <w:spacing w:before="0" w:after="0"/>
+            </w:pPr>
+            <w:r>
+              <w:rPr>
+                <w:rFonts w:ascii="Arial" w:hAnsi="Arial"/>
+                <w:sz w:val="18"/>
+                <w:color w:val="374151"/>
+              </w:rPr>
+              <w:t xml:space="preserve">正常</w:t>
+            </w:r>
+          </w:p>
+        </w:tc>
+      </w:tr>
+      <w:tr>
+        <w:tc>
+          <w:tcPr>
+            <w:tcW w:w="900" w:type="dxa"/>
+            <w:shd w:val="clear" w:color="auto" w:fill="FFFFFF"/>
+            <w:tcMar>
+              <w:top w:w="70" w:type="dxa"/>
+              <w:bottom w:w="70" w:type="dxa"/>
+              <w:left w:w="120" w:type="dxa"/>
+              <w:right w:w="120" w:type="dxa"/>
+            </w:tcMar>
+          </w:tcPr>
+          <w:p>
+            <w:pPr>
+              <w:spacing w:before="0" w:after="0"/>
+            </w:pPr>
+            <w:r>
+              <w:rPr>
+                <w:rFonts w:ascii="Arial" w:hAnsi="Arial"/>
+                <w:sz w:val="18"/>
+                <w:color w:val="374151"/>
+              </w:rPr>
+              <w:t xml:space="preserve">T-OE06</w:t>
+            </w:r>
+          </w:p>
+        </w:tc>
+        <w:tc>
+          <w:tcPr>
+            <w:tcW w:w="2000" w:type="dxa"/>
+            <w:shd w:val="clear" w:color="auto" w:fill="FFFFFF"/>
+            <w:tcMar>
+              <w:top w:w="70" w:type="dxa"/>
+              <w:bottom w:w="70" w:type="dxa"/>
+              <w:left w:w="120" w:type="dxa"/>
+              <w:right w:w="120" w:type="dxa"/>
+            </w:tcMar>
+          </w:tcPr>
+          <w:p>
+            <w:pPr>
+              <w:spacing w:before="0" w:after="0"/>
+            </w:pPr>
+            <w:r>
+              <w:rPr>
+                <w:rFonts w:ascii="Arial" w:hAnsi="Arial"/>
+                <w:sz w:val="18"/>
+                <w:color w:val="374151"/>
+              </w:rPr>
+              <w:t xml:space="preserve">変更を確定</w:t>
+            </w:r>
+          </w:p>
+        </w:tc>
+        <w:tc>
+          <w:tcPr>
+            <w:tcW w:w="1500" w:type="dxa"/>
+            <w:shd w:val="clear" w:color="auto" w:fill="FFFFFF"/>
+            <w:tcMar>
+              <w:top w:w="70" w:type="dxa"/>
+              <w:bottom w:w="70" w:type="dxa"/>
+              <w:left w:w="120" w:type="dxa"/>
+              <w:right w:w="120" w:type="dxa"/>
+            </w:tcMar>
+          </w:tcPr>
+          <w:p>
+            <w:pPr>
+              <w:spacing w:before="0" w:after="0"/>
+            </w:pPr>
+            <w:r>
+              <w:rPr>
+                <w:rFonts w:ascii="Arial" w:hAnsi="Arial"/>
+                <w:sz w:val="18"/>
+                <w:color w:val="374151"/>
+              </w:rPr>
+              <w:t xml:space="preserve">確認ダイアログ</w:t>
+            </w:r>
+          </w:p>
+        </w:tc>
+        <w:tc>
+          <w:tcPr>
+            <w:tcW w:w="2500" w:type="dxa"/>
+            <w:shd w:val="clear" w:color="auto" w:fill="FFFFFF"/>
+            <w:tcMar>
+              <w:top w:w="70" w:type="dxa"/>
+              <w:bottom w:w="70" w:type="dxa"/>
+              <w:left w:w="120" w:type="dxa"/>
+              <w:right w:w="120" w:type="dxa"/>
+            </w:tcMar>
+          </w:tcPr>
+          <w:p>
+            <w:pPr>
+              <w:spacing w:before="0" w:after="0"/>
+            </w:pPr>
+            <w:r>
+              <w:rPr>
+                <w:rFonts w:ascii="Arial" w:hAnsi="Arial"/>
+                <w:sz w:val="18"/>
+                <w:color w:val="374151"/>
+              </w:rPr>
+              <w:t xml:space="preserve">「変更する」ボタンをクリック</w:t>
+            </w:r>
+          </w:p>
+        </w:tc>
+        <w:tc>
+          <w:tcPr>
+            <w:tcW w:w="2800" w:type="dxa"/>
+            <w:shd w:val="clear" w:color="auto" w:fill="FFFFFF"/>
+            <w:tcMar>
+              <w:top w:w="70" w:type="dxa"/>
+              <w:bottom w:w="70" w:type="dxa"/>
+              <w:left w:w="120" w:type="dxa"/>
+              <w:right w:w="120" w:type="dxa"/>
+            </w:tcMar>
+          </w:tcPr>
+          <w:p>
+            <w:pPr>
+              <w:spacing w:before="0" w:after="0"/>
+            </w:pPr>
+            <w:r>
+              <w:rPr>
+                <w:rFonts w:ascii="Arial" w:hAnsi="Arial"/>
+                <w:sz w:val="18"/>
+                <w:color w:val="374151"/>
+              </w:rPr>
+              <w:t xml:space="preserve">情報バーが更新された値で再描画され、トーストが表示される</w:t>
+            </w:r>
+          </w:p>
+        </w:tc>
+        <w:tc>
+          <w:tcPr>
+            <w:tcW w:w="660" w:type="dxa"/>
+            <w:shd w:val="clear" w:color="auto" w:fill="FFFFFF"/>
+            <w:tcMar>
+              <w:top w:w="70" w:type="dxa"/>
+              <w:bottom w:w="70" w:type="dxa"/>
+              <w:left w:w="120" w:type="dxa"/>
+              <w:right w:w="120" w:type="dxa"/>
+            </w:tcMar>
+          </w:tcPr>
+          <w:p>
+            <w:pPr>
+              <w:spacing w:before="0" w:after="0"/>
+            </w:pPr>
+            <w:r>
+              <w:rPr>
+                <w:rFonts w:ascii="Arial" w:hAnsi="Arial"/>
+                <w:sz w:val="18"/>
+                <w:color w:val="374151"/>
+              </w:rPr>
+              <w:t xml:space="preserve">正常</w:t>
+            </w:r>
+          </w:p>
+        </w:tc>
+      </w:tr>
+      <w:tr>
+        <w:tc>
+          <w:tcPr>
+            <w:tcW w:w="900" w:type="dxa"/>
+            <w:shd w:val="clear" w:color="auto" w:fill="F8FAFC"/>
+            <w:tcMar>
+              <w:top w:w="70" w:type="dxa"/>
+              <w:bottom w:w="70" w:type="dxa"/>
+              <w:left w:w="120" w:type="dxa"/>
+              <w:right w:w="120" w:type="dxa"/>
+            </w:tcMar>
+          </w:tcPr>
+          <w:p>
+            <w:pPr>
+              <w:spacing w:before="0" w:after="0"/>
+            </w:pPr>
+            <w:r>
+              <w:rPr>
+                <w:rFonts w:ascii="Arial" w:hAnsi="Arial"/>
+                <w:sz w:val="18"/>
+                <w:color w:val="374151"/>
+              </w:rPr>
+              <w:t xml:space="preserve">T-OE07</w:t>
+            </w:r>
+          </w:p>
+        </w:tc>
+        <w:tc>
+          <w:tcPr>
+            <w:tcW w:w="2000" w:type="dxa"/>
+            <w:shd w:val="clear" w:color="auto" w:fill="F8FAFC"/>
+            <w:tcMar>
+              <w:top w:w="70" w:type="dxa"/>
+              <w:bottom w:w="70" w:type="dxa"/>
+              <w:left w:w="120" w:type="dxa"/>
+              <w:right w:w="120" w:type="dxa"/>
+            </w:tcMar>
+          </w:tcPr>
+          <w:p>
+            <w:pPr>
+              <w:spacing w:before="0" w:after="0"/>
+            </w:pPr>
+            <w:r>
+              <w:rPr>
+                <w:rFonts w:ascii="Arial" w:hAnsi="Arial"/>
+                <w:sz w:val="18"/>
+                <w:color w:val="374151"/>
+              </w:rPr>
+              <w:t xml:space="preserve">キャンセルで元値に戻る</w:t>
+            </w:r>
+          </w:p>
+        </w:tc>
+        <w:tc>
+          <w:tcPr>
+            <w:tcW w:w="1500" w:type="dxa"/>
+            <w:shd w:val="clear" w:color="auto" w:fill="F8FAFC"/>
+            <w:tcMar>
+              <w:top w:w="70" w:type="dxa"/>
+              <w:bottom w:w="70" w:type="dxa"/>
+              <w:left w:w="120" w:type="dxa"/>
+              <w:right w:w="120" w:type="dxa"/>
+            </w:tcMar>
+          </w:tcPr>
+          <w:p>
+            <w:pPr>
+              <w:spacing w:before="0" w:after="0"/>
+            </w:pPr>
+            <w:r>
+              <w:rPr>
+                <w:rFonts w:ascii="Arial" w:hAnsi="Arial"/>
+                <w:sz w:val="18"/>
+                <w:color w:val="374151"/>
+              </w:rPr>
+              <w:t xml:space="preserve">編集モーダル</w:t>
+            </w:r>
+          </w:p>
+        </w:tc>
+        <w:tc>
+          <w:tcPr>
+            <w:tcW w:w="2500" w:type="dxa"/>
+            <w:shd w:val="clear" w:color="auto" w:fill="F8FAFC"/>
+            <w:tcMar>
+              <w:top w:w="70" w:type="dxa"/>
+              <w:bottom w:w="70" w:type="dxa"/>
+              <w:left w:w="120" w:type="dxa"/>
+              <w:right w:w="120" w:type="dxa"/>
+            </w:tcMar>
+          </w:tcPr>
+          <w:p>
+            <w:pPr>
+              <w:spacing w:before="0" w:after="0"/>
+            </w:pPr>
+            <w:r>
+              <w:rPr>
+                <w:rFonts w:ascii="Arial" w:hAnsi="Arial"/>
+                <w:sz w:val="18"/>
+                <w:color w:val="374151"/>
+              </w:rPr>
+              <w:t xml:space="preserve">値を変更後「キャンセル」をクリック</w:t>
+            </w:r>
+          </w:p>
+        </w:tc>
+        <w:tc>
+          <w:tcPr>
+            <w:tcW w:w="2800" w:type="dxa"/>
+            <w:shd w:val="clear" w:color="auto" w:fill="F8FAFC"/>
+            <w:tcMar>
+              <w:top w:w="70" w:type="dxa"/>
+              <w:bottom w:w="70" w:type="dxa"/>
+              <w:left w:w="120" w:type="dxa"/>
+              <w:right w:w="120" w:type="dxa"/>
+            </w:tcMar>
+          </w:tcPr>
+          <w:p>
+            <w:pPr>
+              <w:spacing w:before="0" w:after="0"/>
+            </w:pPr>
+            <w:r>
+              <w:rPr>
+                <w:rFonts w:ascii="Arial" w:hAnsi="Arial"/>
+                <w:sz w:val="18"/>
+                <w:color w:val="374151"/>
+              </w:rPr>
+              <w:t xml:space="preserve">orgInfo は変更されず情報バーは元の値のまま</w:t>
+            </w:r>
+          </w:p>
+        </w:tc>
+        <w:tc>
+          <w:tcPr>
+            <w:tcW w:w="660" w:type="dxa"/>
+            <w:shd w:val="clear" w:color="auto" w:fill="F8FAFC"/>
+            <w:tcMar>
+              <w:top w:w="70" w:type="dxa"/>
+              <w:bottom w:w="70" w:type="dxa"/>
+              <w:left w:w="120" w:type="dxa"/>
+              <w:right w:w="120" w:type="dxa"/>
+            </w:tcMar>
+          </w:tcPr>
+          <w:p>
+            <w:pPr>
+              <w:spacing w:before="0" w:after="0"/>
+            </w:pPr>
+            <w:r>
+              <w:rPr>
+                <w:rFonts w:ascii="Arial" w:hAnsi="Arial"/>
+                <w:sz w:val="18"/>
+                <w:color w:val="374151"/>
+              </w:rPr>
+              <w:t xml:space="preserve">正常</w:t>
+            </w:r>
+          </w:p>
+        </w:tc>
+      </w:tr>
+      <w:tr>
+        <w:tc>
+          <w:tcPr>
+            <w:tcW w:w="900" w:type="dxa"/>
+            <w:shd w:val="clear" w:color="auto" w:fill="FFFFFF"/>
+            <w:tcMar>
+              <w:top w:w="70" w:type="dxa"/>
+              <w:bottom w:w="70" w:type="dxa"/>
+              <w:left w:w="120" w:type="dxa"/>
+              <w:right w:w="120" w:type="dxa"/>
+            </w:tcMar>
+          </w:tcPr>
+          <w:p>
+            <w:pPr>
+              <w:spacing w:before="0" w:after="0"/>
+            </w:pPr>
+            <w:r>
+              <w:rPr>
+                <w:rFonts w:ascii="Arial" w:hAnsi="Arial"/>
+                <w:sz w:val="18"/>
+                <w:color w:val="374151"/>
+              </w:rPr>
+              <w:t xml:space="preserve">T-OE08</w:t>
+            </w:r>
+          </w:p>
+        </w:tc>
+        <w:tc>
+          <w:tcPr>
+            <w:tcW w:w="2000" w:type="dxa"/>
+            <w:shd w:val="clear" w:color="auto" w:fill="FFFFFF"/>
+            <w:tcMar>
+              <w:top w:w="70" w:type="dxa"/>
+              <w:bottom w:w="70" w:type="dxa"/>
+              <w:left w:w="120" w:type="dxa"/>
+              <w:right w:w="120" w:type="dxa"/>
+            </w:tcMar>
+          </w:tcPr>
+          <w:p>
+            <w:pPr>
+              <w:spacing w:before="0" w:after="0"/>
+            </w:pPr>
+            <w:r>
+              <w:rPr>
+                <w:rFonts w:ascii="Arial" w:hAnsi="Arial"/>
+                <w:sz w:val="18"/>
+                <w:color w:val="374151"/>
+              </w:rPr>
+              <w:t xml:space="preserve">評価結果画面でも編集可能</w:t>
+            </w:r>
+          </w:p>
+        </w:tc>
+        <w:tc>
+          <w:tcPr>
+            <w:tcW w:w="1500" w:type="dxa"/>
+            <w:shd w:val="clear" w:color="auto" w:fill="FFFFFF"/>
+            <w:tcMar>
+              <w:top w:w="70" w:type="dxa"/>
+              <w:bottom w:w="70" w:type="dxa"/>
+              <w:left w:w="120" w:type="dxa"/>
+              <w:right w:w="120" w:type="dxa"/>
+            </w:tcMar>
+          </w:tcPr>
+          <w:p>
+            <w:pPr>
+              <w:spacing w:before="0" w:after="0"/>
+            </w:pPr>
+            <w:r>
+              <w:rPr>
+                <w:rFonts w:ascii="Arial" w:hAnsi="Arial"/>
+                <w:sz w:val="18"/>
+                <w:color w:val="374151"/>
+              </w:rPr>
+              <w:t xml:space="preserve">評価結果画面</w:t>
+            </w:r>
+          </w:p>
+        </w:tc>
+        <w:tc>
+          <w:tcPr>
+            <w:tcW w:w="2500" w:type="dxa"/>
+            <w:shd w:val="clear" w:color="auto" w:fill="FFFFFF"/>
+            <w:tcMar>
+              <w:top w:w="70" w:type="dxa"/>
+              <w:bottom w:w="70" w:type="dxa"/>
+              <w:left w:w="120" w:type="dxa"/>
+              <w:right w:w="120" w:type="dxa"/>
+            </w:tcMar>
+          </w:tcPr>
+          <w:p>
+            <w:pPr>
+              <w:spacing w:before="0" w:after="0"/>
+            </w:pPr>
+            <w:r>
+              <w:rPr>
+                <w:rFonts w:ascii="Arial" w:hAnsi="Arial"/>
+                <w:sz w:val="18"/>
+                <w:color w:val="374151"/>
+              </w:rPr>
+              <w:t xml:space="preserve">評価結果画面の情報バーで「✏️ 編集」をクリック</w:t>
+            </w:r>
+          </w:p>
+        </w:tc>
+        <w:tc>
+          <w:tcPr>
+            <w:tcW w:w="2800" w:type="dxa"/>
+            <w:shd w:val="clear" w:color="auto" w:fill="FFFFFF"/>
+            <w:tcMar>
+              <w:top w:w="70" w:type="dxa"/>
+              <w:bottom w:w="70" w:type="dxa"/>
+              <w:left w:w="120" w:type="dxa"/>
+              <w:right w:w="120" w:type="dxa"/>
+            </w:tcMar>
+          </w:tcPr>
+          <w:p>
+            <w:pPr>
+              <w:spacing w:before="0" w:after="0"/>
+            </w:pPr>
+            <w:r>
+              <w:rPr>
+                <w:rFonts w:ascii="Arial" w:hAnsi="Arial"/>
+                <w:sz w:val="18"/>
+                <w:color w:val="374151"/>
+              </w:rPr>
+              <w:t xml:space="preserve">同様に編集モーダルが開き変更できる</w:t>
+            </w:r>
+          </w:p>
+        </w:tc>
+        <w:tc>
+          <w:tcPr>
+            <w:tcW w:w="660" w:type="dxa"/>
+            <w:shd w:val="clear" w:color="auto" w:fill="FFFFFF"/>
+            <w:tcMar>
+              <w:top w:w="70" w:type="dxa"/>
+              <w:bottom w:w="70" w:type="dxa"/>
+              <w:left w:w="120" w:type="dxa"/>
+              <w:right w:w="120" w:type="dxa"/>
+            </w:tcMar>
+          </w:tcPr>
+          <w:p>
+            <w:pPr>
+              <w:spacing w:before="0" w:after="0"/>
+            </w:pPr>
+            <w:r>
+              <w:rPr>
+                <w:rFonts w:ascii="Arial" w:hAnsi="Arial"/>
+                <w:sz w:val="18"/>
+                <w:color w:val="374151"/>
+              </w:rPr>
+              <w:t xml:space="preserve">正常</w:t>
+            </w:r>
+          </w:p>
+        </w:tc>
+      </w:tr>
+      <w:tr>
+        <w:tc>
+          <w:tcPr>
+            <w:tcW w:w="900" w:type="dxa"/>
+            <w:shd w:val="clear" w:color="auto" w:fill="F8FAFC"/>
+            <w:tcMar>
+              <w:top w:w="70" w:type="dxa"/>
+              <w:bottom w:w="70" w:type="dxa"/>
+              <w:left w:w="120" w:type="dxa"/>
+              <w:right w:w="120" w:type="dxa"/>
+            </w:tcMar>
+          </w:tcPr>
+          <w:p>
+            <w:pPr>
+              <w:spacing w:before="0" w:after="0"/>
+            </w:pPr>
+            <w:r>
+              <w:rPr>
+                <w:rFonts w:ascii="Arial" w:hAnsi="Arial"/>
+                <w:sz w:val="18"/>
+                <w:color w:val="374151"/>
+              </w:rPr>
+              <w:t xml:space="preserve">T-OE09</w:t>
+            </w:r>
+          </w:p>
+        </w:tc>
+        <w:tc>
+          <w:tcPr>
+            <w:tcW w:w="2000" w:type="dxa"/>
+            <w:shd w:val="clear" w:color="auto" w:fill="F8FAFC"/>
+            <w:tcMar>
+              <w:top w:w="70" w:type="dxa"/>
+              <w:bottom w:w="70" w:type="dxa"/>
+              <w:left w:w="120" w:type="dxa"/>
+              <w:right w:w="120" w:type="dxa"/>
+            </w:tcMar>
+          </w:tcPr>
+          <w:p>
+            <w:pPr>
+              <w:spacing w:before="0" w:after="0"/>
+            </w:pPr>
+            <w:r>
+              <w:rPr>
+                <w:rFonts w:ascii="Arial" w:hAnsi="Arial"/>
+                <w:sz w:val="18"/>
+                <w:color w:val="374151"/>
+              </w:rPr>
+              <w:t xml:space="preserve">初期画面フォームと同期</w:t>
+            </w:r>
+          </w:p>
+        </w:tc>
+        <w:tc>
+          <w:tcPr>
+            <w:tcW w:w="1500" w:type="dxa"/>
+            <w:shd w:val="clear" w:color="auto" w:fill="F8FAFC"/>
+            <w:tcMar>
+              <w:top w:w="70" w:type="dxa"/>
+              <w:bottom w:w="70" w:type="dxa"/>
+              <w:left w:w="120" w:type="dxa"/>
+              <w:right w:w="120" w:type="dxa"/>
+            </w:tcMar>
+          </w:tcPr>
+          <w:p>
+            <w:pPr>
+              <w:spacing w:before="0" w:after="0"/>
+            </w:pPr>
+            <w:r>
+              <w:rPr>
+                <w:rFonts w:ascii="Arial" w:hAnsi="Arial"/>
+                <w:sz w:val="18"/>
+                <w:color w:val="374151"/>
+              </w:rPr>
+              <w:t xml:space="preserve">回答入力画面</w:t>
+            </w:r>
+          </w:p>
+        </w:tc>
+        <w:tc>
+          <w:tcPr>
+            <w:tcW w:w="2500" w:type="dxa"/>
+            <w:shd w:val="clear" w:color="auto" w:fill="F8FAFC"/>
+            <w:tcMar>
+              <w:top w:w="70" w:type="dxa"/>
+              <w:bottom w:w="70" w:type="dxa"/>
+              <w:left w:w="120" w:type="dxa"/>
+              <w:right w:w="120" w:type="dxa"/>
+            </w:tcMar>
+          </w:tcPr>
+          <w:p>
+            <w:pPr>
+              <w:spacing w:before="0" w:after="0"/>
+            </w:pPr>
+            <w:r>
+              <w:rPr>
+                <w:rFonts w:ascii="Arial" w:hAnsi="Arial"/>
+                <w:sz w:val="18"/>
+                <w:color w:val="374151"/>
+              </w:rPr>
+              <w:t xml:space="preserve">情報バーから編集して変更を確定後、初期画面に戻る</w:t>
+            </w:r>
+          </w:p>
+        </w:tc>
+        <w:tc>
+          <w:tcPr>
+            <w:tcW w:w="2800" w:type="dxa"/>
+            <w:shd w:val="clear" w:color="auto" w:fill="F8FAFC"/>
+            <w:tcMar>
+              <w:top w:w="70" w:type="dxa"/>
+              <w:bottom w:w="70" w:type="dxa"/>
+              <w:left w:w="120" w:type="dxa"/>
+              <w:right w:w="120" w:type="dxa"/>
+            </w:tcMar>
+          </w:tcPr>
+          <w:p>
+            <w:pPr>
+              <w:spacing w:before="0" w:after="0"/>
+            </w:pPr>
+            <w:r>
+              <w:rPr>
+                <w:rFonts w:ascii="Arial" w:hAnsi="Arial"/>
+                <w:sz w:val="18"/>
+                <w:color w:val="374151"/>
+              </w:rPr>
+              <w:t xml:space="preserve">初期画面の各入力フィールドに更新された値が反映されている</w:t>
+            </w:r>
+          </w:p>
+        </w:tc>
+        <w:tc>
+          <w:tcPr>
+            <w:tcW w:w="660" w:type="dxa"/>
+            <w:shd w:val="clear" w:color="auto" w:fill="F8FAFC"/>
+            <w:tcMar>
+              <w:top w:w="70" w:type="dxa"/>
+              <w:bottom w:w="70" w:type="dxa"/>
+              <w:left w:w="120" w:type="dxa"/>
+              <w:right w:w="120" w:type="dxa"/>
+            </w:tcMar>
+          </w:tcPr>
+          <w:p>
+            <w:pPr>
+              <w:spacing w:before="0" w:after="0"/>
+            </w:pPr>
+            <w:r>
+              <w:rPr>
+                <w:rFonts w:ascii="Arial" w:hAnsi="Arial"/>
+                <w:sz w:val="18"/>
+                <w:color w:val="374151"/>
+              </w:rPr>
+              <w:t xml:space="preserve">正常</w:t>
+            </w:r>
+          </w:p>
+        </w:tc>
+      </w:tr>
+      <w:tr>
+        <w:tc>
+          <w:tcPr>
+            <w:tcW w:w="900" w:type="dxa"/>
+            <w:shd w:val="clear" w:color="auto" w:fill="FFFFFF"/>
+            <w:tcMar>
+              <w:top w:w="70" w:type="dxa"/>
+              <w:bottom w:w="70" w:type="dxa"/>
+              <w:left w:w="120" w:type="dxa"/>
+              <w:right w:w="120" w:type="dxa"/>
+            </w:tcMar>
+          </w:tcPr>
+          <w:p>
+            <w:pPr>
+              <w:spacing w:before="0" w:after="0"/>
+            </w:pPr>
+            <w:r>
+              <w:rPr>
+                <w:rFonts w:ascii="Arial" w:hAnsi="Arial"/>
+                <w:sz w:val="18"/>
+                <w:color w:val="374151"/>
+              </w:rPr>
+              <w:t xml:space="preserve">T-MC01</w:t>
+            </w:r>
+          </w:p>
+        </w:tc>
+        <w:tc>
+          <w:tcPr>
+            <w:tcW w:w="2000" w:type="dxa"/>
+            <w:shd w:val="clear" w:color="auto" w:fill="FFFFFF"/>
+            <w:tcMar>
+              <w:top w:w="70" w:type="dxa"/>
+              <w:bottom w:w="70" w:type="dxa"/>
+              <w:left w:w="120" w:type="dxa"/>
+              <w:right w:w="120" w:type="dxa"/>
+            </w:tcMar>
+          </w:tcPr>
+          <w:p>
+            <w:pPr>
+              <w:spacing w:before="0" w:after="0"/>
+            </w:pPr>
+            <w:r>
+              <w:rPr>
+                <w:rFonts w:ascii="Arial" w:hAnsi="Arial"/>
+                <w:sz w:val="18"/>
+                <w:color w:val="374151"/>
+              </w:rPr>
+              <w:t xml:space="preserve">総合評価コメント欄表示</w:t>
+            </w:r>
+          </w:p>
+        </w:tc>
+        <w:tc>
+          <w:tcPr>
+            <w:tcW w:w="1500" w:type="dxa"/>
+            <w:shd w:val="clear" w:color="auto" w:fill="FFFFFF"/>
+            <w:tcMar>
+              <w:top w:w="70" w:type="dxa"/>
+              <w:bottom w:w="70" w:type="dxa"/>
+              <w:left w:w="120" w:type="dxa"/>
+              <w:right w:w="120" w:type="dxa"/>
+            </w:tcMar>
+          </w:tcPr>
+          <w:p>
+            <w:pPr>
+              <w:spacing w:before="0" w:after="0"/>
+            </w:pPr>
+            <w:r>
+              <w:rPr>
+                <w:rFonts w:ascii="Arial" w:hAnsi="Arial"/>
+                <w:sz w:val="18"/>
+                <w:color w:val="374151"/>
+              </w:rPr>
+              <w:t xml:space="preserve">評価結果画面</w:t>
+            </w:r>
+          </w:p>
+        </w:tc>
+        <w:tc>
+          <w:tcPr>
+            <w:tcW w:w="2500" w:type="dxa"/>
+            <w:shd w:val="clear" w:color="auto" w:fill="FFFFFF"/>
+            <w:tcMar>
+              <w:top w:w="70" w:type="dxa"/>
+              <w:bottom w:w="70" w:type="dxa"/>
+              <w:left w:w="120" w:type="dxa"/>
+              <w:right w:w="120" w:type="dxa"/>
+            </w:tcMar>
+          </w:tcPr>
+          <w:p>
+            <w:pPr>
+              <w:spacing w:before="0" w:after="0"/>
+            </w:pPr>
+            <w:r>
+              <w:rPr>
+                <w:rFonts w:ascii="Arial" w:hAnsi="Arial"/>
+                <w:sz w:val="18"/>
+                <w:color w:val="374151"/>
+              </w:rPr>
+              <w:t xml:space="preserve">評価結果画面を開く</w:t>
+            </w:r>
+          </w:p>
+        </w:tc>
+        <w:tc>
+          <w:tcPr>
+            <w:tcW w:w="2800" w:type="dxa"/>
+            <w:shd w:val="clear" w:color="auto" w:fill="FFFFFF"/>
+            <w:tcMar>
+              <w:top w:w="70" w:type="dxa"/>
+              <w:bottom w:w="70" w:type="dxa"/>
+              <w:left w:w="120" w:type="dxa"/>
+              <w:right w:w="120" w:type="dxa"/>
+            </w:tcMar>
+          </w:tcPr>
+          <w:p>
+            <w:pPr>
+              <w:spacing w:before="0" w:after="0"/>
+            </w:pPr>
+            <w:r>
+              <w:rPr>
+                <w:rFonts w:ascii="Arial" w:hAnsi="Arial"/>
+                <w:sz w:val="18"/>
+                <w:color w:val="374151"/>
+              </w:rPr>
+              <w:t xml:space="preserve">Findingsセクションの下に「📝 総合評価コメント」欄が表示される</w:t>
+            </w:r>
+          </w:p>
+        </w:tc>
+        <w:tc>
+          <w:tcPr>
+            <w:tcW w:w="660" w:type="dxa"/>
+            <w:shd w:val="clear" w:color="auto" w:fill="FFFFFF"/>
+            <w:tcMar>
+              <w:top w:w="70" w:type="dxa"/>
+              <w:bottom w:w="70" w:type="dxa"/>
+              <w:left w:w="120" w:type="dxa"/>
+              <w:right w:w="120" w:type="dxa"/>
+            </w:tcMar>
+          </w:tcPr>
+          <w:p>
+            <w:pPr>
+              <w:spacing w:before="0" w:after="0"/>
+            </w:pPr>
+            <w:r>
+              <w:rPr>
+                <w:rFonts w:ascii="Arial" w:hAnsi="Arial"/>
+                <w:sz w:val="18"/>
+                <w:color w:val="374151"/>
+              </w:rPr>
+              <w:t xml:space="preserve">正常</w:t>
+            </w:r>
+          </w:p>
+        </w:tc>
+      </w:tr>
+      <w:tr>
+        <w:tc>
+          <w:tcPr>
+            <w:tcW w:w="900" w:type="dxa"/>
+            <w:shd w:val="clear" w:color="auto" w:fill="F8FAFC"/>
+            <w:tcMar>
+              <w:top w:w="70" w:type="dxa"/>
+              <w:bottom w:w="70" w:type="dxa"/>
+              <w:left w:w="120" w:type="dxa"/>
+              <w:right w:w="120" w:type="dxa"/>
+            </w:tcMar>
+          </w:tcPr>
+          <w:p>
+            <w:pPr>
+              <w:spacing w:before="0" w:after="0"/>
+            </w:pPr>
+            <w:r>
+              <w:rPr>
+                <w:rFonts w:ascii="Arial" w:hAnsi="Arial"/>
+                <w:sz w:val="18"/>
+                <w:color w:val="374151"/>
+              </w:rPr>
+              <w:t xml:space="preserve">T-MC02</w:t>
+            </w:r>
+          </w:p>
+        </w:tc>
+        <w:tc>
+          <w:tcPr>
+            <w:tcW w:w="2000" w:type="dxa"/>
+            <w:shd w:val="clear" w:color="auto" w:fill="F8FAFC"/>
+            <w:tcMar>
+              <w:top w:w="70" w:type="dxa"/>
+              <w:bottom w:w="70" w:type="dxa"/>
+              <w:left w:w="120" w:type="dxa"/>
+              <w:right w:w="120" w:type="dxa"/>
+            </w:tcMar>
+          </w:tcPr>
+          <w:p>
+            <w:pPr>
+              <w:spacing w:before="0" w:after="0"/>
+            </w:pPr>
+            <w:r>
+              <w:rPr>
+                <w:rFonts w:ascii="Arial" w:hAnsi="Arial"/>
+                <w:sz w:val="18"/>
+                <w:color w:val="374151"/>
+              </w:rPr>
+              <w:t xml:space="preserve">ツールバーボタン表示</w:t>
+            </w:r>
+          </w:p>
+        </w:tc>
+        <w:tc>
+          <w:tcPr>
+            <w:tcW w:w="1500" w:type="dxa"/>
+            <w:shd w:val="clear" w:color="auto" w:fill="F8FAFC"/>
+            <w:tcMar>
+              <w:top w:w="70" w:type="dxa"/>
+              <w:bottom w:w="70" w:type="dxa"/>
+              <w:left w:w="120" w:type="dxa"/>
+              <w:right w:w="120" w:type="dxa"/>
+            </w:tcMar>
+          </w:tcPr>
+          <w:p>
+            <w:pPr>
+              <w:spacing w:before="0" w:after="0"/>
+            </w:pPr>
+            <w:r>
+              <w:rPr>
+                <w:rFonts w:ascii="Arial" w:hAnsi="Arial"/>
+                <w:sz w:val="18"/>
+                <w:color w:val="374151"/>
+              </w:rPr>
+              <w:t xml:space="preserve">評価結果画面</w:t>
+            </w:r>
+          </w:p>
+        </w:tc>
+        <w:tc>
+          <w:tcPr>
+            <w:tcW w:w="2500" w:type="dxa"/>
+            <w:shd w:val="clear" w:color="auto" w:fill="F8FAFC"/>
+            <w:tcMar>
+              <w:top w:w="70" w:type="dxa"/>
+              <w:bottom w:w="70" w:type="dxa"/>
+              <w:left w:w="120" w:type="dxa"/>
+              <w:right w:w="120" w:type="dxa"/>
+            </w:tcMar>
+          </w:tcPr>
+          <w:p>
+            <w:pPr>
+              <w:spacing w:before="0" w:after="0"/>
+            </w:pPr>
+            <w:r>
+              <w:rPr>
+                <w:rFonts w:ascii="Arial" w:hAnsi="Arial"/>
+                <w:sz w:val="18"/>
+                <w:color w:val="374151"/>
+              </w:rPr>
+              <w:t xml:space="preserve">総合評価コメント欄のツールバーを確認</w:t>
+            </w:r>
+          </w:p>
+        </w:tc>
+        <w:tc>
+          <w:tcPr>
+            <w:tcW w:w="2800" w:type="dxa"/>
+            <w:shd w:val="clear" w:color="auto" w:fill="F8FAFC"/>
+            <w:tcMar>
+              <w:top w:w="70" w:type="dxa"/>
+              <w:bottom w:w="70" w:type="dxa"/>
+              <w:left w:w="120" w:type="dxa"/>
+              <w:right w:w="120" w:type="dxa"/>
+            </w:tcMar>
+          </w:tcPr>
+          <w:p>
+            <w:pPr>
+              <w:spacing w:before="0" w:after="0"/>
+            </w:pPr>
+            <w:r>
+              <w:rPr>
+                <w:rFonts w:ascii="Arial" w:hAnsi="Arial"/>
+                <w:sz w:val="18"/>
+                <w:color w:val="374151"/>
+              </w:rPr>
+              <w:t xml:space="preserve">B・I・H・箇条書き・番号リスト・引用・リンク・コード・区切り線ボタンが表示される</w:t>
+            </w:r>
+          </w:p>
+        </w:tc>
+        <w:tc>
+          <w:tcPr>
+            <w:tcW w:w="660" w:type="dxa"/>
+            <w:shd w:val="clear" w:color="auto" w:fill="F8FAFC"/>
+            <w:tcMar>
+              <w:top w:w="70" w:type="dxa"/>
+              <w:bottom w:w="70" w:type="dxa"/>
+              <w:left w:w="120" w:type="dxa"/>
+              <w:right w:w="120" w:type="dxa"/>
+            </w:tcMar>
+          </w:tcPr>
+          <w:p>
+            <w:pPr>
+              <w:spacing w:before="0" w:after="0"/>
+            </w:pPr>
+            <w:r>
+              <w:rPr>
+                <w:rFonts w:ascii="Arial" w:hAnsi="Arial"/>
+                <w:sz w:val="18"/>
+                <w:color w:val="374151"/>
+              </w:rPr>
+              <w:t xml:space="preserve">正常</w:t>
+            </w:r>
+          </w:p>
+        </w:tc>
+      </w:tr>
+      <w:tr>
+        <w:tc>
+          <w:tcPr>
+            <w:tcW w:w="900" w:type="dxa"/>
+            <w:shd w:val="clear" w:color="auto" w:fill="FFFFFF"/>
+            <w:tcMar>
+              <w:top w:w="70" w:type="dxa"/>
+              <w:bottom w:w="70" w:type="dxa"/>
+              <w:left w:w="120" w:type="dxa"/>
+              <w:right w:w="120" w:type="dxa"/>
+            </w:tcMar>
+          </w:tcPr>
+          <w:p>
+            <w:pPr>
+              <w:spacing w:before="0" w:after="0"/>
+            </w:pPr>
+            <w:r>
+              <w:rPr>
+                <w:rFonts w:ascii="Arial" w:hAnsi="Arial"/>
+                <w:sz w:val="18"/>
+                <w:color w:val="374151"/>
+              </w:rPr>
+              <w:t xml:space="preserve">T-MC03</w:t>
+            </w:r>
+          </w:p>
+        </w:tc>
+        <w:tc>
+          <w:tcPr>
+            <w:tcW w:w="2000" w:type="dxa"/>
+            <w:shd w:val="clear" w:color="auto" w:fill="FFFFFF"/>
+            <w:tcMar>
+              <w:top w:w="70" w:type="dxa"/>
+              <w:bottom w:w="70" w:type="dxa"/>
+              <w:left w:w="120" w:type="dxa"/>
+              <w:right w:w="120" w:type="dxa"/>
+            </w:tcMar>
+          </w:tcPr>
+          <w:p>
+            <w:pPr>
+              <w:spacing w:before="0" w:after="0"/>
+            </w:pPr>
+            <w:r>
+              <w:rPr>
+                <w:rFonts w:ascii="Arial" w:hAnsi="Arial"/>
+                <w:sz w:val="18"/>
+                <w:color w:val="374151"/>
+              </w:rPr>
+              <w:t xml:space="preserve">テキスト入力</w:t>
+            </w:r>
+          </w:p>
+        </w:tc>
+        <w:tc>
+          <w:tcPr>
+            <w:tcW w:w="1500" w:type="dxa"/>
+            <w:shd w:val="clear" w:color="auto" w:fill="FFFFFF"/>
+            <w:tcMar>
+              <w:top w:w="70" w:type="dxa"/>
+              <w:bottom w:w="70" w:type="dxa"/>
+              <w:left w:w="120" w:type="dxa"/>
+              <w:right w:w="120" w:type="dxa"/>
+            </w:tcMar>
+          </w:tcPr>
+          <w:p>
+            <w:pPr>
+              <w:spacing w:before="0" w:after="0"/>
+            </w:pPr>
+            <w:r>
+              <w:rPr>
+                <w:rFonts w:ascii="Arial" w:hAnsi="Arial"/>
+                <w:sz w:val="18"/>
+                <w:color w:val="374151"/>
+              </w:rPr>
+              <w:t xml:space="preserve">評価結果画面</w:t>
+            </w:r>
+          </w:p>
+        </w:tc>
+        <w:tc>
+          <w:tcPr>
+            <w:tcW w:w="2500" w:type="dxa"/>
+            <w:shd w:val="clear" w:color="auto" w:fill="FFFFFF"/>
+            <w:tcMar>
+              <w:top w:w="70" w:type="dxa"/>
+              <w:bottom w:w="70" w:type="dxa"/>
+              <w:left w:w="120" w:type="dxa"/>
+              <w:right w:w="120" w:type="dxa"/>
+            </w:tcMar>
+          </w:tcPr>
+          <w:p>
+            <w:pPr>
+              <w:spacing w:before="0" w:after="0"/>
+            </w:pPr>
+            <w:r>
+              <w:rPr>
+                <w:rFonts w:ascii="Arial" w:hAnsi="Arial"/>
+                <w:sz w:val="18"/>
+                <w:color w:val="374151"/>
+              </w:rPr>
+              <w:t xml:space="preserve">総合評価コメント欄にテキストを入力</w:t>
+            </w:r>
+          </w:p>
+        </w:tc>
+        <w:tc>
+          <w:tcPr>
+            <w:tcW w:w="2800" w:type="dxa"/>
+            <w:shd w:val="clear" w:color="auto" w:fill="FFFFFF"/>
+            <w:tcMar>
+              <w:top w:w="70" w:type="dxa"/>
+              <w:bottom w:w="70" w:type="dxa"/>
+              <w:left w:w="120" w:type="dxa"/>
+              <w:right w:w="120" w:type="dxa"/>
+            </w:tcMar>
+          </w:tcPr>
+          <w:p>
+            <w:pPr>
+              <w:spacing w:before="0" w:after="0"/>
+            </w:pPr>
+            <w:r>
+              <w:rPr>
+                <w:rFonts w:ascii="Arial" w:hAnsi="Arial"/>
+                <w:sz w:val="18"/>
+                <w:color w:val="374151"/>
+              </w:rPr>
+              <w:t xml:space="preserve">入力した内容がテキストエリアに表示される</w:t>
+            </w:r>
+          </w:p>
+        </w:tc>
+        <w:tc>
+          <w:tcPr>
+            <w:tcW w:w="660" w:type="dxa"/>
+            <w:shd w:val="clear" w:color="auto" w:fill="FFFFFF"/>
+            <w:tcMar>
+              <w:top w:w="70" w:type="dxa"/>
+              <w:bottom w:w="70" w:type="dxa"/>
+              <w:left w:w="120" w:type="dxa"/>
+              <w:right w:w="120" w:type="dxa"/>
+            </w:tcMar>
+          </w:tcPr>
+          <w:p>
+            <w:pPr>
+              <w:spacing w:before="0" w:after="0"/>
+            </w:pPr>
+            <w:r>
+              <w:rPr>
+                <w:rFonts w:ascii="Arial" w:hAnsi="Arial"/>
+                <w:sz w:val="18"/>
+                <w:color w:val="374151"/>
+              </w:rPr>
+              <w:t xml:space="preserve">正常</w:t>
+            </w:r>
+          </w:p>
+        </w:tc>
+      </w:tr>
+      <w:tr>
+        <w:tc>
+          <w:tcPr>
+            <w:tcW w:w="900" w:type="dxa"/>
+            <w:shd w:val="clear" w:color="auto" w:fill="F8FAFC"/>
+            <w:tcMar>
+              <w:top w:w="70" w:type="dxa"/>
+              <w:bottom w:w="70" w:type="dxa"/>
+              <w:left w:w="120" w:type="dxa"/>
+              <w:right w:w="120" w:type="dxa"/>
+            </w:tcMar>
+          </w:tcPr>
+          <w:p>
+            <w:pPr>
+              <w:spacing w:before="0" w:after="0"/>
+            </w:pPr>
+            <w:r>
+              <w:rPr>
+                <w:rFonts w:ascii="Arial" w:hAnsi="Arial"/>
+                <w:sz w:val="18"/>
+                <w:color w:val="374151"/>
+              </w:rPr>
+              <w:t xml:space="preserve">T-MC04</w:t>
+            </w:r>
+          </w:p>
+        </w:tc>
+        <w:tc>
+          <w:tcPr>
+            <w:tcW w:w="2000" w:type="dxa"/>
+            <w:shd w:val="clear" w:color="auto" w:fill="F8FAFC"/>
+            <w:tcMar>
+              <w:top w:w="70" w:type="dxa"/>
+              <w:bottom w:w="70" w:type="dxa"/>
+              <w:left w:w="120" w:type="dxa"/>
+              <w:right w:w="120" w:type="dxa"/>
+            </w:tcMar>
+          </w:tcPr>
+          <w:p>
+            <w:pPr>
+              <w:spacing w:before="0" w:after="0"/>
+            </w:pPr>
+            <w:r>
+              <w:rPr>
+                <w:rFonts w:ascii="Arial" w:hAnsi="Arial"/>
+                <w:sz w:val="18"/>
+                <w:color w:val="374151"/>
+              </w:rPr>
+              <w:t xml:space="preserve">Enterキー改行</w:t>
+            </w:r>
+          </w:p>
+        </w:tc>
+        <w:tc>
+          <w:tcPr>
+            <w:tcW w:w="1500" w:type="dxa"/>
+            <w:shd w:val="clear" w:color="auto" w:fill="F8FAFC"/>
+            <w:tcMar>
+              <w:top w:w="70" w:type="dxa"/>
+              <w:bottom w:w="70" w:type="dxa"/>
+              <w:left w:w="120" w:type="dxa"/>
+              <w:right w:w="120" w:type="dxa"/>
+            </w:tcMar>
+          </w:tcPr>
+          <w:p>
+            <w:pPr>
+              <w:spacing w:before="0" w:after="0"/>
+            </w:pPr>
+            <w:r>
+              <w:rPr>
+                <w:rFonts w:ascii="Arial" w:hAnsi="Arial"/>
+                <w:sz w:val="18"/>
+                <w:color w:val="374151"/>
+              </w:rPr>
+              <w:t xml:space="preserve">評価結果画面</w:t>
+            </w:r>
+          </w:p>
+        </w:tc>
+        <w:tc>
+          <w:tcPr>
+            <w:tcW w:w="2500" w:type="dxa"/>
+            <w:shd w:val="clear" w:color="auto" w:fill="F8FAFC"/>
+            <w:tcMar>
+              <w:top w:w="70" w:type="dxa"/>
+              <w:bottom w:w="70" w:type="dxa"/>
+              <w:left w:w="120" w:type="dxa"/>
+              <w:right w:w="120" w:type="dxa"/>
+            </w:tcMar>
+          </w:tcPr>
+          <w:p>
+            <w:pPr>
+              <w:spacing w:before="0" w:after="0"/>
+            </w:pPr>
+            <w:r>
+              <w:rPr>
+                <w:rFonts w:ascii="Arial" w:hAnsi="Arial"/>
+                <w:sz w:val="18"/>
+                <w:color w:val="374151"/>
+              </w:rPr>
+              <w:t xml:space="preserve">テキスト入力中に Enter キーを1回押す</w:t>
+            </w:r>
+          </w:p>
+        </w:tc>
+        <w:tc>
+          <w:tcPr>
+            <w:tcW w:w="2800" w:type="dxa"/>
+            <w:shd w:val="clear" w:color="auto" w:fill="F8FAFC"/>
+            <w:tcMar>
+              <w:top w:w="70" w:type="dxa"/>
+              <w:bottom w:w="70" w:type="dxa"/>
+              <w:left w:w="120" w:type="dxa"/>
+              <w:right w:w="120" w:type="dxa"/>
+            </w:tcMar>
+          </w:tcPr>
+          <w:p>
+            <w:pPr>
+              <w:spacing w:before="0" w:after="0"/>
+            </w:pPr>
+            <w:r>
+              <w:rPr>
+                <w:rFonts w:ascii="Arial" w:hAnsi="Arial"/>
+                <w:sz w:val="18"/>
+                <w:color w:val="374151"/>
+              </w:rPr>
+              <w:t xml:space="preserve">プレビューで改行が反映される</w:t>
+            </w:r>
+          </w:p>
+        </w:tc>
+        <w:tc>
+          <w:tcPr>
+            <w:tcW w:w="660" w:type="dxa"/>
+            <w:shd w:val="clear" w:color="auto" w:fill="F8FAFC"/>
+            <w:tcMar>
+              <w:top w:w="70" w:type="dxa"/>
+              <w:bottom w:w="70" w:type="dxa"/>
+              <w:left w:w="120" w:type="dxa"/>
+              <w:right w:w="120" w:type="dxa"/>
+            </w:tcMar>
+          </w:tcPr>
+          <w:p>
+            <w:pPr>
+              <w:spacing w:before="0" w:after="0"/>
+            </w:pPr>
+            <w:r>
+              <w:rPr>
+                <w:rFonts w:ascii="Arial" w:hAnsi="Arial"/>
+                <w:sz w:val="18"/>
+                <w:color w:val="374151"/>
+              </w:rPr>
+              <w:t xml:space="preserve">正常</w:t>
+            </w:r>
+          </w:p>
+        </w:tc>
+      </w:tr>
+      <w:tr>
+        <w:tc>
+          <w:tcPr>
+            <w:tcW w:w="900" w:type="dxa"/>
+            <w:shd w:val="clear" w:color="auto" w:fill="FFFFFF"/>
+            <w:tcMar>
+              <w:top w:w="70" w:type="dxa"/>
+              <w:bottom w:w="70" w:type="dxa"/>
+              <w:left w:w="120" w:type="dxa"/>
+              <w:right w:w="120" w:type="dxa"/>
+            </w:tcMar>
+          </w:tcPr>
+          <w:p>
+            <w:pPr>
+              <w:spacing w:before="0" w:after="0"/>
+            </w:pPr>
+            <w:r>
+              <w:rPr>
+                <w:rFonts w:ascii="Arial" w:hAnsi="Arial"/>
+                <w:sz w:val="18"/>
+                <w:color w:val="374151"/>
+              </w:rPr>
+              <w:t xml:space="preserve">T-MC05</w:t>
+            </w:r>
+          </w:p>
+        </w:tc>
+        <w:tc>
+          <w:tcPr>
+            <w:tcW w:w="2000" w:type="dxa"/>
+            <w:shd w:val="clear" w:color="auto" w:fill="FFFFFF"/>
+            <w:tcMar>
+              <w:top w:w="70" w:type="dxa"/>
+              <w:bottom w:w="70" w:type="dxa"/>
+              <w:left w:w="120" w:type="dxa"/>
+              <w:right w:w="120" w:type="dxa"/>
+            </w:tcMar>
+          </w:tcPr>
+          <w:p>
+            <w:pPr>
+              <w:spacing w:before="0" w:after="0"/>
+            </w:pPr>
+            <w:r>
+              <w:rPr>
+                <w:rFonts w:ascii="Arial" w:hAnsi="Arial"/>
+                <w:sz w:val="18"/>
+                <w:color w:val="374151"/>
+              </w:rPr>
+              <w:t xml:space="preserve">プレビュータブ</w:t>
+            </w:r>
+          </w:p>
+        </w:tc>
+        <w:tc>
+          <w:tcPr>
+            <w:tcW w:w="1500" w:type="dxa"/>
+            <w:shd w:val="clear" w:color="auto" w:fill="FFFFFF"/>
+            <w:tcMar>
+              <w:top w:w="70" w:type="dxa"/>
+              <w:bottom w:w="70" w:type="dxa"/>
+              <w:left w:w="120" w:type="dxa"/>
+              <w:right w:w="120" w:type="dxa"/>
+            </w:tcMar>
+          </w:tcPr>
+          <w:p>
+            <w:pPr>
+              <w:spacing w:before="0" w:after="0"/>
+            </w:pPr>
+            <w:r>
+              <w:rPr>
+                <w:rFonts w:ascii="Arial" w:hAnsi="Arial"/>
+                <w:sz w:val="18"/>
+                <w:color w:val="374151"/>
+              </w:rPr>
+              <w:t xml:space="preserve">評価結果画面</w:t>
+            </w:r>
+          </w:p>
+        </w:tc>
+        <w:tc>
+          <w:tcPr>
+            <w:tcW w:w="2500" w:type="dxa"/>
+            <w:shd w:val="clear" w:color="auto" w:fill="FFFFFF"/>
+            <w:tcMar>
+              <w:top w:w="70" w:type="dxa"/>
+              <w:bottom w:w="70" w:type="dxa"/>
+              <w:left w:w="120" w:type="dxa"/>
+              <w:right w:w="120" w:type="dxa"/>
+            </w:tcMar>
+          </w:tcPr>
+          <w:p>
+            <w:pPr>
+              <w:spacing w:before="0" w:after="0"/>
+            </w:pPr>
+            <w:r>
+              <w:rPr>
+                <w:rFonts w:ascii="Arial" w:hAnsi="Arial"/>
+                <w:sz w:val="18"/>
+                <w:color w:val="374151"/>
+              </w:rPr>
+              <w:t xml:space="preserve">「プレビュー」タブをクリック</w:t>
+            </w:r>
+          </w:p>
+        </w:tc>
+        <w:tc>
+          <w:tcPr>
+            <w:tcW w:w="2800" w:type="dxa"/>
+            <w:shd w:val="clear" w:color="auto" w:fill="FFFFFF"/>
+            <w:tcMar>
+              <w:top w:w="70" w:type="dxa"/>
+              <w:bottom w:w="70" w:type="dxa"/>
+              <w:left w:w="120" w:type="dxa"/>
+              <w:right w:w="120" w:type="dxa"/>
+            </w:tcMar>
+          </w:tcPr>
+          <w:p>
+            <w:pPr>
+              <w:spacing w:before="0" w:after="0"/>
+            </w:pPr>
+            <w:r>
+              <w:rPr>
+                <w:rFonts w:ascii="Arial" w:hAnsi="Arial"/>
+                <w:sz w:val="18"/>
+                <w:color w:val="374151"/>
+              </w:rPr>
+              <w:t xml:space="preserve">Markdown がレンダリングされ太字・リスト等が正しく表示される</w:t>
+            </w:r>
+          </w:p>
+        </w:tc>
+        <w:tc>
+          <w:tcPr>
+            <w:tcW w:w="660" w:type="dxa"/>
+            <w:shd w:val="clear" w:color="auto" w:fill="FFFFFF"/>
+            <w:tcMar>
+              <w:top w:w="70" w:type="dxa"/>
+              <w:bottom w:w="70" w:type="dxa"/>
+              <w:left w:w="120" w:type="dxa"/>
+              <w:right w:w="120" w:type="dxa"/>
+            </w:tcMar>
+          </w:tcPr>
+          <w:p>
+            <w:pPr>
+              <w:spacing w:before="0" w:after="0"/>
+            </w:pPr>
+            <w:r>
+              <w:rPr>
+                <w:rFonts w:ascii="Arial" w:hAnsi="Arial"/>
+                <w:sz w:val="18"/>
+                <w:color w:val="374151"/>
+              </w:rPr>
+              <w:t xml:space="preserve">正常</w:t>
+            </w:r>
+          </w:p>
+        </w:tc>
+      </w:tr>
+      <w:tr>
+        <w:tc>
+          <w:tcPr>
+            <w:tcW w:w="900" w:type="dxa"/>
+            <w:shd w:val="clear" w:color="auto" w:fill="F8FAFC"/>
+            <w:tcMar>
+              <w:top w:w="70" w:type="dxa"/>
+              <w:bottom w:w="70" w:type="dxa"/>
+              <w:left w:w="120" w:type="dxa"/>
+              <w:right w:w="120" w:type="dxa"/>
+            </w:tcMar>
+          </w:tcPr>
+          <w:p>
+            <w:pPr>
+              <w:spacing w:before="0" w:after="0"/>
+            </w:pPr>
+            <w:r>
+              <w:rPr>
+                <w:rFonts w:ascii="Arial" w:hAnsi="Arial"/>
+                <w:sz w:val="18"/>
+                <w:color w:val="374151"/>
+              </w:rPr>
+              <w:t xml:space="preserve">T-MC06</w:t>
+            </w:r>
+          </w:p>
+        </w:tc>
+        <w:tc>
+          <w:tcPr>
+            <w:tcW w:w="2000" w:type="dxa"/>
+            <w:shd w:val="clear" w:color="auto" w:fill="F8FAFC"/>
+            <w:tcMar>
+              <w:top w:w="70" w:type="dxa"/>
+              <w:bottom w:w="70" w:type="dxa"/>
+              <w:left w:w="120" w:type="dxa"/>
+              <w:right w:w="120" w:type="dxa"/>
+            </w:tcMar>
+          </w:tcPr>
+          <w:p>
+            <w:pPr>
+              <w:spacing w:before="0" w:after="0"/>
+            </w:pPr>
+            <w:r>
+              <w:rPr>
+                <w:rFonts w:ascii="Arial" w:hAnsi="Arial"/>
+                <w:sz w:val="18"/>
+                <w:color w:val="374151"/>
+              </w:rPr>
+              <w:t xml:space="preserve">編集タブに戻る</w:t>
+            </w:r>
+          </w:p>
+        </w:tc>
+        <w:tc>
+          <w:tcPr>
+            <w:tcW w:w="1500" w:type="dxa"/>
+            <w:shd w:val="clear" w:color="auto" w:fill="F8FAFC"/>
+            <w:tcMar>
+              <w:top w:w="70" w:type="dxa"/>
+              <w:bottom w:w="70" w:type="dxa"/>
+              <w:left w:w="120" w:type="dxa"/>
+              <w:right w:w="120" w:type="dxa"/>
+            </w:tcMar>
+          </w:tcPr>
+          <w:p>
+            <w:pPr>
+              <w:spacing w:before="0" w:after="0"/>
+            </w:pPr>
+            <w:r>
+              <w:rPr>
+                <w:rFonts w:ascii="Arial" w:hAnsi="Arial"/>
+                <w:sz w:val="18"/>
+                <w:color w:val="374151"/>
+              </w:rPr>
+              <w:t xml:space="preserve">評価結果画面</w:t>
+            </w:r>
+          </w:p>
+        </w:tc>
+        <w:tc>
+          <w:tcPr>
+            <w:tcW w:w="2500" w:type="dxa"/>
+            <w:shd w:val="clear" w:color="auto" w:fill="F8FAFC"/>
+            <w:tcMar>
+              <w:top w:w="70" w:type="dxa"/>
+              <w:bottom w:w="70" w:type="dxa"/>
+              <w:left w:w="120" w:type="dxa"/>
+              <w:right w:w="120" w:type="dxa"/>
+            </w:tcMar>
+          </w:tcPr>
+          <w:p>
+            <w:pPr>
+              <w:spacing w:before="0" w:after="0"/>
+            </w:pPr>
+            <w:r>
+              <w:rPr>
+                <w:rFonts w:ascii="Arial" w:hAnsi="Arial"/>
+                <w:sz w:val="18"/>
+                <w:color w:val="374151"/>
+              </w:rPr>
+              <w:t xml:space="preserve">プレビュー表示中に「編集」タブをクリック</w:t>
+            </w:r>
+          </w:p>
+        </w:tc>
+        <w:tc>
+          <w:tcPr>
+            <w:tcW w:w="2800" w:type="dxa"/>
+            <w:shd w:val="clear" w:color="auto" w:fill="F8FAFC"/>
+            <w:tcMar>
+              <w:top w:w="70" w:type="dxa"/>
+              <w:bottom w:w="70" w:type="dxa"/>
+              <w:left w:w="120" w:type="dxa"/>
+              <w:right w:w="120" w:type="dxa"/>
+            </w:tcMar>
+          </w:tcPr>
+          <w:p>
+            <w:pPr>
+              <w:spacing w:before="0" w:after="0"/>
+            </w:pPr>
+            <w:r>
+              <w:rPr>
+                <w:rFonts w:ascii="Arial" w:hAnsi="Arial"/>
+                <w:sz w:val="18"/>
+                <w:color w:val="374151"/>
+              </w:rPr>
+              <w:t xml:space="preserve">テキストエリアに戻り入力内容が保持されている</w:t>
+            </w:r>
+          </w:p>
+        </w:tc>
+        <w:tc>
+          <w:tcPr>
+            <w:tcW w:w="660" w:type="dxa"/>
+            <w:shd w:val="clear" w:color="auto" w:fill="F8FAFC"/>
+            <w:tcMar>
+              <w:top w:w="70" w:type="dxa"/>
+              <w:bottom w:w="70" w:type="dxa"/>
+              <w:left w:w="120" w:type="dxa"/>
+              <w:right w:w="120" w:type="dxa"/>
+            </w:tcMar>
+          </w:tcPr>
+          <w:p>
+            <w:pPr>
+              <w:spacing w:before="0" w:after="0"/>
+            </w:pPr>
+            <w:r>
+              <w:rPr>
+                <w:rFonts w:ascii="Arial" w:hAnsi="Arial"/>
+                <w:sz w:val="18"/>
+                <w:color w:val="374151"/>
+              </w:rPr>
+              <w:t xml:space="preserve">正常</w:t>
+            </w:r>
+          </w:p>
+        </w:tc>
+      </w:tr>
+      <w:tr>
+        <w:tc>
+          <w:tcPr>
+            <w:tcW w:w="900" w:type="dxa"/>
+            <w:shd w:val="clear" w:color="auto" w:fill="FFFFFF"/>
+            <w:tcMar>
+              <w:top w:w="70" w:type="dxa"/>
+              <w:bottom w:w="70" w:type="dxa"/>
+              <w:left w:w="120" w:type="dxa"/>
+              <w:right w:w="120" w:type="dxa"/>
+            </w:tcMar>
+          </w:tcPr>
+          <w:p>
+            <w:pPr>
+              <w:spacing w:before="0" w:after="0"/>
+            </w:pPr>
+            <w:r>
+              <w:rPr>
+                <w:rFonts w:ascii="Arial" w:hAnsi="Arial"/>
+                <w:sz w:val="18"/>
+                <w:color w:val="374151"/>
+              </w:rPr>
+              <w:t xml:space="preserve">T-MC07</w:t>
+            </w:r>
+          </w:p>
+        </w:tc>
+        <w:tc>
+          <w:tcPr>
+            <w:tcW w:w="2000" w:type="dxa"/>
+            <w:shd w:val="clear" w:color="auto" w:fill="FFFFFF"/>
+            <w:tcMar>
+              <w:top w:w="70" w:type="dxa"/>
+              <w:bottom w:w="70" w:type="dxa"/>
+              <w:left w:w="120" w:type="dxa"/>
+              <w:right w:w="120" w:type="dxa"/>
+            </w:tcMar>
+          </w:tcPr>
+          <w:p>
+            <w:pPr>
+              <w:spacing w:before="0" w:after="0"/>
+            </w:pPr>
+            <w:r>
+              <w:rPr>
+                <w:rFonts w:ascii="Arial" w:hAnsi="Arial"/>
+                <w:sz w:val="18"/>
+                <w:color w:val="374151"/>
+              </w:rPr>
+              <w:t xml:space="preserve">太字ボタン</w:t>
+            </w:r>
+          </w:p>
+        </w:tc>
+        <w:tc>
+          <w:tcPr>
+            <w:tcW w:w="1500" w:type="dxa"/>
+            <w:shd w:val="clear" w:color="auto" w:fill="FFFFFF"/>
+            <w:tcMar>
+              <w:top w:w="70" w:type="dxa"/>
+              <w:bottom w:w="70" w:type="dxa"/>
+              <w:left w:w="120" w:type="dxa"/>
+              <w:right w:w="120" w:type="dxa"/>
+            </w:tcMar>
+          </w:tcPr>
+          <w:p>
+            <w:pPr>
+              <w:spacing w:before="0" w:after="0"/>
+            </w:pPr>
+            <w:r>
+              <w:rPr>
+                <w:rFonts w:ascii="Arial" w:hAnsi="Arial"/>
+                <w:sz w:val="18"/>
+                <w:color w:val="374151"/>
+              </w:rPr>
+              <w:t xml:space="preserve">評価結果画面</w:t>
+            </w:r>
+          </w:p>
+        </w:tc>
+        <w:tc>
+          <w:tcPr>
+            <w:tcW w:w="2500" w:type="dxa"/>
+            <w:shd w:val="clear" w:color="auto" w:fill="FFFFFF"/>
+            <w:tcMar>
+              <w:top w:w="70" w:type="dxa"/>
+              <w:bottom w:w="70" w:type="dxa"/>
+              <w:left w:w="120" w:type="dxa"/>
+              <w:right w:w="120" w:type="dxa"/>
+            </w:tcMar>
+          </w:tcPr>
+          <w:p>
+            <w:pPr>
+              <w:spacing w:before="0" w:after="0"/>
+            </w:pPr>
+            <w:r>
+              <w:rPr>
+                <w:rFonts w:ascii="Arial" w:hAnsi="Arial"/>
+                <w:sz w:val="18"/>
+                <w:color w:val="374151"/>
+              </w:rPr>
+              <w:t xml:space="preserve">テキストを選択してBボタンをクリック</w:t>
+            </w:r>
+          </w:p>
+        </w:tc>
+        <w:tc>
+          <w:tcPr>
+            <w:tcW w:w="2800" w:type="dxa"/>
+            <w:shd w:val="clear" w:color="auto" w:fill="FFFFFF"/>
+            <w:tcMar>
+              <w:top w:w="70" w:type="dxa"/>
+              <w:bottom w:w="70" w:type="dxa"/>
+              <w:left w:w="120" w:type="dxa"/>
+              <w:right w:w="120" w:type="dxa"/>
+            </w:tcMar>
+          </w:tcPr>
+          <w:p>
+            <w:pPr>
+              <w:spacing w:before="0" w:after="0"/>
+            </w:pPr>
+            <w:r>
+              <w:rPr>
+                <w:rFonts w:ascii="Arial" w:hAnsi="Arial"/>
+                <w:sz w:val="18"/>
+                <w:color w:val="374151"/>
+              </w:rPr>
+              <w:t xml:space="preserve">テキストが **選択テキスト** で囲まれる</w:t>
+            </w:r>
+          </w:p>
+        </w:tc>
+        <w:tc>
+          <w:tcPr>
+            <w:tcW w:w="660" w:type="dxa"/>
+            <w:shd w:val="clear" w:color="auto" w:fill="FFFFFF"/>
+            <w:tcMar>
+              <w:top w:w="70" w:type="dxa"/>
+              <w:bottom w:w="70" w:type="dxa"/>
+              <w:left w:w="120" w:type="dxa"/>
+              <w:right w:w="120" w:type="dxa"/>
+            </w:tcMar>
+          </w:tcPr>
+          <w:p>
+            <w:pPr>
+              <w:spacing w:before="0" w:after="0"/>
+            </w:pPr>
+            <w:r>
+              <w:rPr>
+                <w:rFonts w:ascii="Arial" w:hAnsi="Arial"/>
+                <w:sz w:val="18"/>
+                <w:color w:val="374151"/>
+              </w:rPr>
+              <w:t xml:space="preserve">正常</w:t>
+            </w:r>
+          </w:p>
+        </w:tc>
+      </w:tr>
+      <w:tr>
+        <w:tc>
+          <w:tcPr>
+            <w:tcW w:w="900" w:type="dxa"/>
+            <w:shd w:val="clear" w:color="auto" w:fill="F8FAFC"/>
+            <w:tcMar>
+              <w:top w:w="70" w:type="dxa"/>
+              <w:bottom w:w="70" w:type="dxa"/>
+              <w:left w:w="120" w:type="dxa"/>
+              <w:right w:w="120" w:type="dxa"/>
+            </w:tcMar>
+          </w:tcPr>
+          <w:p>
+            <w:pPr>
+              <w:spacing w:before="0" w:after="0"/>
+            </w:pPr>
+            <w:r>
+              <w:rPr>
+                <w:rFonts w:ascii="Arial" w:hAnsi="Arial"/>
+                <w:sz w:val="18"/>
+                <w:color w:val="374151"/>
+              </w:rPr>
+              <w:t xml:space="preserve">T-MC08</w:t>
+            </w:r>
+          </w:p>
+        </w:tc>
+        <w:tc>
+          <w:tcPr>
+            <w:tcW w:w="2000" w:type="dxa"/>
+            <w:shd w:val="clear" w:color="auto" w:fill="F8FAFC"/>
+            <w:tcMar>
+              <w:top w:w="70" w:type="dxa"/>
+              <w:bottom w:w="70" w:type="dxa"/>
+              <w:left w:w="120" w:type="dxa"/>
+              <w:right w:w="120" w:type="dxa"/>
+            </w:tcMar>
+          </w:tcPr>
+          <w:p>
+            <w:pPr>
+              <w:spacing w:before="0" w:after="0"/>
+            </w:pPr>
+            <w:r>
+              <w:rPr>
+                <w:rFonts w:ascii="Arial" w:hAnsi="Arial"/>
+                <w:sz w:val="18"/>
+                <w:color w:val="374151"/>
+              </w:rPr>
+              <w:t xml:space="preserve">PDFレポートへの反映</w:t>
+            </w:r>
+          </w:p>
+        </w:tc>
+        <w:tc>
+          <w:tcPr>
+            <w:tcW w:w="1500" w:type="dxa"/>
+            <w:shd w:val="clear" w:color="auto" w:fill="F8FAFC"/>
+            <w:tcMar>
+              <w:top w:w="70" w:type="dxa"/>
+              <w:bottom w:w="70" w:type="dxa"/>
+              <w:left w:w="120" w:type="dxa"/>
+              <w:right w:w="120" w:type="dxa"/>
+            </w:tcMar>
+          </w:tcPr>
+          <w:p>
+            <w:pPr>
+              <w:spacing w:before="0" w:after="0"/>
+            </w:pPr>
+            <w:r>
+              <w:rPr>
+                <w:rFonts w:ascii="Arial" w:hAnsi="Arial"/>
+                <w:sz w:val="18"/>
+                <w:color w:val="374151"/>
+              </w:rPr>
+              <w:t xml:space="preserve">評価結果画面</w:t>
+            </w:r>
+          </w:p>
+        </w:tc>
+        <w:tc>
+          <w:tcPr>
+            <w:tcW w:w="2500" w:type="dxa"/>
+            <w:shd w:val="clear" w:color="auto" w:fill="F8FAFC"/>
+            <w:tcMar>
+              <w:top w:w="70" w:type="dxa"/>
+              <w:bottom w:w="70" w:type="dxa"/>
+              <w:left w:w="120" w:type="dxa"/>
+              <w:right w:w="120" w:type="dxa"/>
+            </w:tcMar>
+          </w:tcPr>
+          <w:p>
+            <w:pPr>
+              <w:spacing w:before="0" w:after="0"/>
+            </w:pPr>
+            <w:r>
+              <w:rPr>
+                <w:rFonts w:ascii="Arial" w:hAnsi="Arial"/>
+                <w:sz w:val="18"/>
+                <w:color w:val="374151"/>
+              </w:rPr>
+              <w:t xml:space="preserve">総合評価コメントを入力してPDFレポートを出力</w:t>
+            </w:r>
+          </w:p>
+        </w:tc>
+        <w:tc>
+          <w:tcPr>
+            <w:tcW w:w="2800" w:type="dxa"/>
+            <w:shd w:val="clear" w:color="auto" w:fill="F8FAFC"/>
+            <w:tcMar>
+              <w:top w:w="70" w:type="dxa"/>
+              <w:bottom w:w="70" w:type="dxa"/>
+              <w:left w:w="120" w:type="dxa"/>
+              <w:right w:w="120" w:type="dxa"/>
+            </w:tcMar>
+          </w:tcPr>
+          <w:p>
+            <w:pPr>
+              <w:spacing w:before="0" w:after="0"/>
+            </w:pPr>
+            <w:r>
+              <w:rPr>
+                <w:rFonts w:ascii="Arial" w:hAnsi="Arial"/>
+                <w:sz w:val="18"/>
+                <w:color w:val="374151"/>
+              </w:rPr>
+              <w:t xml:space="preserve">PDFにセクション別スコアの前に「総合評価コメント」ページが追加される</w:t>
+            </w:r>
+          </w:p>
+        </w:tc>
+        <w:tc>
+          <w:tcPr>
+            <w:tcW w:w="660" w:type="dxa"/>
+            <w:shd w:val="clear" w:color="auto" w:fill="F8FAFC"/>
+            <w:tcMar>
+              <w:top w:w="70" w:type="dxa"/>
+              <w:bottom w:w="70" w:type="dxa"/>
+              <w:left w:w="120" w:type="dxa"/>
+              <w:right w:w="120" w:type="dxa"/>
+            </w:tcMar>
+          </w:tcPr>
+          <w:p>
+            <w:pPr>
+              <w:spacing w:before="0" w:after="0"/>
+            </w:pPr>
+            <w:r>
+              <w:rPr>
+                <w:rFonts w:ascii="Arial" w:hAnsi="Arial"/>
+                <w:sz w:val="18"/>
+                <w:color w:val="374151"/>
+              </w:rPr>
+              <w:t xml:space="preserve">正常</w:t>
+            </w:r>
+          </w:p>
+        </w:tc>
+      </w:tr>
+      <w:tr>
+        <w:tc>
+          <w:tcPr>
+            <w:tcW w:w="900" w:type="dxa"/>
+            <w:shd w:val="clear" w:color="auto" w:fill="FFFFFF"/>
+            <w:tcMar>
+              <w:top w:w="70" w:type="dxa"/>
+              <w:bottom w:w="70" w:type="dxa"/>
+              <w:left w:w="120" w:type="dxa"/>
+              <w:right w:w="120" w:type="dxa"/>
+            </w:tcMar>
+          </w:tcPr>
+          <w:p>
+            <w:pPr>
+              <w:spacing w:before="0" w:after="0"/>
+            </w:pPr>
+            <w:r>
+              <w:rPr>
+                <w:rFonts w:ascii="Arial" w:hAnsi="Arial"/>
+                <w:sz w:val="18"/>
+                <w:color w:val="374151"/>
+              </w:rPr>
+              <w:t xml:space="preserve">T-MC09</w:t>
+            </w:r>
+          </w:p>
+        </w:tc>
+        <w:tc>
+          <w:tcPr>
+            <w:tcW w:w="2000" w:type="dxa"/>
+            <w:shd w:val="clear" w:color="auto" w:fill="FFFFFF"/>
+            <w:tcMar>
+              <w:top w:w="70" w:type="dxa"/>
+              <w:bottom w:w="70" w:type="dxa"/>
+              <w:left w:w="120" w:type="dxa"/>
+              <w:right w:w="120" w:type="dxa"/>
+            </w:tcMar>
+          </w:tcPr>
+          <w:p>
+            <w:pPr>
+              <w:spacing w:before="0" w:after="0"/>
+            </w:pPr>
+            <w:r>
+              <w:rPr>
+                <w:rFonts w:ascii="Arial" w:hAnsi="Arial"/>
+                <w:sz w:val="18"/>
+                <w:color w:val="374151"/>
+              </w:rPr>
+              <w:t xml:space="preserve">コメント未入力時のPDF</w:t>
+            </w:r>
+          </w:p>
+        </w:tc>
+        <w:tc>
+          <w:tcPr>
+            <w:tcW w:w="1500" w:type="dxa"/>
+            <w:shd w:val="clear" w:color="auto" w:fill="FFFFFF"/>
+            <w:tcMar>
+              <w:top w:w="70" w:type="dxa"/>
+              <w:bottom w:w="70" w:type="dxa"/>
+              <w:left w:w="120" w:type="dxa"/>
+              <w:right w:w="120" w:type="dxa"/>
+            </w:tcMar>
+          </w:tcPr>
+          <w:p>
+            <w:pPr>
+              <w:spacing w:before="0" w:after="0"/>
+            </w:pPr>
+            <w:r>
+              <w:rPr>
+                <w:rFonts w:ascii="Arial" w:hAnsi="Arial"/>
+                <w:sz w:val="18"/>
+                <w:color w:val="374151"/>
+              </w:rPr>
+              <w:t xml:space="preserve">評価結果画面</w:t>
+            </w:r>
+          </w:p>
+        </w:tc>
+        <w:tc>
+          <w:tcPr>
+            <w:tcW w:w="2500" w:type="dxa"/>
+            <w:shd w:val="clear" w:color="auto" w:fill="FFFFFF"/>
+            <w:tcMar>
+              <w:top w:w="70" w:type="dxa"/>
+              <w:bottom w:w="70" w:type="dxa"/>
+              <w:left w:w="120" w:type="dxa"/>
+              <w:right w:w="120" w:type="dxa"/>
+            </w:tcMar>
+          </w:tcPr>
+          <w:p>
+            <w:pPr>
+              <w:spacing w:before="0" w:after="0"/>
+            </w:pPr>
+            <w:r>
+              <w:rPr>
+                <w:rFonts w:ascii="Arial" w:hAnsi="Arial"/>
+                <w:sz w:val="18"/>
+                <w:color w:val="374151"/>
+              </w:rPr>
+              <w:t xml:space="preserve">総合評価コメント欄を空にしてPDFレポートを出力</w:t>
+            </w:r>
+          </w:p>
+        </w:tc>
+        <w:tc>
+          <w:tcPr>
+            <w:tcW w:w="2800" w:type="dxa"/>
+            <w:shd w:val="clear" w:color="auto" w:fill="FFFFFF"/>
+            <w:tcMar>
+              <w:top w:w="70" w:type="dxa"/>
+              <w:bottom w:w="70" w:type="dxa"/>
+              <w:left w:w="120" w:type="dxa"/>
+              <w:right w:w="120" w:type="dxa"/>
+            </w:tcMar>
+          </w:tcPr>
+          <w:p>
+            <w:pPr>
+              <w:spacing w:before="0" w:after="0"/>
+            </w:pPr>
+            <w:r>
+              <w:rPr>
+                <w:rFonts w:ascii="Arial" w:hAnsi="Arial"/>
+                <w:sz w:val="18"/>
+                <w:color w:val="374151"/>
+              </w:rPr>
+              <w:t xml:space="preserve">PDFに総合評価コメントページは追加されない</w:t>
+            </w:r>
+          </w:p>
+        </w:tc>
+        <w:tc>
+          <w:tcPr>
+            <w:tcW w:w="660" w:type="dxa"/>
+            <w:shd w:val="clear" w:color="auto" w:fill="FFFFFF"/>
+            <w:tcMar>
+              <w:top w:w="70" w:type="dxa"/>
+              <w:bottom w:w="70" w:type="dxa"/>
+              <w:left w:w="120" w:type="dxa"/>
+              <w:right w:w="120" w:type="dxa"/>
+            </w:tcMar>
+          </w:tcPr>
+          <w:p>
+            <w:pPr>
+              <w:spacing w:before="0" w:after="0"/>
+            </w:pPr>
+            <w:r>
+              <w:rPr>
+                <w:rFonts w:ascii="Arial" w:hAnsi="Arial"/>
+                <w:sz w:val="18"/>
+                <w:color w:val="374151"/>
+              </w:rPr>
+              <w:t xml:space="preserve">正常</w:t>
+            </w:r>
+          </w:p>
+        </w:tc>
+      </w:tr>
+      <w:tr>
+        <w:tc>
+          <w:tcPr>
+            <w:tcW w:w="900" w:type="dxa"/>
+            <w:shd w:val="clear" w:color="auto" w:fill="F8FAFC"/>
+            <w:tcMar>
+              <w:top w:w="70" w:type="dxa"/>
+              <w:bottom w:w="70" w:type="dxa"/>
+              <w:left w:w="120" w:type="dxa"/>
+              <w:right w:w="120" w:type="dxa"/>
+            </w:tcMar>
+          </w:tcPr>
+          <w:p>
+            <w:pPr>
+              <w:spacing w:before="0" w:after="0"/>
+            </w:pPr>
+            <w:r>
+              <w:rPr>
+                <w:rFonts w:ascii="Arial" w:hAnsi="Arial"/>
+                <w:sz w:val="18"/>
+                <w:color w:val="374151"/>
+              </w:rPr>
+              <w:t xml:space="preserve">T-MC10</w:t>
+            </w:r>
+          </w:p>
+        </w:tc>
+        <w:tc>
+          <w:tcPr>
+            <w:tcW w:w="2000" w:type="dxa"/>
+            <w:shd w:val="clear" w:color="auto" w:fill="F8FAFC"/>
+            <w:tcMar>
+              <w:top w:w="70" w:type="dxa"/>
+              <w:bottom w:w="70" w:type="dxa"/>
+              <w:left w:w="120" w:type="dxa"/>
+              <w:right w:w="120" w:type="dxa"/>
+            </w:tcMar>
+          </w:tcPr>
+          <w:p>
+            <w:pPr>
+              <w:spacing w:before="0" w:after="0"/>
+            </w:pPr>
+            <w:r>
+              <w:rPr>
+                <w:rFonts w:ascii="Arial" w:hAnsi="Arial"/>
+                <w:sz w:val="18"/>
+                <w:color w:val="374151"/>
+              </w:rPr>
+              <w:t xml:space="preserve">コメントの保存</w:t>
+            </w:r>
+          </w:p>
+        </w:tc>
+        <w:tc>
+          <w:tcPr>
+            <w:tcW w:w="1500" w:type="dxa"/>
+            <w:shd w:val="clear" w:color="auto" w:fill="F8FAFC"/>
+            <w:tcMar>
+              <w:top w:w="70" w:type="dxa"/>
+              <w:bottom w:w="70" w:type="dxa"/>
+              <w:left w:w="120" w:type="dxa"/>
+              <w:right w:w="120" w:type="dxa"/>
+            </w:tcMar>
+          </w:tcPr>
+          <w:p>
+            <w:pPr>
+              <w:spacing w:before="0" w:after="0"/>
+            </w:pPr>
+            <w:r>
+              <w:rPr>
+                <w:rFonts w:ascii="Arial" w:hAnsi="Arial"/>
+                <w:sz w:val="18"/>
+                <w:color w:val="374151"/>
+              </w:rPr>
+              <w:t xml:space="preserve">評価結果画面</w:t>
+            </w:r>
+          </w:p>
+        </w:tc>
+        <w:tc>
+          <w:tcPr>
+            <w:tcW w:w="2500" w:type="dxa"/>
+            <w:shd w:val="clear" w:color="auto" w:fill="F8FAFC"/>
+            <w:tcMar>
+              <w:top w:w="70" w:type="dxa"/>
+              <w:bottom w:w="70" w:type="dxa"/>
+              <w:left w:w="120" w:type="dxa"/>
+              <w:right w:w="120" w:type="dxa"/>
+            </w:tcMar>
+          </w:tcPr>
+          <w:p>
+            <w:pPr>
+              <w:spacing w:before="0" w:after="0"/>
+            </w:pPr>
+            <w:r>
+              <w:rPr>
+                <w:rFonts w:ascii="Arial" w:hAnsi="Arial"/>
+                <w:sz w:val="18"/>
+                <w:color w:val="374151"/>
+              </w:rPr>
+              <w:t xml:space="preserve">総合評価コメント入力後に「💾 保存」をクリック</w:t>
+            </w:r>
+          </w:p>
+        </w:tc>
+        <w:tc>
+          <w:tcPr>
+            <w:tcW w:w="2800" w:type="dxa"/>
+            <w:shd w:val="clear" w:color="auto" w:fill="F8FAFC"/>
+            <w:tcMar>
+              <w:top w:w="70" w:type="dxa"/>
+              <w:bottom w:w="70" w:type="dxa"/>
+              <w:left w:w="120" w:type="dxa"/>
+              <w:right w:w="120" w:type="dxa"/>
+            </w:tcMar>
+          </w:tcPr>
+          <w:p>
+            <w:pPr>
+              <w:spacing w:before="0" w:after="0"/>
+            </w:pPr>
+            <w:r>
+              <w:rPr>
+                <w:rFonts w:ascii="Arial" w:hAnsi="Arial"/>
+                <w:sz w:val="18"/>
+                <w:color w:val="374151"/>
+              </w:rPr>
+              <w:t xml:space="preserve">保存されたJSONファイル内に summaryComment フィールドが含まれる</w:t>
+            </w:r>
+          </w:p>
+        </w:tc>
+        <w:tc>
+          <w:tcPr>
+            <w:tcW w:w="660" w:type="dxa"/>
+            <w:shd w:val="clear" w:color="auto" w:fill="F8FAFC"/>
+            <w:tcMar>
+              <w:top w:w="70" w:type="dxa"/>
+              <w:bottom w:w="70" w:type="dxa"/>
+              <w:left w:w="120" w:type="dxa"/>
+              <w:right w:w="120" w:type="dxa"/>
+            </w:tcMar>
+          </w:tcPr>
+          <w:p>
+            <w:pPr>
+              <w:spacing w:before="0" w:after="0"/>
+            </w:pPr>
+            <w:r>
+              <w:rPr>
+                <w:rFonts w:ascii="Arial" w:hAnsi="Arial"/>
+                <w:sz w:val="18"/>
+                <w:color w:val="374151"/>
+              </w:rPr>
+              <w:t xml:space="preserve">正常</w:t>
+            </w:r>
+          </w:p>
+        </w:tc>
+      </w:tr>
+      <w:tr>
+        <w:tc>
+          <w:tcPr>
+            <w:tcW w:w="900" w:type="dxa"/>
+            <w:shd w:val="clear" w:color="auto" w:fill="FFFFFF"/>
+            <w:tcMar>
+              <w:top w:w="70" w:type="dxa"/>
+              <w:bottom w:w="70" w:type="dxa"/>
+              <w:left w:w="120" w:type="dxa"/>
+              <w:right w:w="120" w:type="dxa"/>
+            </w:tcMar>
+          </w:tcPr>
+          <w:p>
+            <w:pPr>
+              <w:spacing w:before="0" w:after="0"/>
+            </w:pPr>
+            <w:r>
+              <w:rPr>
+                <w:rFonts w:ascii="Arial" w:hAnsi="Arial"/>
+                <w:sz w:val="18"/>
+                <w:color w:val="374151"/>
+              </w:rPr>
+              <w:t xml:space="preserve">T-MC11</w:t>
+            </w:r>
+          </w:p>
+        </w:tc>
+        <w:tc>
+          <w:tcPr>
+            <w:tcW w:w="2000" w:type="dxa"/>
+            <w:shd w:val="clear" w:color="auto" w:fill="FFFFFF"/>
+            <w:tcMar>
+              <w:top w:w="70" w:type="dxa"/>
+              <w:bottom w:w="70" w:type="dxa"/>
+              <w:left w:w="120" w:type="dxa"/>
+              <w:right w:w="120" w:type="dxa"/>
+            </w:tcMar>
+          </w:tcPr>
+          <w:p>
+            <w:pPr>
+              <w:spacing w:before="0" w:after="0"/>
+            </w:pPr>
+            <w:r>
+              <w:rPr>
+                <w:rFonts w:ascii="Arial" w:hAnsi="Arial"/>
+                <w:sz w:val="18"/>
+                <w:color w:val="374151"/>
+              </w:rPr>
+              <w:t xml:space="preserve">コメントの読み込み復元</w:t>
+            </w:r>
+          </w:p>
+        </w:tc>
+        <w:tc>
+          <w:tcPr>
+            <w:tcW w:w="1500" w:type="dxa"/>
+            <w:shd w:val="clear" w:color="auto" w:fill="FFFFFF"/>
+            <w:tcMar>
+              <w:top w:w="70" w:type="dxa"/>
+              <w:bottom w:w="70" w:type="dxa"/>
+              <w:left w:w="120" w:type="dxa"/>
+              <w:right w:w="120" w:type="dxa"/>
+            </w:tcMar>
+          </w:tcPr>
+          <w:p>
+            <w:pPr>
+              <w:spacing w:before="0" w:after="0"/>
+            </w:pPr>
+            <w:r>
+              <w:rPr>
+                <w:rFonts w:ascii="Arial" w:hAnsi="Arial"/>
+                <w:sz w:val="18"/>
+                <w:color w:val="374151"/>
+              </w:rPr>
+              <w:t xml:space="preserve">スタート画面</w:t>
+            </w:r>
+          </w:p>
+        </w:tc>
+        <w:tc>
+          <w:tcPr>
+            <w:tcW w:w="2500" w:type="dxa"/>
+            <w:shd w:val="clear" w:color="auto" w:fill="FFFFFF"/>
+            <w:tcMar>
+              <w:top w:w="70" w:type="dxa"/>
+              <w:bottom w:w="70" w:type="dxa"/>
+              <w:left w:w="120" w:type="dxa"/>
+              <w:right w:w="120" w:type="dxa"/>
+            </w:tcMar>
+          </w:tcPr>
+          <w:p>
+            <w:pPr>
+              <w:spacing w:before="0" w:after="0"/>
+            </w:pPr>
+            <w:r>
+              <w:rPr>
+                <w:rFonts w:ascii="Arial" w:hAnsi="Arial"/>
+                <w:sz w:val="18"/>
+                <w:color w:val="374151"/>
+              </w:rPr>
+              <w:t xml:space="preserve">総合評価コメントを含む保存ファイルを読み込む</w:t>
+            </w:r>
+          </w:p>
+        </w:tc>
+        <w:tc>
+          <w:tcPr>
+            <w:tcW w:w="2800" w:type="dxa"/>
+            <w:shd w:val="clear" w:color="auto" w:fill="FFFFFF"/>
+            <w:tcMar>
+              <w:top w:w="70" w:type="dxa"/>
+              <w:bottom w:w="70" w:type="dxa"/>
+              <w:left w:w="120" w:type="dxa"/>
+              <w:right w:w="120" w:type="dxa"/>
+            </w:tcMar>
+          </w:tcPr>
+          <w:p>
+            <w:pPr>
+              <w:spacing w:before="0" w:after="0"/>
+            </w:pPr>
+            <w:r>
+              <w:rPr>
+                <w:rFonts w:ascii="Arial" w:hAnsi="Arial"/>
+                <w:sz w:val="18"/>
+                <w:color w:val="374151"/>
+              </w:rPr>
+              <w:t xml:space="preserve">読み込み後に評価結果画面を開くと入力済みのコメントが復元されている</w:t>
+            </w:r>
+          </w:p>
+        </w:tc>
+        <w:tc>
+          <w:tcPr>
+            <w:tcW w:w="660" w:type="dxa"/>
+            <w:shd w:val="clear" w:color="auto" w:fill="FFFFFF"/>
+            <w:tcMar>
+              <w:top w:w="70" w:type="dxa"/>
+              <w:bottom w:w="70" w:type="dxa"/>
+              <w:left w:w="120" w:type="dxa"/>
+              <w:right w:w="120" w:type="dxa"/>
+            </w:tcMar>
+          </w:tcPr>
+          <w:p>
+            <w:pPr>
+              <w:spacing w:before="0" w:after="0"/>
+            </w:pPr>
+            <w:r>
+              <w:rPr>
+                <w:rFonts w:ascii="Arial" w:hAnsi="Arial"/>
+                <w:sz w:val="18"/>
+                <w:color w:val="374151"/>
+              </w:rPr>
+              <w:t xml:space="preserve">正常</w:t>
+            </w:r>
+          </w:p>
+        </w:tc>
+      </w:tr>
+      <w:tr>
+        <w:tc>
+          <w:tcPr>
+            <w:tcW w:w="900" w:type="dxa"/>
+            <w:shd w:val="clear" w:color="auto" w:fill="F8FAFC"/>
+            <w:tcMar>
+              <w:top w:w="70" w:type="dxa"/>
+              <w:bottom w:w="70" w:type="dxa"/>
+              <w:left w:w="120" w:type="dxa"/>
+              <w:right w:w="120" w:type="dxa"/>
+            </w:tcMar>
+          </w:tcPr>
+          <w:p>
+            <w:pPr>
+              <w:spacing w:before="0" w:after="0"/>
+            </w:pPr>
+            <w:r>
+              <w:rPr>
+                <w:rFonts w:ascii="Arial" w:hAnsi="Arial"/>
+                <w:sz w:val="18"/>
+                <w:color w:val="374151"/>
+              </w:rPr>
+              <w:t xml:space="preserve">T-MC12</w:t>
+            </w:r>
+          </w:p>
+        </w:tc>
+        <w:tc>
+          <w:tcPr>
+            <w:tcW w:w="2000" w:type="dxa"/>
+            <w:shd w:val="clear" w:color="auto" w:fill="F8FAFC"/>
+            <w:tcMar>
+              <w:top w:w="70" w:type="dxa"/>
+              <w:bottom w:w="70" w:type="dxa"/>
+              <w:left w:w="120" w:type="dxa"/>
+              <w:right w:w="120" w:type="dxa"/>
+            </w:tcMar>
+          </w:tcPr>
+          <w:p>
+            <w:pPr>
+              <w:spacing w:before="0" w:after="0"/>
+            </w:pPr>
+            <w:r>
+              <w:rPr>
+                <w:rFonts w:ascii="Arial" w:hAnsi="Arial"/>
+                <w:sz w:val="18"/>
+                <w:color w:val="374151"/>
+              </w:rPr>
+              <w:t xml:space="preserve">やり直し時のコメントクリア</w:t>
+            </w:r>
+          </w:p>
+        </w:tc>
+        <w:tc>
+          <w:tcPr>
+            <w:tcW w:w="1500" w:type="dxa"/>
+            <w:shd w:val="clear" w:color="auto" w:fill="F8FAFC"/>
+            <w:tcMar>
+              <w:top w:w="70" w:type="dxa"/>
+              <w:bottom w:w="70" w:type="dxa"/>
+              <w:left w:w="120" w:type="dxa"/>
+              <w:right w:w="120" w:type="dxa"/>
+            </w:tcMar>
+          </w:tcPr>
+          <w:p>
+            <w:pPr>
+              <w:spacing w:before="0" w:after="0"/>
+            </w:pPr>
+            <w:r>
+              <w:rPr>
+                <w:rFonts w:ascii="Arial" w:hAnsi="Arial"/>
+                <w:sz w:val="18"/>
+                <w:color w:val="374151"/>
+              </w:rPr>
+              <w:t xml:space="preserve">回答入力画面</w:t>
+            </w:r>
+          </w:p>
+        </w:tc>
+        <w:tc>
+          <w:tcPr>
+            <w:tcW w:w="2500" w:type="dxa"/>
+            <w:shd w:val="clear" w:color="auto" w:fill="F8FAFC"/>
+            <w:tcMar>
+              <w:top w:w="70" w:type="dxa"/>
+              <w:bottom w:w="70" w:type="dxa"/>
+              <w:left w:w="120" w:type="dxa"/>
+              <w:right w:w="120" w:type="dxa"/>
+            </w:tcMar>
+          </w:tcPr>
+          <w:p>
+            <w:pPr>
+              <w:spacing w:before="0" w:after="0"/>
+            </w:pPr>
+            <w:r>
+              <w:rPr>
+                <w:rFonts w:ascii="Arial" w:hAnsi="Arial"/>
+                <w:sz w:val="18"/>
+                <w:color w:val="374151"/>
+              </w:rPr>
+              <w:t xml:space="preserve">総合評価コメント入力後に「最初からやり直す」で確定</w:t>
+            </w:r>
+          </w:p>
+        </w:tc>
+        <w:tc>
+          <w:tcPr>
+            <w:tcW w:w="2800" w:type="dxa"/>
+            <w:shd w:val="clear" w:color="auto" w:fill="F8FAFC"/>
+            <w:tcMar>
+              <w:top w:w="70" w:type="dxa"/>
+              <w:bottom w:w="70" w:type="dxa"/>
+              <w:left w:w="120" w:type="dxa"/>
+              <w:right w:w="120" w:type="dxa"/>
+            </w:tcMar>
+          </w:tcPr>
+          <w:p>
+            <w:pPr>
+              <w:spacing w:before="0" w:after="0"/>
+            </w:pPr>
+            <w:r>
+              <w:rPr>
+                <w:rFonts w:ascii="Arial" w:hAnsi="Arial"/>
+                <w:sz w:val="18"/>
+                <w:color w:val="374151"/>
+              </w:rPr>
+              <w:t xml:space="preserve">総合評価コメントがクリアされる</w:t>
+            </w:r>
+          </w:p>
+        </w:tc>
+        <w:tc>
+          <w:tcPr>
+            <w:tcW w:w="660" w:type="dxa"/>
+            <w:shd w:val="clear" w:color="auto" w:fill="F8FAFC"/>
+            <w:tcMar>
+              <w:top w:w="70" w:type="dxa"/>
+              <w:bottom w:w="70" w:type="dxa"/>
+              <w:left w:w="120" w:type="dxa"/>
+              <w:right w:w="120" w:type="dxa"/>
+            </w:tcMar>
+          </w:tcPr>
+          <w:p>
+            <w:pPr>
+              <w:spacing w:before="0" w:after="0"/>
+            </w:pPr>
+            <w:r>
+              <w:rPr>
+                <w:rFonts w:ascii="Arial" w:hAnsi="Arial"/>
+                <w:sz w:val="18"/>
+                <w:color w:val="374151"/>
+              </w:rPr>
+              <w:t xml:space="preserve">正常</w:t>
+            </w:r>
+          </w:p>
+        </w:tc>
+      </w:tr>
+      <w:tr>
+        <w:tc>
+          <w:tcPr>
+            <w:tcW w:w="900" w:type="dxa"/>
+            <w:shd w:val="clear" w:color="auto" w:fill="FFFFFF"/>
+            <w:tcMar>
+              <w:top w:w="70" w:type="dxa"/>
+              <w:bottom w:w="70" w:type="dxa"/>
+              <w:left w:w="120" w:type="dxa"/>
+              <w:right w:w="120" w:type="dxa"/>
+            </w:tcMar>
+          </w:tcPr>
+          <w:p>
+            <w:pPr>
+              <w:spacing w:before="0" w:after="0"/>
+            </w:pPr>
+            <w:r>
+              <w:rPr>
+                <w:rFonts w:ascii="Arial" w:hAnsi="Arial"/>
+                <w:sz w:val="18"/>
+                <w:color w:val="374151"/>
+              </w:rPr>
+              <w:t xml:space="preserve">T-FN01</w:t>
+            </w:r>
+          </w:p>
+        </w:tc>
+        <w:tc>
+          <w:tcPr>
+            <w:tcW w:w="2000" w:type="dxa"/>
+            <w:shd w:val="clear" w:color="auto" w:fill="FFFFFF"/>
+            <w:tcMar>
+              <w:top w:w="70" w:type="dxa"/>
+              <w:bottom w:w="70" w:type="dxa"/>
+              <w:left w:w="120" w:type="dxa"/>
+              <w:right w:w="120" w:type="dxa"/>
+            </w:tcMar>
+          </w:tcPr>
+          <w:p>
+            <w:pPr>
+              <w:spacing w:before="0" w:after="0"/>
+            </w:pPr>
+            <w:r>
+              <w:rPr>
+                <w:rFonts w:ascii="Arial" w:hAnsi="Arial"/>
+                <w:sz w:val="18"/>
+                <w:color w:val="374151"/>
+              </w:rPr>
+              <w:t xml:space="preserve">ファイル名フレームワーク含む</w:t>
+            </w:r>
+          </w:p>
+        </w:tc>
+        <w:tc>
+          <w:tcPr>
+            <w:tcW w:w="1500" w:type="dxa"/>
+            <w:shd w:val="clear" w:color="auto" w:fill="FFFFFF"/>
+            <w:tcMar>
+              <w:top w:w="70" w:type="dxa"/>
+              <w:bottom w:w="70" w:type="dxa"/>
+              <w:left w:w="120" w:type="dxa"/>
+              <w:right w:w="120" w:type="dxa"/>
+            </w:tcMar>
+          </w:tcPr>
+          <w:p>
+            <w:pPr>
+              <w:spacing w:before="0" w:after="0"/>
+            </w:pPr>
+            <w:r>
+              <w:rPr>
+                <w:rFonts w:ascii="Arial" w:hAnsi="Arial"/>
+                <w:sz w:val="18"/>
+                <w:color w:val="374151"/>
+              </w:rPr>
+              <w:t xml:space="preserve">回答入力画面</w:t>
+            </w:r>
+          </w:p>
+        </w:tc>
+        <w:tc>
+          <w:tcPr>
+            <w:tcW w:w="2500" w:type="dxa"/>
+            <w:shd w:val="clear" w:color="auto" w:fill="FFFFFF"/>
+            <w:tcMar>
+              <w:top w:w="70" w:type="dxa"/>
+              <w:bottom w:w="70" w:type="dxa"/>
+              <w:left w:w="120" w:type="dxa"/>
+              <w:right w:w="120" w:type="dxa"/>
+            </w:tcMar>
+          </w:tcPr>
+          <w:p>
+            <w:pPr>
+              <w:spacing w:before="0" w:after="0"/>
+            </w:pPr>
+            <w:r>
+              <w:rPr>
+                <w:rFonts w:ascii="Arial" w:hAnsi="Arial"/>
+                <w:sz w:val="18"/>
+                <w:color w:val="374151"/>
+              </w:rPr>
+              <w:t xml:space="preserve">回答入力中に「💾 保存」をクリック</w:t>
+            </w:r>
+          </w:p>
+        </w:tc>
+        <w:tc>
+          <w:tcPr>
+            <w:tcW w:w="2800" w:type="dxa"/>
+            <w:shd w:val="clear" w:color="auto" w:fill="FFFFFF"/>
+            <w:tcMar>
+              <w:top w:w="70" w:type="dxa"/>
+              <w:bottom w:w="70" w:type="dxa"/>
+              <w:left w:w="120" w:type="dxa"/>
+              <w:right w:w="120" w:type="dxa"/>
+            </w:tcMar>
+          </w:tcPr>
+          <w:p>
+            <w:pPr>
+              <w:spacing w:before="0" w:after="0"/>
+            </w:pPr>
+            <w:r>
+              <w:rPr>
+                <w:rFonts w:ascii="Arial" w:hAnsi="Arial"/>
+                <w:sz w:val="18"/>
+                <w:color w:val="374151"/>
+              </w:rPr>
+              <w:t xml:space="preserve">ダウンロードされるファイル名に企業名・フレームワーク名・日付が含まれる</w:t>
+            </w:r>
+          </w:p>
+        </w:tc>
+        <w:tc>
+          <w:tcPr>
+            <w:tcW w:w="660" w:type="dxa"/>
+            <w:shd w:val="clear" w:color="auto" w:fill="FFFFFF"/>
+            <w:tcMar>
+              <w:top w:w="70" w:type="dxa"/>
+              <w:bottom w:w="70" w:type="dxa"/>
+              <w:left w:w="120" w:type="dxa"/>
+              <w:right w:w="120" w:type="dxa"/>
+            </w:tcMar>
+          </w:tcPr>
+          <w:p>
+            <w:pPr>
+              <w:spacing w:before="0" w:after="0"/>
+            </w:pPr>
+            <w:r>
+              <w:rPr>
+                <w:rFonts w:ascii="Arial" w:hAnsi="Arial"/>
+                <w:sz w:val="18"/>
+                <w:color w:val="374151"/>
+              </w:rPr>
+              <w:t xml:space="preserve">正常</w:t>
+            </w:r>
+          </w:p>
+        </w:tc>
+      </w:tr>
+      <w:tr>
+        <w:tc>
+          <w:tcPr>
+            <w:tcW w:w="900" w:type="dxa"/>
+            <w:shd w:val="clear" w:color="auto" w:fill="F8FAFC"/>
+            <w:tcMar>
+              <w:top w:w="70" w:type="dxa"/>
+              <w:bottom w:w="70" w:type="dxa"/>
+              <w:left w:w="120" w:type="dxa"/>
+              <w:right w:w="120" w:type="dxa"/>
+            </w:tcMar>
+          </w:tcPr>
+          <w:p>
+            <w:pPr>
+              <w:spacing w:before="0" w:after="0"/>
+            </w:pPr>
+            <w:r>
+              <w:rPr>
+                <w:rFonts w:ascii="Arial" w:hAnsi="Arial"/>
+                <w:sz w:val="18"/>
+                <w:color w:val="374151"/>
+              </w:rPr>
+              <w:t xml:space="preserve">T-HD01</w:t>
+            </w:r>
+          </w:p>
+        </w:tc>
+        <w:tc>
+          <w:tcPr>
+            <w:tcW w:w="2000" w:type="dxa"/>
+            <w:shd w:val="clear" w:color="auto" w:fill="F8FAFC"/>
+            <w:tcMar>
+              <w:top w:w="70" w:type="dxa"/>
+              <w:bottom w:w="70" w:type="dxa"/>
+              <w:left w:w="120" w:type="dxa"/>
+              <w:right w:w="120" w:type="dxa"/>
+            </w:tcMar>
+          </w:tcPr>
+          <w:p>
+            <w:pPr>
+              <w:spacing w:before="0" w:after="0"/>
+            </w:pPr>
+            <w:r>
+              <w:rPr>
+                <w:rFonts w:ascii="Arial" w:hAnsi="Arial"/>
+                <w:sz w:val="18"/>
+                <w:color w:val="374151"/>
+              </w:rPr>
+              <w:t xml:space="preserve">ハードコード表記なし</w:t>
+            </w:r>
+          </w:p>
+        </w:tc>
+        <w:tc>
+          <w:tcPr>
+            <w:tcW w:w="1500" w:type="dxa"/>
+            <w:shd w:val="clear" w:color="auto" w:fill="F8FAFC"/>
+            <w:tcMar>
+              <w:top w:w="70" w:type="dxa"/>
+              <w:bottom w:w="70" w:type="dxa"/>
+              <w:left w:w="120" w:type="dxa"/>
+              <w:right w:w="120" w:type="dxa"/>
+            </w:tcMar>
+          </w:tcPr>
+          <w:p>
+            <w:pPr>
+              <w:spacing w:before="0" w:after="0"/>
+            </w:pPr>
+            <w:r>
+              <w:rPr>
+                <w:rFonts w:ascii="Arial" w:hAnsi="Arial"/>
+                <w:sz w:val="18"/>
+                <w:color w:val="374151"/>
+              </w:rPr>
+              <w:t xml:space="preserve">評価結果画面</w:t>
+            </w:r>
+          </w:p>
+        </w:tc>
+        <w:tc>
+          <w:tcPr>
+            <w:tcW w:w="2500" w:type="dxa"/>
+            <w:shd w:val="clear" w:color="auto" w:fill="F8FAFC"/>
+            <w:tcMar>
+              <w:top w:w="70" w:type="dxa"/>
+              <w:bottom w:w="70" w:type="dxa"/>
+              <w:left w:w="120" w:type="dxa"/>
+              <w:right w:w="120" w:type="dxa"/>
+            </w:tcMar>
+          </w:tcPr>
+          <w:p>
+            <w:pPr>
+              <w:spacing w:before="0" w:after="0"/>
+            </w:pPr>
+            <w:r>
+              <w:rPr>
+                <w:rFonts w:ascii="Arial" w:hAnsi="Arial"/>
+                <w:sz w:val="18"/>
+                <w:color w:val="374151"/>
+              </w:rPr>
+              <w:t xml:space="preserve">評価結果画面を開く（NIST CSF で評価）</w:t>
+            </w:r>
+          </w:p>
+        </w:tc>
+        <w:tc>
+          <w:tcPr>
+            <w:tcW w:w="2800" w:type="dxa"/>
+            <w:shd w:val="clear" w:color="auto" w:fill="F8FAFC"/>
+            <w:tcMar>
+              <w:top w:w="70" w:type="dxa"/>
+              <w:bottom w:w="70" w:type="dxa"/>
+              <w:left w:w="120" w:type="dxa"/>
+              <w:right w:w="120" w:type="dxa"/>
+            </w:tcMar>
+          </w:tcPr>
+          <w:p>
+            <w:pPr>
+              <w:spacing w:before="0" w:after="0"/>
+            </w:pPr>
+            <w:r>
+              <w:rPr>
+                <w:rFonts w:ascii="Arial" w:hAnsi="Arial"/>
+                <w:sz w:val="18"/>
+                <w:color w:val="374151"/>
+              </w:rPr>
+              <w:t xml:space="preserve">タイトル下に「NIST SP 800-53 / CIS Controls 準拠」は表示されない</w:t>
+            </w:r>
+          </w:p>
+        </w:tc>
+        <w:tc>
+          <w:tcPr>
+            <w:tcW w:w="660" w:type="dxa"/>
+            <w:shd w:val="clear" w:color="auto" w:fill="F8FAFC"/>
+            <w:tcMar>
+              <w:top w:w="70" w:type="dxa"/>
+              <w:bottom w:w="70" w:type="dxa"/>
+              <w:left w:w="120" w:type="dxa"/>
+              <w:right w:w="120" w:type="dxa"/>
+            </w:tcMar>
+          </w:tcPr>
+          <w:p>
+            <w:pPr>
+              <w:spacing w:before="0" w:after="0"/>
+            </w:pPr>
+            <w:r>
+              <w:rPr>
+                <w:rFonts w:ascii="Arial" w:hAnsi="Arial"/>
+                <w:sz w:val="18"/>
+                <w:color w:val="374151"/>
+              </w:rPr>
+              <w:t xml:space="preserve">正常</w:t>
+            </w:r>
+          </w:p>
+        </w:tc>
+      </w:tr>
+    </w:tbl>
+    <w:p/>
     <w:p/>
     <w:p/>
     <w:p>
